--- a/00-首页/题组Word/习题书/第三篇-有机化学/9-杂环化合物与含杂原子有机物-教师版.docx
+++ b/00-首页/题组Word/习题书/第三篇-有机化学/9-杂环化合物与含杂原子有机物-教师版.docx
@@ -24131,12 +24131,70 @@
         </w:rPr>
         <w:t xml:space="preserve"> </w:t>
       </w:r>
-      <w:r>
-        <w:rPr>
-          <w:rFonts w:ascii="Times New Roman" w:hAnsi="Times New Roman" w:eastAsia="Times New Roman" w:cs="Times New Roman"/>
-        </w:rPr>
-        <w:t xml:space="preserve">$\begin{array}{c:c} \mid &amp; \parallel \\ \mathrm{OH} &amp; \mathrm{O} \end{array}$</w:t>
-      </w:r>
+      <m:oMath>
+        <m:m>
+          <m:mPr>
+            <m:baseJc m:val="center"/>
+            <m:plcHide m:val="on"/>
+            <m:mcs>
+              <m:mc>
+                <m:mcPr>
+                  <m:mcJc m:val="center"/>
+                  <m:count m:val="1"/>
+                </m:mcPr>
+              </m:mc>
+              <m:mc>
+                <m:mcPr>
+                  <m:mcJc m:val="center"/>
+                  <m:count m:val="1"/>
+                </m:mcPr>
+              </m:mc>
+            </m:mcs>
+          </m:mPr>
+          <m:mr>
+            <m:e>
+              <m:r>
+                <m:rPr>
+                  <m:sty m:val="p"/>
+                </m:rPr>
+                <m:t>∣</m:t>
+              </m:r>
+            </m:e>
+            <m:e>
+              <m:r>
+                <m:rPr>
+                  <m:sty m:val="p"/>
+                </m:rPr>
+                <m:t>∥</m:t>
+              </m:r>
+            </m:e>
+          </m:mr>
+          <m:mr>
+            <m:e>
+              <m:r>
+                <m:rPr>
+                  <m:sty m:val="p"/>
+                </m:rPr>
+                <m:t>O</m:t>
+              </m:r>
+              <m:r>
+                <m:rPr>
+                  <m:sty m:val="p"/>
+                </m:rPr>
+                <m:t>H</m:t>
+              </m:r>
+            </m:e>
+            <m:e>
+              <m:r>
+                <m:rPr>
+                  <m:sty m:val="p"/>
+                </m:rPr>
+                <m:t>O</m:t>
+              </m:r>
+            </m:e>
+          </m:mr>
+        </m:m>
+      </m:oMath>
       <w:r>
         <w:rPr>
           <w:rFonts w:ascii="Times New Roman" w:hAnsi="Times New Roman" w:eastAsia="Times New Roman" w:cs="Times New Roman"/>

--- a/00-首页/题组Word/习题书/第三篇-有机化学/9-杂环化合物与含杂原子有机物-教师版.docx
+++ b/00-首页/题组Word/习题书/第三篇-有机化学/9-杂环化合物与含杂原子有机物-教师版.docx
@@ -2,7 +2,7 @@
 <file path=word/document.xml><?xml version="1.0" encoding="utf-8"?>
 <w:document xmlns:w="http://schemas.openxmlformats.org/wordprocessingml/2006/main" xmlns:m="http://schemas.openxmlformats.org/officeDocument/2006/math" xmlns:r="http://schemas.openxmlformats.org/officeDocument/2006/relationships" xmlns:o="urn:schemas-microsoft-com:office:office" xmlns:v="urn:schemas-microsoft-com:vml" xmlns:w10="urn:schemas-microsoft-com:office:word" xmlns:a="http://schemas.openxmlformats.org/drawingml/2006/main" xmlns:pic="http://schemas.openxmlformats.org/drawingml/2006/picture" xmlns:wp="http://schemas.openxmlformats.org/drawingml/2006/wordprocessingDrawing">
   <w:body>
-    <w:bookmarkStart w:id="380" w:name="第-9-章-杂环化合物与含杂原子有机物"/>
+    <w:bookmarkStart w:id="396" w:name="第-9-章-杂环化合物与含杂原子有机物"/>
     <w:p>
       <w:pPr>
         <w:pStyle w:val="Heading1"/>
@@ -37419,7 +37419,7 @@
       </w:r>
     </w:p>
     <w:bookmarkEnd w:id="280"/>
-    <w:bookmarkStart w:id="284" w:name="化合物x五实验推断葡萄糖"/>
+    <w:bookmarkStart w:id="296" w:name="卟啉生物导弹导向载体"/>
     <w:p>
       <w:pPr>
         <w:pStyle w:val="Heading2"/>
@@ -37430,6 +37430,2015 @@
           <w:rFonts w:ascii="Times New Roman" w:hAnsi="Times New Roman" w:eastAsia="Times New Roman" w:cs="Times New Roman"/>
         </w:rPr>
         <w:t xml:space="preserve">9.27 </w:t>
+      </w:r>
+      <w:r>
+        <w:rPr>
+          <w:rFonts w:hint="eastAsia" w:ascii="Times New Roman" w:hAnsi="Times New Roman" w:eastAsia="SimHei" w:cs="Times New Roman"/>
+        </w:rPr>
+        <w:t xml:space="preserve">卟啉生物导弹导向载体</w:t>
+      </w:r>
+    </w:p>
+    <w:p>
+      <w:pPr>
+        <w:pStyle w:val="FirstParagraph"/>
+      </w:pPr>
+      <w:r>
+        <w:rPr>
+          <w:rFonts w:hint="eastAsia" w:ascii="Times New Roman" w:hAnsi="Times New Roman" w:eastAsia="FangSong" w:cs="Times New Roman"/>
+        </w:rPr>
+        <w:t>癌症又称为恶性肿瘤</w:t>
+      </w:r>
+      <w:r>
+        <w:rPr>
+          <w:rFonts w:hint="eastAsia" w:ascii="Times New Roman" w:hAnsi="Times New Roman" w:eastAsia="Times New Roman" w:cs="Times New Roman"/>
+        </w:rPr>
+        <w:t>，</w:t>
+      </w:r>
+      <w:r>
+        <w:rPr>
+          <w:rFonts w:hint="eastAsia" w:ascii="Times New Roman" w:hAnsi="Times New Roman" w:eastAsia="FangSong" w:cs="Times New Roman"/>
+        </w:rPr>
+        <w:t>治疗癌症的传统方法是采用放疗和化疗</w:t>
+      </w:r>
+      <w:r>
+        <w:rPr>
+          <w:rFonts w:hint="eastAsia" w:ascii="Times New Roman" w:hAnsi="Times New Roman" w:eastAsia="Times New Roman" w:cs="Times New Roman"/>
+        </w:rPr>
+        <w:t>，</w:t>
+      </w:r>
+      <w:r>
+        <w:rPr>
+          <w:rFonts w:hint="eastAsia" w:ascii="Times New Roman" w:hAnsi="Times New Roman" w:eastAsia="FangSong" w:cs="Times New Roman"/>
+        </w:rPr>
+        <w:t>但这些方法对病情缓解率很低</w:t>
+      </w:r>
+      <w:r>
+        <w:rPr>
+          <w:rFonts w:hint="eastAsia" w:ascii="Times New Roman" w:hAnsi="Times New Roman" w:eastAsia="Times New Roman" w:cs="Times New Roman"/>
+        </w:rPr>
+        <w:t>。</w:t>
+      </w:r>
+      <w:r>
+        <w:rPr>
+          <w:rFonts w:hint="eastAsia" w:ascii="Times New Roman" w:hAnsi="Times New Roman" w:eastAsia="FangSong" w:cs="Times New Roman"/>
+        </w:rPr>
+        <w:t>近年来</w:t>
+      </w:r>
+      <w:r>
+        <w:rPr>
+          <w:rFonts w:hint="eastAsia" w:ascii="Times New Roman" w:hAnsi="Times New Roman" w:eastAsia="Times New Roman" w:cs="Times New Roman"/>
+        </w:rPr>
+        <w:t>，</w:t>
+      </w:r>
+      <w:r>
+        <w:rPr>
+          <w:rFonts w:hint="eastAsia" w:ascii="Times New Roman" w:hAnsi="Times New Roman" w:eastAsia="FangSong" w:cs="Times New Roman"/>
+        </w:rPr>
+        <w:t>利用</w:t>
+      </w:r>
+      <w:r>
+        <w:rPr>
+          <w:rFonts w:hint="eastAsia" w:ascii="Times New Roman" w:hAnsi="Times New Roman" w:eastAsia="Times New Roman" w:cs="Times New Roman"/>
+        </w:rPr>
+        <w:t>”</w:t>
+      </w:r>
+      <w:r>
+        <w:rPr>
+          <w:rFonts w:hint="eastAsia" w:ascii="Times New Roman" w:hAnsi="Times New Roman" w:eastAsia="FangSong" w:cs="Times New Roman"/>
+        </w:rPr>
+        <w:t>生物导弹</w:t>
+      </w:r>
+      <w:r>
+        <w:rPr>
+          <w:rFonts w:hint="eastAsia" w:ascii="Times New Roman" w:hAnsi="Times New Roman" w:eastAsia="Times New Roman" w:cs="Times New Roman"/>
+        </w:rPr>
+        <w:t>”</w:t>
+      </w:r>
+      <w:r>
+        <w:rPr>
+          <w:rFonts w:hint="eastAsia" w:ascii="Times New Roman" w:hAnsi="Times New Roman" w:eastAsia="FangSong" w:cs="Times New Roman"/>
+        </w:rPr>
+        <w:t>治疗癌症已取得成功</w:t>
+      </w:r>
+      <w:r>
+        <w:rPr>
+          <w:rFonts w:hint="eastAsia" w:ascii="Times New Roman" w:hAnsi="Times New Roman" w:eastAsia="Times New Roman" w:cs="Times New Roman"/>
+        </w:rPr>
+        <w:t>。</w:t>
+      </w:r>
+      <w:r>
+        <w:rPr>
+          <w:rFonts w:hint="eastAsia" w:ascii="Times New Roman" w:hAnsi="Times New Roman" w:eastAsia="Times New Roman" w:cs="Times New Roman"/>
+        </w:rPr>
+        <w:t>“</w:t>
+      </w:r>
+      <w:r>
+        <w:rPr>
+          <w:rFonts w:hint="eastAsia" w:ascii="Times New Roman" w:hAnsi="Times New Roman" w:eastAsia="FangSong" w:cs="Times New Roman"/>
+        </w:rPr>
+        <w:t>生物导弹</w:t>
+      </w:r>
+      <w:r>
+        <w:rPr>
+          <w:rFonts w:hint="eastAsia" w:ascii="Times New Roman" w:hAnsi="Times New Roman" w:eastAsia="Times New Roman" w:cs="Times New Roman"/>
+        </w:rPr>
+        <w:t>”</w:t>
+      </w:r>
+      <w:r>
+        <w:rPr>
+          <w:rFonts w:hint="eastAsia" w:ascii="Times New Roman" w:hAnsi="Times New Roman" w:eastAsia="Times New Roman" w:cs="Times New Roman"/>
+        </w:rPr>
+        <w:t>（</w:t>
+      </w:r>
+      <w:r>
+        <w:rPr>
+          <w:rFonts w:hint="eastAsia" w:ascii="Times New Roman" w:hAnsi="Times New Roman" w:eastAsia="FangSong" w:cs="Times New Roman"/>
+        </w:rPr>
+        <w:t>又称靶向药物</w:t>
+      </w:r>
+      <w:r>
+        <w:rPr>
+          <w:rFonts w:hint="eastAsia" w:ascii="Times New Roman" w:hAnsi="Times New Roman" w:eastAsia="Times New Roman" w:cs="Times New Roman"/>
+        </w:rPr>
+        <w:t>）</w:t>
+      </w:r>
+      <w:r>
+        <w:rPr>
+          <w:rFonts w:hint="eastAsia" w:ascii="Times New Roman" w:hAnsi="Times New Roman" w:eastAsia="FangSong" w:cs="Times New Roman"/>
+        </w:rPr>
+        <w:t>就是利用对某些组织细胞具有特殊亲和力的分子作载体</w:t>
+      </w:r>
+      <w:r>
+        <w:rPr>
+          <w:rFonts w:hint="eastAsia" w:ascii="Times New Roman" w:hAnsi="Times New Roman" w:eastAsia="Times New Roman" w:cs="Times New Roman"/>
+        </w:rPr>
+        <w:t>，</w:t>
+      </w:r>
+      <w:r>
+        <w:rPr>
+          <w:rFonts w:hint="eastAsia" w:ascii="Times New Roman" w:hAnsi="Times New Roman" w:eastAsia="FangSong" w:cs="Times New Roman"/>
+        </w:rPr>
+        <w:t>将药物定向输送到病变部位</w:t>
+      </w:r>
+      <w:r>
+        <w:rPr>
+          <w:rFonts w:hint="eastAsia" w:ascii="Times New Roman" w:hAnsi="Times New Roman" w:eastAsia="Times New Roman" w:cs="Times New Roman"/>
+        </w:rPr>
+        <w:t>，</w:t>
+      </w:r>
+      <w:r>
+        <w:rPr>
+          <w:rFonts w:hint="eastAsia" w:ascii="Times New Roman" w:hAnsi="Times New Roman" w:eastAsia="FangSong" w:cs="Times New Roman"/>
+        </w:rPr>
+        <w:t>达到既攻克病魔</w:t>
+      </w:r>
+      <w:r>
+        <w:rPr>
+          <w:rFonts w:hint="eastAsia" w:ascii="Times New Roman" w:hAnsi="Times New Roman" w:eastAsia="Times New Roman" w:cs="Times New Roman"/>
+        </w:rPr>
+        <w:t>，</w:t>
+      </w:r>
+      <w:r>
+        <w:rPr>
+          <w:rFonts w:hint="eastAsia" w:ascii="Times New Roman" w:hAnsi="Times New Roman" w:eastAsia="FangSong" w:cs="Times New Roman"/>
+        </w:rPr>
+        <w:t>又减少毒副作用的目的</w:t>
+      </w:r>
+      <w:r>
+        <w:rPr>
+          <w:rFonts w:hint="eastAsia" w:ascii="Times New Roman" w:hAnsi="Times New Roman" w:eastAsia="Times New Roman" w:cs="Times New Roman"/>
+        </w:rPr>
+        <w:t>。</w:t>
+      </w:r>
+    </w:p>
+    <w:p>
+      <w:pPr>
+        <w:pStyle w:val="BodyText"/>
+        <w:spacing w:before="160" w:after="80"/>
+        <w:jc w:val="center"/>
+      </w:pPr>
+      <w:r>
+        <w:rPr>
+          <w:rFonts w:ascii="Times New Roman" w:hAnsi="Times New Roman" w:eastAsia="Times New Roman" w:cs="Times New Roman"/>
+        </w:rPr>
+        <w:drawing>
+          <wp:inline>
+            <wp:extent cx="3600000" cy="1281355"/>
+            <wp:effectExtent b="0" l="0" r="0" t="0"/>
+            <wp:docPr descr="" title="" id="282" name="Picture"/>
+            <a:graphic>
+              <a:graphicData uri="http://schemas.openxmlformats.org/drawingml/2006/picture">
+                <pic:pic>
+                  <pic:nvPicPr>
+                    <pic:cNvPr descr="6e13f8eaaa35e36d96fac52d8731a0b9a411d3825e8ad8ab570464fc9faf3f73.jpg" id="283" name="Picture"/>
+                    <pic:cNvPicPr>
+                      <a:picLocks noChangeArrowheads="1" noChangeAspect="1"/>
+                    </pic:cNvPicPr>
+                  </pic:nvPicPr>
+                  <pic:blipFill>
+                    <a:blip r:embed="rId281"/>
+                    <a:stretch>
+                      <a:fillRect/>
+                    </a:stretch>
+                  </pic:blipFill>
+                  <pic:spPr bwMode="auto">
+                    <a:xfrm>
+                      <a:off x="0" y="0"/>
+                      <a:ext cx="3600000" cy="1281355"/>
+                    </a:xfrm>
+                    <a:prstGeom prst="rect">
+                      <a:avLst/>
+                    </a:prstGeom>
+                    <a:noFill/>
+                    <a:ln w="9525">
+                      <a:noFill/>
+                      <a:headEnd/>
+                      <a:tailEnd/>
+                    </a:ln>
+                  </pic:spPr>
+                </pic:pic>
+              </a:graphicData>
+            </a:graphic>
+          </wp:inline>
+        </w:drawing>
+      </w:r>
+    </w:p>
+    <w:p>
+      <w:pPr>
+        <w:pStyle w:val="BodyText"/>
+      </w:pPr>
+      <w:r>
+        <w:rPr>
+          <w:rFonts w:hint="eastAsia" w:ascii="Times New Roman" w:hAnsi="Times New Roman" w:eastAsia="FangSong" w:cs="Times New Roman"/>
+        </w:rPr>
+        <w:t>具有卟啉环的化合物对某些组织细胞具有特殊亲和力</w:t>
+      </w:r>
+      <w:r>
+        <w:rPr>
+          <w:rFonts w:hint="eastAsia" w:ascii="Times New Roman" w:hAnsi="Times New Roman" w:eastAsia="Times New Roman" w:cs="Times New Roman"/>
+        </w:rPr>
+        <w:t>，</w:t>
+      </w:r>
+      <w:r>
+        <w:rPr>
+          <w:rFonts w:hint="eastAsia" w:ascii="Times New Roman" w:hAnsi="Times New Roman" w:eastAsia="FangSong" w:cs="Times New Roman"/>
+        </w:rPr>
+        <w:t>可作为导向载体使用</w:t>
+      </w:r>
+      <w:r>
+        <w:rPr>
+          <w:rFonts w:hint="eastAsia" w:ascii="Times New Roman" w:hAnsi="Times New Roman" w:eastAsia="Times New Roman" w:cs="Times New Roman"/>
+        </w:rPr>
+        <w:t>。</w:t>
+      </w:r>
+      <w:r>
+        <w:rPr>
+          <w:rFonts w:hint="eastAsia" w:ascii="Times New Roman" w:hAnsi="Times New Roman" w:eastAsia="FangSong" w:cs="Times New Roman"/>
+        </w:rPr>
+        <w:t>某研究小组通过对卟啉环结构的修饰</w:t>
+      </w:r>
+      <w:r>
+        <w:rPr>
+          <w:rFonts w:hint="eastAsia" w:ascii="Times New Roman" w:hAnsi="Times New Roman" w:eastAsia="Times New Roman" w:cs="Times New Roman"/>
+        </w:rPr>
+        <w:t>，</w:t>
+      </w:r>
+      <w:r>
+        <w:rPr>
+          <w:rFonts w:hint="eastAsia" w:ascii="Times New Roman" w:hAnsi="Times New Roman" w:eastAsia="FangSong" w:cs="Times New Roman"/>
+        </w:rPr>
+        <w:t>设计合成了可用作导向载体的前体</w:t>
+      </w:r>
+      <w:r>
+        <w:rPr>
+          <w:rFonts w:ascii="Times New Roman" w:hAnsi="Times New Roman" w:eastAsia="Times New Roman" w:cs="Times New Roman"/>
+        </w:rPr>
+        <w:t xml:space="preserve"> </w:t>
+      </w:r>
+      <w:r>
+        <w:rPr>
+          <w:rFonts w:hint="eastAsia" w:ascii="Times New Roman" w:hAnsi="Times New Roman" w:eastAsia="Times New Roman" w:cs="Times New Roman"/>
+        </w:rPr>
+        <w:t xml:space="preserve">A：</w:t>
+      </w:r>
+    </w:p>
+    <w:p>
+      <w:pPr>
+        <w:pStyle w:val="BodyText"/>
+        <w:spacing w:before="160" w:after="80"/>
+        <w:jc w:val="center"/>
+      </w:pPr>
+      <w:r>
+        <w:rPr>
+          <w:rFonts w:ascii="Times New Roman" w:hAnsi="Times New Roman" w:eastAsia="Times New Roman" w:cs="Times New Roman"/>
+        </w:rPr>
+        <w:drawing>
+          <wp:inline>
+            <wp:extent cx="3600000" cy="1460061"/>
+            <wp:effectExtent b="0" l="0" r="0" t="0"/>
+            <wp:docPr descr="" title="" id="285" name="Picture"/>
+            <a:graphic>
+              <a:graphicData uri="http://schemas.openxmlformats.org/drawingml/2006/picture">
+                <pic:pic>
+                  <pic:nvPicPr>
+                    <pic:cNvPr descr="84479323eda0d43629a30661ca45466b0d5a203a81da287675324c07b7bd7a24.jpg" id="286" name="Picture"/>
+                    <pic:cNvPicPr>
+                      <a:picLocks noChangeArrowheads="1" noChangeAspect="1"/>
+                    </pic:cNvPicPr>
+                  </pic:nvPicPr>
+                  <pic:blipFill>
+                    <a:blip r:embed="rId284"/>
+                    <a:stretch>
+                      <a:fillRect/>
+                    </a:stretch>
+                  </pic:blipFill>
+                  <pic:spPr bwMode="auto">
+                    <a:xfrm>
+                      <a:off x="0" y="0"/>
+                      <a:ext cx="3600000" cy="1460061"/>
+                    </a:xfrm>
+                    <a:prstGeom prst="rect">
+                      <a:avLst/>
+                    </a:prstGeom>
+                    <a:noFill/>
+                    <a:ln w="9525">
+                      <a:noFill/>
+                      <a:headEnd/>
+                      <a:tailEnd/>
+                    </a:ln>
+                  </pic:spPr>
+                </pic:pic>
+              </a:graphicData>
+            </a:graphic>
+          </wp:inline>
+        </w:drawing>
+      </w:r>
+    </w:p>
+    <w:p>
+      <w:pPr>
+        <w:pStyle w:val="BodyText"/>
+      </w:pPr>
+      <w:r>
+        <w:rPr>
+          <w:rFonts w:ascii="Times New Roman" w:hAnsi="Times New Roman" w:eastAsia="Times New Roman" w:cs="Times New Roman"/>
+        </w:rPr>
+        <w:t xml:space="preserve">A </w:t>
+      </w:r>
+      <w:r>
+        <w:rPr>
+          <w:rFonts w:hint="eastAsia" w:ascii="Times New Roman" w:hAnsi="Times New Roman" w:eastAsia="FangSong" w:cs="Times New Roman"/>
+        </w:rPr>
+        <w:t>的合成路线如下</w:t>
+      </w:r>
+      <w:r>
+        <w:rPr>
+          <w:rFonts w:hint="eastAsia" w:ascii="Times New Roman" w:hAnsi="Times New Roman" w:eastAsia="Times New Roman" w:cs="Times New Roman"/>
+        </w:rPr>
+        <w:t>：</w:t>
+      </w:r>
+    </w:p>
+    <w:p>
+      <w:pPr>
+        <w:pStyle w:val="BodyText"/>
+        <w:spacing w:before="160" w:after="80"/>
+        <w:jc w:val="center"/>
+      </w:pPr>
+      <w:r>
+        <w:rPr>
+          <w:rFonts w:ascii="Times New Roman" w:hAnsi="Times New Roman" w:eastAsia="Times New Roman" w:cs="Times New Roman"/>
+        </w:rPr>
+        <w:drawing>
+          <wp:inline>
+            <wp:extent cx="3600000" cy="1053256"/>
+            <wp:effectExtent b="0" l="0" r="0" t="0"/>
+            <wp:docPr descr="" title="" id="288" name="Picture"/>
+            <a:graphic>
+              <a:graphicData uri="http://schemas.openxmlformats.org/drawingml/2006/picture">
+                <pic:pic>
+                  <pic:nvPicPr>
+                    <pic:cNvPr descr="a810064772d6c29ffd2d213ac0a4f11b3aea3e4c8d7b284cd13c780ee5e250bc.jpg" id="289" name="Picture"/>
+                    <pic:cNvPicPr>
+                      <a:picLocks noChangeArrowheads="1" noChangeAspect="1"/>
+                    </pic:cNvPicPr>
+                  </pic:nvPicPr>
+                  <pic:blipFill>
+                    <a:blip r:embed="rId287"/>
+                    <a:stretch>
+                      <a:fillRect/>
+                    </a:stretch>
+                  </pic:blipFill>
+                  <pic:spPr bwMode="auto">
+                    <a:xfrm>
+                      <a:off x="0" y="0"/>
+                      <a:ext cx="3600000" cy="1053256"/>
+                    </a:xfrm>
+                    <a:prstGeom prst="rect">
+                      <a:avLst/>
+                    </a:prstGeom>
+                    <a:noFill/>
+                    <a:ln w="9525">
+                      <a:noFill/>
+                      <a:headEnd/>
+                      <a:tailEnd/>
+                    </a:ln>
+                  </pic:spPr>
+                </pic:pic>
+              </a:graphicData>
+            </a:graphic>
+          </wp:inline>
+        </w:drawing>
+      </w:r>
+    </w:p>
+    <w:p>
+      <w:pPr>
+        <w:pStyle w:val="BodyText"/>
+      </w:pPr>
+      <w:r>
+        <w:rPr>
+          <w:rFonts w:ascii="Times New Roman" w:hAnsi="Times New Roman" w:eastAsia="Times New Roman" w:cs="Times New Roman"/>
+        </w:rPr>
+        <w:t xml:space="preserve">3-1. </w:t>
+      </w:r>
+      <w:r>
+        <w:rPr>
+          <w:rFonts w:hint="eastAsia" w:ascii="Times New Roman" w:hAnsi="Times New Roman" w:eastAsia="FangSong" w:cs="Times New Roman"/>
+        </w:rPr>
+        <w:t xml:space="preserve">写出</w:t>
+      </w:r>
+      <w:r>
+        <w:rPr>
+          <w:rFonts w:ascii="Times New Roman" w:hAnsi="Times New Roman" w:eastAsia="Times New Roman" w:cs="Times New Roman"/>
+        </w:rPr>
+        <w:t xml:space="preserve"> B、C </w:t>
+      </w:r>
+      <w:r>
+        <w:rPr>
+          <w:rFonts w:hint="eastAsia" w:ascii="Times New Roman" w:hAnsi="Times New Roman" w:eastAsia="FangSong" w:cs="Times New Roman"/>
+        </w:rPr>
+        <w:t xml:space="preserve">和</w:t>
+      </w:r>
+      <w:r>
+        <w:rPr>
+          <w:rFonts w:ascii="Times New Roman" w:hAnsi="Times New Roman" w:eastAsia="Times New Roman" w:cs="Times New Roman"/>
+        </w:rPr>
+        <w:t xml:space="preserve"> D </w:t>
+      </w:r>
+      <w:r>
+        <w:rPr>
+          <w:rFonts w:hint="eastAsia" w:ascii="Times New Roman" w:hAnsi="Times New Roman" w:eastAsia="FangSong" w:cs="Times New Roman"/>
+        </w:rPr>
+        <w:t>的结构式</w:t>
+      </w:r>
+      <w:r>
+        <w:rPr>
+          <w:rFonts w:hint="eastAsia" w:ascii="Times New Roman" w:hAnsi="Times New Roman" w:eastAsia="Times New Roman" w:cs="Times New Roman"/>
+        </w:rPr>
+        <w:t>。</w:t>
+      </w:r>
+      <w:r>
+        <w:rPr>
+          <w:rFonts w:ascii="Times New Roman" w:hAnsi="Times New Roman" w:eastAsia="Times New Roman" w:cs="Times New Roman"/>
+        </w:rPr>
+        <w:t xml:space="preserve"> </w:t>
+      </w:r>
+      <w:r>
+        <w:rPr>
+          <w:rFonts w:ascii="Times New Roman" w:hAnsi="Times New Roman" w:eastAsia="Times New Roman" w:cs="Times New Roman"/>
+        </w:rPr>
+        <w:t xml:space="preserve">3-2. </w:t>
+      </w:r>
+      <w:r>
+        <w:rPr>
+          <w:rFonts w:hint="eastAsia" w:ascii="Times New Roman" w:hAnsi="Times New Roman" w:eastAsia="Times New Roman" w:cs="Times New Roman"/>
+        </w:rPr>
+        <w:t>β-D-</w:t>
+      </w:r>
+      <w:r>
+        <w:rPr>
+          <w:rFonts w:hint="eastAsia" w:ascii="Times New Roman" w:hAnsi="Times New Roman" w:eastAsia="FangSong" w:cs="Times New Roman"/>
+        </w:rPr>
+        <w:t>葡萄糖结构中的五个羟基哪个最活泼</w:t>
+      </w:r>
+      <w:r>
+        <w:rPr>
+          <w:rFonts w:hint="eastAsia" w:ascii="Times New Roman" w:hAnsi="Times New Roman" w:eastAsia="Times New Roman" w:cs="Times New Roman"/>
+        </w:rPr>
+        <w:t>？</w:t>
+      </w:r>
+      <w:r>
+        <w:rPr>
+          <w:rFonts w:hint="eastAsia" w:ascii="Times New Roman" w:hAnsi="Times New Roman" w:eastAsia="FangSong" w:cs="Times New Roman"/>
+        </w:rPr>
+        <w:t>用</w:t>
+      </w:r>
+      <w:r>
+        <w:rPr>
+          <w:rFonts w:ascii="Times New Roman" w:hAnsi="Times New Roman" w:eastAsia="Times New Roman" w:cs="Times New Roman"/>
+        </w:rPr>
+        <w:t xml:space="preserve"> R、S </w:t>
+      </w:r>
+      <w:r>
+        <w:rPr>
+          <w:rFonts w:hint="eastAsia" w:ascii="Times New Roman" w:hAnsi="Times New Roman" w:eastAsia="FangSong" w:cs="Times New Roman"/>
+        </w:rPr>
+        <w:t xml:space="preserve">法标记该糖中</w:t>
+      </w:r>
+      <w:r>
+        <w:rPr>
+          <w:rFonts w:ascii="Times New Roman" w:hAnsi="Times New Roman" w:eastAsia="Times New Roman" w:cs="Times New Roman"/>
+        </w:rPr>
+        <w:t xml:space="preserve"> C</w:t>
+      </w:r>
+      <w:r>
+        <w:rPr>
+          <w:rFonts w:ascii="Times New Roman" w:hAnsi="Times New Roman" w:eastAsia="Times New Roman" w:cs="Times New Roman"/>
+          <w:vertAlign w:val="subscript"/>
+        </w:rPr>
+        <w:t>1</w:t>
+      </w:r>
+      <w:r>
+        <w:rPr>
+          <w:rFonts w:ascii="Times New Roman" w:hAnsi="Times New Roman" w:eastAsia="Times New Roman" w:cs="Times New Roman"/>
+        </w:rPr>
+        <w:t xml:space="preserve"> </w:t>
+      </w:r>
+      <w:r>
+        <w:rPr>
+          <w:rFonts w:hint="eastAsia" w:ascii="Times New Roman" w:hAnsi="Times New Roman" w:eastAsia="FangSong" w:cs="Times New Roman"/>
+        </w:rPr>
+        <w:t xml:space="preserve">和</w:t>
+      </w:r>
+      <w:r>
+        <w:rPr>
+          <w:rFonts w:ascii="Times New Roman" w:hAnsi="Times New Roman" w:eastAsia="Times New Roman" w:cs="Times New Roman"/>
+        </w:rPr>
+        <w:t xml:space="preserve"> C</w:t>
+      </w:r>
+      <w:r>
+        <w:rPr>
+          <w:rFonts w:ascii="Times New Roman" w:hAnsi="Times New Roman" w:eastAsia="Times New Roman" w:cs="Times New Roman"/>
+          <w:vertAlign w:val="subscript"/>
+        </w:rPr>
+        <w:t>3</w:t>
+      </w:r>
+      <w:r>
+        <w:rPr>
+          <w:rFonts w:ascii="Times New Roman" w:hAnsi="Times New Roman" w:eastAsia="Times New Roman" w:cs="Times New Roman"/>
+        </w:rPr>
+        <w:t xml:space="preserve"> </w:t>
+      </w:r>
+      <w:r>
+        <w:rPr>
+          <w:rFonts w:hint="eastAsia" w:ascii="Times New Roman" w:hAnsi="Times New Roman" w:eastAsia="FangSong" w:cs="Times New Roman"/>
+        </w:rPr>
+        <w:t>的构型</w:t>
+      </w:r>
+      <w:r>
+        <w:rPr>
+          <w:rFonts w:hint="eastAsia" w:ascii="Times New Roman" w:hAnsi="Times New Roman" w:eastAsia="Times New Roman" w:cs="Times New Roman"/>
+        </w:rPr>
+        <w:t>。</w:t>
+      </w:r>
+      <w:r>
+        <w:rPr>
+          <w:rFonts w:ascii="Times New Roman" w:hAnsi="Times New Roman" w:eastAsia="Times New Roman" w:cs="Times New Roman"/>
+        </w:rPr>
+        <w:t xml:space="preserve"> </w:t>
+      </w:r>
+      <w:r>
+        <w:rPr>
+          <w:rFonts w:ascii="Times New Roman" w:hAnsi="Times New Roman" w:eastAsia="Times New Roman" w:cs="Times New Roman"/>
+        </w:rPr>
+        <w:t xml:space="preserve">3-3. </w:t>
+      </w:r>
+      <w:r>
+        <w:rPr>
+          <w:rFonts w:hint="eastAsia" w:ascii="Times New Roman" w:hAnsi="Times New Roman" w:eastAsia="Times New Roman" w:cs="Times New Roman"/>
+        </w:rPr>
+        <w:t>D-</w:t>
+      </w:r>
+      <w:r>
+        <w:rPr>
+          <w:rFonts w:hint="eastAsia" w:ascii="Times New Roman" w:hAnsi="Times New Roman" w:eastAsia="FangSong" w:cs="Times New Roman"/>
+        </w:rPr>
+        <w:t>半乳糖与</w:t>
+      </w:r>
+      <w:r>
+        <w:rPr>
+          <w:rFonts w:ascii="Times New Roman" w:hAnsi="Times New Roman" w:eastAsia="Times New Roman" w:cs="Times New Roman"/>
+        </w:rPr>
+        <w:t xml:space="preserve"> </w:t>
+      </w:r>
+      <w:r>
+        <w:rPr>
+          <w:rFonts w:hint="eastAsia" w:ascii="Times New Roman" w:hAnsi="Times New Roman" w:eastAsia="Times New Roman" w:cs="Times New Roman"/>
+        </w:rPr>
+        <w:t>D-</w:t>
+      </w:r>
+      <w:r>
+        <w:rPr>
+          <w:rFonts w:hint="eastAsia" w:ascii="Times New Roman" w:hAnsi="Times New Roman" w:eastAsia="FangSong" w:cs="Times New Roman"/>
+        </w:rPr>
+        <w:t>葡萄糖相比只有</w:t>
+      </w:r>
+      <w:r>
+        <w:rPr>
+          <w:rFonts w:ascii="Times New Roman" w:hAnsi="Times New Roman" w:eastAsia="Times New Roman" w:cs="Times New Roman"/>
+        </w:rPr>
+        <w:t xml:space="preserve"> C</w:t>
+      </w:r>
+      <w:r>
+        <w:rPr>
+          <w:rFonts w:ascii="Times New Roman" w:hAnsi="Times New Roman" w:eastAsia="Times New Roman" w:cs="Times New Roman"/>
+          <w:vertAlign w:val="subscript"/>
+        </w:rPr>
+        <w:t>4</w:t>
+      </w:r>
+      <w:r>
+        <w:rPr>
+          <w:rFonts w:ascii="Times New Roman" w:hAnsi="Times New Roman" w:eastAsia="Times New Roman" w:cs="Times New Roman"/>
+        </w:rPr>
+        <w:t xml:space="preserve"> </w:t>
+      </w:r>
+      <w:r>
+        <w:rPr>
+          <w:rFonts w:hint="eastAsia" w:ascii="Times New Roman" w:hAnsi="Times New Roman" w:eastAsia="FangSong" w:cs="Times New Roman"/>
+        </w:rPr>
+        <w:t>构型不同</w:t>
+      </w:r>
+      <w:r>
+        <w:rPr>
+          <w:rFonts w:hint="eastAsia" w:ascii="Times New Roman" w:hAnsi="Times New Roman" w:eastAsia="Times New Roman" w:cs="Times New Roman"/>
+        </w:rPr>
+        <w:t>，</w:t>
+      </w:r>
+      <w:r>
+        <w:rPr>
+          <w:rFonts w:hint="eastAsia" w:ascii="Times New Roman" w:hAnsi="Times New Roman" w:eastAsia="FangSong" w:cs="Times New Roman"/>
+        </w:rPr>
+        <w:t>写出含</w:t>
+      </w:r>
+      <w:r>
+        <w:rPr>
+          <w:rFonts w:ascii="Times New Roman" w:hAnsi="Times New Roman" w:eastAsia="Times New Roman" w:cs="Times New Roman"/>
+        </w:rPr>
+        <w:t xml:space="preserve"> </w:t>
+      </w:r>
+      <w:r>
+        <w:rPr>
+          <w:rFonts w:hint="eastAsia" w:ascii="Times New Roman" w:hAnsi="Times New Roman" w:eastAsia="Times New Roman" w:cs="Times New Roman"/>
+        </w:rPr>
+        <w:t>D-</w:t>
+      </w:r>
+      <w:r>
+        <w:rPr>
+          <w:rFonts w:hint="eastAsia" w:ascii="Times New Roman" w:hAnsi="Times New Roman" w:eastAsia="FangSong" w:cs="Times New Roman"/>
+        </w:rPr>
+        <w:t>半乳糖片段的相应中间体</w:t>
+      </w:r>
+      <w:r>
+        <w:rPr>
+          <w:rFonts w:hint="eastAsia" w:ascii="Times New Roman" w:hAnsi="Times New Roman" w:eastAsia="Times New Roman" w:cs="Times New Roman"/>
+        </w:rPr>
+        <w:t>（</w:t>
+      </w:r>
+      <w:r>
+        <w:rPr>
+          <w:rFonts w:hint="eastAsia" w:ascii="Times New Roman" w:hAnsi="Times New Roman" w:eastAsia="FangSong" w:cs="Times New Roman"/>
+        </w:rPr>
+        <w:t>糖基部分结构</w:t>
+      </w:r>
+      <w:r>
+        <w:rPr>
+          <w:rFonts w:hint="eastAsia" w:ascii="Times New Roman" w:hAnsi="Times New Roman" w:eastAsia="Times New Roman" w:cs="Times New Roman"/>
+        </w:rPr>
+        <w:t>）。</w:t>
+      </w:r>
+      <w:r>
+        <w:rPr>
+          <w:rFonts w:ascii="Times New Roman" w:hAnsi="Times New Roman" w:eastAsia="Times New Roman" w:cs="Times New Roman"/>
+        </w:rPr>
+        <w:t xml:space="preserve"> </w:t>
+      </w:r>
+      <w:r>
+        <w:rPr>
+          <w:rFonts w:ascii="Times New Roman" w:hAnsi="Times New Roman" w:eastAsia="Times New Roman" w:cs="Times New Roman"/>
+        </w:rPr>
+        <w:t xml:space="preserve">3-4. A </w:t>
+      </w:r>
+      <w:r>
+        <w:rPr>
+          <w:rFonts w:hint="eastAsia" w:ascii="Times New Roman" w:hAnsi="Times New Roman" w:eastAsia="FangSong" w:cs="Times New Roman"/>
+        </w:rPr>
+        <w:t>在碱性条件下水解后才能作为导向载体</w:t>
+      </w:r>
+      <w:r>
+        <w:rPr>
+          <w:rFonts w:hint="eastAsia" w:ascii="Times New Roman" w:hAnsi="Times New Roman" w:eastAsia="Times New Roman" w:cs="Times New Roman"/>
+        </w:rPr>
+        <w:t>，</w:t>
+      </w:r>
+      <w:r>
+        <w:rPr>
+          <w:rFonts w:hint="eastAsia" w:ascii="Times New Roman" w:hAnsi="Times New Roman" w:eastAsia="FangSong" w:cs="Times New Roman"/>
+        </w:rPr>
+        <w:t>试分析其原因</w:t>
+      </w:r>
+      <w:r>
+        <w:rPr>
+          <w:rFonts w:hint="eastAsia" w:ascii="Times New Roman" w:hAnsi="Times New Roman" w:eastAsia="Times New Roman" w:cs="Times New Roman"/>
+        </w:rPr>
+        <w:t>。</w:t>
+      </w:r>
+    </w:p>
+    <w:p>
+      <w:pPr>
+        <w:pStyle w:val="BodyText"/>
+      </w:pPr>
+      <w:r>
+        <w:rPr>
+          <w:rFonts w:ascii="Times New Roman" w:hAnsi="Times New Roman" w:eastAsia="Times New Roman" w:cs="Times New Roman"/>
+        </w:rPr>
+        <w:t xml:space="preserve">📖 </w:t>
+      </w:r>
+      <w:r>
+        <w:rPr>
+          <w:rFonts w:hint="eastAsia" w:ascii="Times New Roman" w:hAnsi="Times New Roman" w:eastAsia="FangSong" w:cs="Times New Roman"/>
+        </w:rPr>
+        <w:t xml:space="preserve">查看答案</w:t>
+      </w:r>
+    </w:p>
+    <w:p>
+      <w:pPr>
+        <w:pStyle w:val="BodyText"/>
+      </w:pPr>
+      <w:r>
+        <w:rPr>
+          <w:rFonts w:ascii="Times New Roman" w:hAnsi="Times New Roman" w:eastAsia="Times New Roman" w:cs="Times New Roman"/>
+          <w:b/>
+          <w:bCs/>
+        </w:rPr>
+        <w:t xml:space="preserve">3-1</w:t>
+      </w:r>
+      <w:r>
+        <w:rPr>
+          <w:rFonts w:ascii="Times New Roman" w:hAnsi="Times New Roman" w:eastAsia="Times New Roman" w:cs="Times New Roman"/>
+        </w:rPr>
+        <w:t xml:space="preserve"> </w:t>
+      </w:r>
+      <w:r>
+        <w:rPr>
+          <w:rFonts w:ascii="Times New Roman" w:hAnsi="Times New Roman" w:eastAsia="Times New Roman" w:cs="Times New Roman"/>
+        </w:rPr>
+        <w:t xml:space="preserve">B、C、D </w:t>
+      </w:r>
+      <w:r>
+        <w:rPr>
+          <w:rFonts w:hint="eastAsia" w:ascii="Times New Roman" w:hAnsi="Times New Roman" w:eastAsia="FangSong" w:cs="Times New Roman"/>
+        </w:rPr>
+        <w:t>的结构式</w:t>
+      </w:r>
+      <w:r>
+        <w:rPr>
+          <w:rFonts w:hint="eastAsia" w:ascii="Times New Roman" w:hAnsi="Times New Roman" w:eastAsia="Times New Roman" w:cs="Times New Roman"/>
+        </w:rPr>
+        <w:t>（</w:t>
+      </w:r>
+      <w:r>
+        <w:rPr>
+          <w:rFonts w:hint="eastAsia" w:ascii="Times New Roman" w:hAnsi="Times New Roman" w:eastAsia="FangSong" w:cs="Times New Roman"/>
+        </w:rPr>
+        <w:t>各结构列于下方原书图</w:t>
+      </w:r>
+      <w:r>
+        <w:rPr>
+          <w:rFonts w:hint="eastAsia" w:ascii="Times New Roman" w:hAnsi="Times New Roman" w:eastAsia="Times New Roman" w:cs="Times New Roman"/>
+        </w:rPr>
+        <w:t>）：</w:t>
+      </w:r>
+      <w:r>
+        <w:rPr>
+          <w:rFonts w:hint="eastAsia" w:ascii="Times New Roman" w:hAnsi="Times New Roman" w:eastAsia="FangSong" w:cs="Times New Roman"/>
+        </w:rPr>
+        <w:t>推导要点</w:t>
+      </w:r>
+      <w:r>
+        <w:rPr>
+          <w:rFonts w:hint="eastAsia" w:ascii="Times New Roman" w:hAnsi="Times New Roman" w:eastAsia="Times New Roman" w:cs="Times New Roman"/>
+        </w:rPr>
+        <w:t>——D</w:t>
+      </w:r>
+      <w:r>
+        <w:rPr>
+          <w:rFonts w:ascii="Times New Roman" w:hAnsi="Times New Roman" w:eastAsia="Times New Roman" w:cs="Times New Roman"/>
+        </w:rPr>
+        <w:t xml:space="preserve"> </w:t>
+      </w:r>
+      <w:r>
+        <w:rPr>
+          <w:rFonts w:hint="eastAsia" w:ascii="Times New Roman" w:hAnsi="Times New Roman" w:eastAsia="FangSong" w:cs="Times New Roman"/>
+        </w:rPr>
+        <w:t xml:space="preserve">的部分结构</w:t>
+      </w:r>
+      <w:r>
+        <w:rPr>
+          <w:rFonts w:ascii="Times New Roman" w:hAnsi="Times New Roman" w:eastAsia="Times New Roman" w:cs="Times New Roman"/>
+        </w:rPr>
+        <w:t xml:space="preserve"> </w:t>
+      </w:r>
+      <w:r>
+        <w:rPr>
+          <w:rFonts w:hint="eastAsia" w:ascii="Times New Roman" w:hAnsi="Times New Roman" w:eastAsia="Times New Roman" w:cs="Times New Roman"/>
+        </w:rPr>
+        <w:t>R（</w:t>
+      </w:r>
+      <w:r>
+        <w:rPr>
+          <w:rFonts w:hint="eastAsia" w:ascii="Times New Roman" w:hAnsi="Times New Roman" w:eastAsia="FangSong" w:cs="Times New Roman"/>
+        </w:rPr>
+        <w:t>题给</w:t>
+      </w:r>
+      <w:r>
+        <w:rPr>
+          <w:rFonts w:hint="eastAsia" w:ascii="Times New Roman" w:hAnsi="Times New Roman" w:eastAsia="Times New Roman" w:cs="Times New Roman"/>
+        </w:rPr>
+        <w:t>，</w:t>
+      </w:r>
+      <w:r>
+        <w:rPr>
+          <w:rFonts w:hint="eastAsia" w:ascii="Times New Roman" w:hAnsi="Times New Roman" w:eastAsia="FangSong" w:cs="Times New Roman"/>
+        </w:rPr>
+        <w:t>卟啉</w:t>
+      </w:r>
+      <w:r>
+        <w:rPr>
+          <w:rFonts w:hint="eastAsia" w:ascii="Times New Roman" w:hAnsi="Times New Roman" w:eastAsia="Times New Roman" w:cs="Times New Roman"/>
+        </w:rPr>
+        <w:t>-</w:t>
+      </w:r>
+      <w:r>
+        <w:rPr>
+          <w:rFonts w:hint="eastAsia" w:ascii="Times New Roman" w:hAnsi="Times New Roman" w:eastAsia="FangSong" w:cs="Times New Roman"/>
+        </w:rPr>
+        <w:t>糖</w:t>
+      </w:r>
+      <w:r>
+        <w:rPr>
+          <w:rFonts w:hint="eastAsia" w:ascii="Times New Roman" w:hAnsi="Times New Roman" w:eastAsia="Times New Roman" w:cs="Times New Roman"/>
+        </w:rPr>
+        <w:t>-</w:t>
+      </w:r>
+      <w:r>
+        <w:rPr>
+          <w:rFonts w:hint="eastAsia" w:ascii="Times New Roman" w:hAnsi="Times New Roman" w:eastAsia="FangSong" w:cs="Times New Roman"/>
+        </w:rPr>
+        <w:t>芳醛缀合骨架</w:t>
+      </w:r>
+      <w:r>
+        <w:rPr>
+          <w:rFonts w:hint="eastAsia" w:ascii="Times New Roman" w:hAnsi="Times New Roman" w:eastAsia="Times New Roman" w:cs="Times New Roman"/>
+        </w:rPr>
+        <w:t>）</w:t>
+      </w:r>
+      <w:r>
+        <w:rPr>
+          <w:rFonts w:hint="eastAsia" w:ascii="Times New Roman" w:hAnsi="Times New Roman" w:eastAsia="FangSong" w:cs="Times New Roman"/>
+        </w:rPr>
+        <w:t>由</w:t>
+      </w:r>
+      <w:r>
+        <w:rPr>
+          <w:rFonts w:ascii="Times New Roman" w:hAnsi="Times New Roman" w:eastAsia="Times New Roman" w:cs="Times New Roman"/>
+        </w:rPr>
+        <w:t xml:space="preserve"> </w:t>
+      </w:r>
+      <w:r>
+        <w:rPr>
+          <w:rFonts w:hint="eastAsia" w:ascii="Times New Roman" w:hAnsi="Times New Roman" w:eastAsia="Times New Roman" w:cs="Times New Roman"/>
+        </w:rPr>
+        <w:t>β-D-</w:t>
+      </w:r>
+      <w:r>
+        <w:rPr>
+          <w:rFonts w:hint="eastAsia" w:ascii="Times New Roman" w:hAnsi="Times New Roman" w:eastAsia="FangSong" w:cs="Times New Roman"/>
+        </w:rPr>
+        <w:t>葡萄糖</w:t>
+      </w:r>
+      <w:r>
+        <w:rPr>
+          <w:rFonts w:hint="eastAsia" w:ascii="Times New Roman" w:hAnsi="Times New Roman" w:eastAsia="Times New Roman" w:cs="Times New Roman"/>
+        </w:rPr>
+        <w:t>、</w:t>
+      </w:r>
+      <w:r>
+        <w:rPr>
+          <w:rFonts w:hint="eastAsia" w:ascii="Times New Roman" w:hAnsi="Times New Roman" w:eastAsia="FangSong" w:cs="Times New Roman"/>
+        </w:rPr>
+        <w:t>乙酸酐和水杨醛组装</w:t>
+      </w:r>
+      <w:r>
+        <w:rPr>
+          <w:rFonts w:hint="eastAsia" w:ascii="Times New Roman" w:hAnsi="Times New Roman" w:eastAsia="Times New Roman" w:cs="Times New Roman"/>
+        </w:rPr>
+        <w:t>；</w:t>
+      </w:r>
+      <w:r>
+        <w:rPr>
+          <w:rFonts w:hint="eastAsia" w:ascii="Times New Roman" w:hAnsi="Times New Roman" w:eastAsia="FangSong" w:cs="Times New Roman"/>
+        </w:rPr>
+        <w:t>从</w:t>
+      </w:r>
+      <w:r>
+        <w:rPr>
+          <w:rFonts w:ascii="Times New Roman" w:hAnsi="Times New Roman" w:eastAsia="Times New Roman" w:cs="Times New Roman"/>
+        </w:rPr>
+        <w:t xml:space="preserve"> </w:t>
+      </w:r>
+      <w:r>
+        <w:rPr>
+          <w:rFonts w:hint="eastAsia" w:ascii="Times New Roman" w:hAnsi="Times New Roman" w:eastAsia="Times New Roman" w:cs="Times New Roman"/>
+        </w:rPr>
+        <w:t>β-D-</w:t>
+      </w:r>
+      <w:r>
+        <w:rPr>
+          <w:rFonts w:hint="eastAsia" w:ascii="Times New Roman" w:hAnsi="Times New Roman" w:eastAsia="FangSong" w:cs="Times New Roman"/>
+        </w:rPr>
+        <w:t>葡萄糖出发</w:t>
+      </w:r>
+      <w:r>
+        <w:rPr>
+          <w:rFonts w:hint="eastAsia" w:ascii="Times New Roman" w:hAnsi="Times New Roman" w:eastAsia="Times New Roman" w:cs="Times New Roman"/>
+        </w:rPr>
+        <w:t>，</w:t>
+      </w:r>
+      <w:r>
+        <w:rPr>
+          <w:rFonts w:hint="eastAsia" w:ascii="Times New Roman" w:hAnsi="Times New Roman" w:eastAsia="FangSong" w:cs="Times New Roman"/>
+        </w:rPr>
+        <w:t>先经乙酸酐醇解得全</w:t>
+      </w:r>
+      <w:r>
+        <w:rPr>
+          <w:rFonts w:hint="eastAsia" w:ascii="Times New Roman" w:hAnsi="Times New Roman" w:eastAsia="Times New Roman" w:cs="Times New Roman"/>
+        </w:rPr>
+        <w:t>/</w:t>
+      </w:r>
+      <w:r>
+        <w:rPr>
+          <w:rFonts w:hint="eastAsia" w:ascii="Times New Roman" w:hAnsi="Times New Roman" w:eastAsia="FangSong" w:cs="Times New Roman"/>
+        </w:rPr>
+        <w:t>部分乙酰化糖</w:t>
+      </w:r>
+      <w:r>
+        <w:rPr>
+          <w:rFonts w:ascii="Times New Roman" w:hAnsi="Times New Roman" w:eastAsia="Times New Roman" w:cs="Times New Roman"/>
+        </w:rPr>
+        <w:t xml:space="preserve"> </w:t>
+      </w:r>
+      <w:r>
+        <w:rPr>
+          <w:rFonts w:hint="eastAsia" w:ascii="Times New Roman" w:hAnsi="Times New Roman" w:eastAsia="Times New Roman" w:cs="Times New Roman"/>
+        </w:rPr>
+        <w:t>B（</w:t>
+      </w:r>
+      <w:r>
+        <w:rPr>
+          <w:rFonts w:hint="eastAsia" w:ascii="Times New Roman" w:hAnsi="Times New Roman" w:eastAsia="FangSong" w:cs="Times New Roman"/>
+        </w:rPr>
+        <w:t>保护羟基</w:t>
+      </w:r>
+      <w:r>
+        <w:rPr>
+          <w:rFonts w:hint="eastAsia" w:ascii="Times New Roman" w:hAnsi="Times New Roman" w:eastAsia="Times New Roman" w:cs="Times New Roman"/>
+        </w:rPr>
+        <w:t>、</w:t>
+      </w:r>
+      <w:r>
+        <w:rPr>
+          <w:rFonts w:hint="eastAsia" w:ascii="Times New Roman" w:hAnsi="Times New Roman" w:eastAsia="FangSong" w:cs="Times New Roman"/>
+        </w:rPr>
+        <w:t>活化苷位</w:t>
+      </w:r>
+      <w:r>
+        <w:rPr>
+          <w:rFonts w:hint="eastAsia" w:ascii="Times New Roman" w:hAnsi="Times New Roman" w:eastAsia="Times New Roman" w:cs="Times New Roman"/>
+        </w:rPr>
+        <w:t>），</w:t>
+      </w:r>
+      <w:r>
+        <w:rPr>
+          <w:rFonts w:hint="eastAsia" w:ascii="Times New Roman" w:hAnsi="Times New Roman" w:eastAsia="FangSong" w:cs="Times New Roman"/>
+        </w:rPr>
+        <w:t>再经两次</w:t>
+      </w:r>
+      <w:r>
+        <w:rPr>
+          <w:rFonts w:ascii="Times New Roman" w:hAnsi="Times New Roman" w:eastAsia="Times New Roman" w:cs="Times New Roman"/>
+        </w:rPr>
+        <w:t xml:space="preserve"> SN2 </w:t>
+      </w:r>
+      <w:r>
+        <w:rPr>
+          <w:rFonts w:hint="eastAsia" w:ascii="Times New Roman" w:hAnsi="Times New Roman" w:eastAsia="FangSong" w:cs="Times New Roman"/>
+        </w:rPr>
+        <w:t xml:space="preserve">型取代分别连接水杨醛片段与卟啉片段得</w:t>
+      </w:r>
+      <w:r>
+        <w:rPr>
+          <w:rFonts w:ascii="Times New Roman" w:hAnsi="Times New Roman" w:eastAsia="Times New Roman" w:cs="Times New Roman"/>
+        </w:rPr>
+        <w:t xml:space="preserve"> C、D。R </w:t>
+      </w:r>
+      <w:r>
+        <w:rPr>
+          <w:rFonts w:hint="eastAsia" w:ascii="Times New Roman" w:hAnsi="Times New Roman" w:eastAsia="FangSong" w:cs="Times New Roman"/>
+        </w:rPr>
+        <w:t>中的糖苷氧由水杨醛的酚羟基提供</w:t>
+      </w:r>
+      <w:r>
+        <w:rPr>
+          <w:rFonts w:hint="eastAsia" w:ascii="Times New Roman" w:hAnsi="Times New Roman" w:eastAsia="Times New Roman" w:cs="Times New Roman"/>
+        </w:rPr>
+        <w:t>——</w:t>
+      </w:r>
+      <w:r>
+        <w:rPr>
+          <w:rFonts w:hint="eastAsia" w:ascii="Times New Roman" w:hAnsi="Times New Roman" w:eastAsia="FangSong" w:cs="Times New Roman"/>
+        </w:rPr>
+        <w:t>芳环与氧相连</w:t>
+      </w:r>
+      <w:r>
+        <w:rPr>
+          <w:rFonts w:hint="eastAsia" w:ascii="Times New Roman" w:hAnsi="Times New Roman" w:eastAsia="Times New Roman" w:cs="Times New Roman"/>
+        </w:rPr>
+        <w:t>，p–π</w:t>
+      </w:r>
+      <w:r>
+        <w:rPr>
+          <w:rFonts w:ascii="Times New Roman" w:hAnsi="Times New Roman" w:eastAsia="Times New Roman" w:cs="Times New Roman"/>
+        </w:rPr>
+        <w:t xml:space="preserve"> </w:t>
+      </w:r>
+      <w:r>
+        <w:rPr>
+          <w:rFonts w:hint="eastAsia" w:ascii="Times New Roman" w:hAnsi="Times New Roman" w:eastAsia="FangSong" w:cs="Times New Roman"/>
+        </w:rPr>
+        <w:t xml:space="preserve">共轭效应使</w:t>
+      </w:r>
+      <w:r>
+        <w:rPr>
+          <w:rFonts w:ascii="Times New Roman" w:hAnsi="Times New Roman" w:eastAsia="Times New Roman" w:cs="Times New Roman"/>
+        </w:rPr>
+        <w:t xml:space="preserve"> C—O </w:t>
+      </w:r>
+      <w:r>
+        <w:rPr>
+          <w:rFonts w:hint="eastAsia" w:ascii="Times New Roman" w:hAnsi="Times New Roman" w:eastAsia="FangSong" w:cs="Times New Roman"/>
+        </w:rPr>
+        <w:t>键难断裂</w:t>
+      </w:r>
+      <w:r>
+        <w:rPr>
+          <w:rFonts w:hint="eastAsia" w:ascii="Times New Roman" w:hAnsi="Times New Roman" w:eastAsia="Times New Roman" w:cs="Times New Roman"/>
+        </w:rPr>
+        <w:t>，</w:t>
+      </w:r>
+      <w:r>
+        <w:rPr>
+          <w:rFonts w:hint="eastAsia" w:ascii="Times New Roman" w:hAnsi="Times New Roman" w:eastAsia="FangSong" w:cs="Times New Roman"/>
+        </w:rPr>
+        <w:t>故可推断</w:t>
+      </w:r>
+      <w:r>
+        <w:rPr>
+          <w:rFonts w:ascii="Times New Roman" w:hAnsi="Times New Roman" w:eastAsia="Times New Roman" w:cs="Times New Roman"/>
+        </w:rPr>
+        <w:t xml:space="preserve"> C </w:t>
+      </w:r>
+      <w:r>
+        <w:rPr>
+          <w:rFonts w:hint="eastAsia" w:ascii="Times New Roman" w:hAnsi="Times New Roman" w:eastAsia="FangSong" w:cs="Times New Roman"/>
+        </w:rPr>
+        <w:t>中无半缩醛羟基</w:t>
+      </w:r>
+      <w:r>
+        <w:rPr>
+          <w:rFonts w:hint="eastAsia" w:ascii="Times New Roman" w:hAnsi="Times New Roman" w:eastAsia="Times New Roman" w:cs="Times New Roman"/>
+        </w:rPr>
+        <w:t>（</w:t>
+      </w:r>
+      <w:r>
+        <w:rPr>
+          <w:rFonts w:hint="eastAsia" w:ascii="Times New Roman" w:hAnsi="Times New Roman" w:eastAsia="FangSong" w:cs="Times New Roman"/>
+        </w:rPr>
+        <w:t>为避免</w:t>
+      </w:r>
+      <w:r>
+        <w:rPr>
+          <w:rFonts w:ascii="Times New Roman" w:hAnsi="Times New Roman" w:eastAsia="Times New Roman" w:cs="Times New Roman"/>
+        </w:rPr>
+        <w:t xml:space="preserve"> B </w:t>
+      </w:r>
+      <w:r>
+        <w:rPr>
+          <w:rFonts w:hint="eastAsia" w:ascii="Times New Roman" w:hAnsi="Times New Roman" w:eastAsia="FangSong" w:cs="Times New Roman"/>
+        </w:rPr>
+        <w:t>中出现苷羟基而在糖苷化前将其保护</w:t>
+      </w:r>
+      <w:r>
+        <w:rPr>
+          <w:rFonts w:hint="eastAsia" w:ascii="Times New Roman" w:hAnsi="Times New Roman" w:eastAsia="Times New Roman" w:cs="Times New Roman"/>
+        </w:rPr>
+        <w:t>）。</w:t>
+      </w:r>
+    </w:p>
+    <w:p>
+      <w:pPr>
+        <w:pStyle w:val="BodyText"/>
+        <w:spacing w:before="160" w:after="80"/>
+        <w:jc w:val="center"/>
+      </w:pPr>
+      <w:r>
+        <w:rPr>
+          <w:rFonts w:ascii="Times New Roman" w:hAnsi="Times New Roman" w:eastAsia="Times New Roman" w:cs="Times New Roman"/>
+        </w:rPr>
+        <w:drawing>
+          <wp:inline>
+            <wp:extent cx="3600000" cy="802453"/>
+            <wp:effectExtent b="0" l="0" r="0" t="0"/>
+            <wp:docPr descr="" title="" id="291" name="Picture"/>
+            <a:graphic>
+              <a:graphicData uri="http://schemas.openxmlformats.org/drawingml/2006/picture">
+                <pic:pic>
+                  <pic:nvPicPr>
+                    <pic:cNvPr descr="cb4c0f9c9524d82afd842743806cf96bf9574539efb0de46374ab2231573946d.jpg" id="292" name="Picture"/>
+                    <pic:cNvPicPr>
+                      <a:picLocks noChangeArrowheads="1" noChangeAspect="1"/>
+                    </pic:cNvPicPr>
+                  </pic:nvPicPr>
+                  <pic:blipFill>
+                    <a:blip r:embed="rId290"/>
+                    <a:stretch>
+                      <a:fillRect/>
+                    </a:stretch>
+                  </pic:blipFill>
+                  <pic:spPr bwMode="auto">
+                    <a:xfrm>
+                      <a:off x="0" y="0"/>
+                      <a:ext cx="3600000" cy="802453"/>
+                    </a:xfrm>
+                    <a:prstGeom prst="rect">
+                      <a:avLst/>
+                    </a:prstGeom>
+                    <a:noFill/>
+                    <a:ln w="9525">
+                      <a:noFill/>
+                      <a:headEnd/>
+                      <a:tailEnd/>
+                    </a:ln>
+                  </pic:spPr>
+                </pic:pic>
+              </a:graphicData>
+            </a:graphic>
+          </wp:inline>
+        </w:drawing>
+      </w:r>
+    </w:p>
+    <w:p>
+      <w:pPr>
+        <w:pStyle w:val="BodyText"/>
+      </w:pPr>
+      <w:r>
+        <w:rPr>
+          <w:rFonts w:ascii="Times New Roman" w:hAnsi="Times New Roman" w:eastAsia="Times New Roman" w:cs="Times New Roman"/>
+          <w:b/>
+          <w:bCs/>
+        </w:rPr>
+        <w:t xml:space="preserve">3-2</w:t>
+      </w:r>
+      <w:r>
+        <w:rPr>
+          <w:rFonts w:ascii="Times New Roman" w:hAnsi="Times New Roman" w:eastAsia="Times New Roman" w:cs="Times New Roman"/>
+        </w:rPr>
+        <w:t xml:space="preserve"> </w:t>
+      </w:r>
+      <w:r>
+        <w:rPr>
+          <w:rFonts w:hint="eastAsia" w:ascii="Times New Roman" w:hAnsi="Times New Roman" w:eastAsia="FangSong" w:cs="Times New Roman"/>
+        </w:rPr>
+        <w:t xml:space="preserve">最活泼的羟基是</w:t>
+      </w:r>
+      <w:r>
+        <w:rPr>
+          <w:rFonts w:hint="eastAsia" w:ascii="Times New Roman" w:hAnsi="Times New Roman" w:eastAsia="FangSong" w:cs="Times New Roman"/>
+          <w:b/>
+          <w:bCs/>
+        </w:rPr>
+        <w:t>半缩醛羟基</w:t>
+      </w:r>
+      <w:r>
+        <w:rPr>
+          <w:rFonts w:hint="eastAsia" w:ascii="Times New Roman" w:hAnsi="Times New Roman" w:eastAsia="Times New Roman" w:cs="Times New Roman"/>
+          <w:b/>
+          <w:bCs/>
+        </w:rPr>
+        <w:t>（</w:t>
+      </w:r>
+      <w:r>
+        <w:rPr>
+          <w:rFonts w:hint="eastAsia" w:ascii="Times New Roman" w:hAnsi="Times New Roman" w:eastAsia="FangSong" w:cs="Times New Roman"/>
+          <w:b/>
+          <w:bCs/>
+        </w:rPr>
+        <w:t>苷羟基</w:t>
+      </w:r>
+      <w:r>
+        <w:rPr>
+          <w:rFonts w:hint="eastAsia" w:ascii="Times New Roman" w:hAnsi="Times New Roman" w:eastAsia="Times New Roman" w:cs="Times New Roman"/>
+          <w:b/>
+          <w:bCs/>
+        </w:rPr>
+        <w:t>，C</w:t>
+      </w:r>
+      <w:r>
+        <w:rPr>
+          <w:rFonts w:hint="eastAsia" w:ascii="Times New Roman" w:hAnsi="Times New Roman" w:eastAsia="Times New Roman" w:cs="Times New Roman"/>
+          <w:b/>
+          <w:bCs/>
+          <w:vertAlign w:val="subscript"/>
+        </w:rPr>
+        <w:t>1</w:t>
+      </w:r>
+      <w:r>
+        <w:rPr>
+          <w:rFonts w:ascii="Times New Roman" w:hAnsi="Times New Roman" w:eastAsia="Times New Roman" w:cs="Times New Roman"/>
+          <w:b/>
+          <w:bCs/>
+        </w:rPr>
+        <w:t xml:space="preserve"> </w:t>
+      </w:r>
+      <w:r>
+        <w:rPr>
+          <w:rFonts w:hint="eastAsia" w:ascii="Times New Roman" w:hAnsi="Times New Roman" w:eastAsia="FangSong" w:cs="Times New Roman"/>
+          <w:b/>
+          <w:bCs/>
+        </w:rPr>
+        <w:t>上的羟基</w:t>
+      </w:r>
+      <w:r>
+        <w:rPr>
+          <w:rFonts w:hint="eastAsia" w:ascii="Times New Roman" w:hAnsi="Times New Roman" w:eastAsia="Times New Roman" w:cs="Times New Roman"/>
+          <w:b/>
+          <w:bCs/>
+        </w:rPr>
+        <w:t>）</w:t>
+      </w:r>
+      <w:r>
+        <w:rPr>
+          <w:rFonts w:ascii="Times New Roman" w:hAnsi="Times New Roman" w:eastAsia="Times New Roman" w:cs="Times New Roman"/>
+        </w:rPr>
+        <w:t>。C</w:t>
+      </w:r>
+      <w:r>
+        <w:rPr>
+          <w:rFonts w:ascii="Times New Roman" w:hAnsi="Times New Roman" w:eastAsia="Times New Roman" w:cs="Times New Roman"/>
+          <w:vertAlign w:val="subscript"/>
+        </w:rPr>
+        <w:t>1</w:t>
+      </w:r>
+      <w:r>
+        <w:rPr>
+          <w:rFonts w:ascii="Times New Roman" w:hAnsi="Times New Roman" w:eastAsia="Times New Roman" w:cs="Times New Roman"/>
+        </w:rPr>
+        <w:t xml:space="preserve"> </w:t>
+      </w:r>
+      <w:r>
+        <w:rPr>
+          <w:rFonts w:hint="eastAsia" w:ascii="Times New Roman" w:hAnsi="Times New Roman" w:eastAsia="FangSong" w:cs="Times New Roman"/>
+        </w:rPr>
+        <w:t xml:space="preserve">为</w:t>
+      </w:r>
+      <w:r>
+        <w:rPr>
+          <w:rFonts w:ascii="Times New Roman" w:hAnsi="Times New Roman" w:eastAsia="Times New Roman" w:cs="Times New Roman"/>
+        </w:rPr>
+        <w:t xml:space="preserve"> </w:t>
+      </w:r>
+      <w:r>
+        <w:rPr>
+          <w:rFonts w:ascii="Times New Roman" w:hAnsi="Times New Roman" w:eastAsia="Times New Roman" w:cs="Times New Roman"/>
+          <w:b/>
+          <w:bCs/>
+        </w:rPr>
+        <w:t xml:space="preserve">R</w:t>
+      </w:r>
+      <w:r>
+        <w:rPr>
+          <w:rFonts w:ascii="Times New Roman" w:hAnsi="Times New Roman" w:eastAsia="Times New Roman" w:cs="Times New Roman"/>
+        </w:rPr>
+        <w:t xml:space="preserve"> </w:t>
+      </w:r>
+      <w:r>
+        <w:rPr>
+          <w:rFonts w:hint="eastAsia" w:ascii="Times New Roman" w:hAnsi="Times New Roman" w:eastAsia="FangSong" w:cs="Times New Roman"/>
+        </w:rPr>
+        <w:t>型</w:t>
+      </w:r>
+      <w:r>
+        <w:rPr>
+          <w:rFonts w:hint="eastAsia" w:ascii="Times New Roman" w:hAnsi="Times New Roman" w:eastAsia="Times New Roman" w:cs="Times New Roman"/>
+        </w:rPr>
+        <w:t>；C</w:t>
+      </w:r>
+      <w:r>
+        <w:rPr>
+          <w:rFonts w:hint="eastAsia" w:ascii="Times New Roman" w:hAnsi="Times New Roman" w:eastAsia="Times New Roman" w:cs="Times New Roman"/>
+          <w:vertAlign w:val="subscript"/>
+        </w:rPr>
+        <w:t>3</w:t>
+      </w:r>
+      <w:r>
+        <w:rPr>
+          <w:rFonts w:ascii="Times New Roman" w:hAnsi="Times New Roman" w:eastAsia="Times New Roman" w:cs="Times New Roman"/>
+        </w:rPr>
+        <w:t xml:space="preserve"> </w:t>
+      </w:r>
+      <w:r>
+        <w:rPr>
+          <w:rFonts w:hint="eastAsia" w:ascii="Times New Roman" w:hAnsi="Times New Roman" w:eastAsia="FangSong" w:cs="Times New Roman"/>
+        </w:rPr>
+        <w:t xml:space="preserve">为</w:t>
+      </w:r>
+      <w:r>
+        <w:rPr>
+          <w:rFonts w:ascii="Times New Roman" w:hAnsi="Times New Roman" w:eastAsia="Times New Roman" w:cs="Times New Roman"/>
+        </w:rPr>
+        <w:t xml:space="preserve"> </w:t>
+      </w:r>
+      <w:r>
+        <w:rPr>
+          <w:rFonts w:ascii="Times New Roman" w:hAnsi="Times New Roman" w:eastAsia="Times New Roman" w:cs="Times New Roman"/>
+          <w:b/>
+          <w:bCs/>
+        </w:rPr>
+        <w:t xml:space="preserve">S</w:t>
+      </w:r>
+      <w:r>
+        <w:rPr>
+          <w:rFonts w:ascii="Times New Roman" w:hAnsi="Times New Roman" w:eastAsia="Times New Roman" w:cs="Times New Roman"/>
+        </w:rPr>
+        <w:t xml:space="preserve"> </w:t>
+      </w:r>
+      <w:r>
+        <w:rPr>
+          <w:rFonts w:hint="eastAsia" w:ascii="Times New Roman" w:hAnsi="Times New Roman" w:eastAsia="FangSong" w:cs="Times New Roman"/>
+        </w:rPr>
+        <w:t>型</w:t>
+      </w:r>
+      <w:r>
+        <w:rPr>
+          <w:rFonts w:hint="eastAsia" w:ascii="Times New Roman" w:hAnsi="Times New Roman" w:eastAsia="Times New Roman" w:cs="Times New Roman"/>
+        </w:rPr>
+        <w:t>。</w:t>
+      </w:r>
+    </w:p>
+    <w:p>
+      <w:pPr>
+        <w:pStyle w:val="BodyText"/>
+      </w:pPr>
+      <w:r>
+        <w:rPr>
+          <w:rFonts w:ascii="Times New Roman" w:hAnsi="Times New Roman" w:eastAsia="Times New Roman" w:cs="Times New Roman"/>
+          <w:b/>
+          <w:bCs/>
+        </w:rPr>
+        <w:t xml:space="preserve">3-3</w:t>
+      </w:r>
+      <w:r>
+        <w:rPr>
+          <w:rFonts w:ascii="Times New Roman" w:hAnsi="Times New Roman" w:eastAsia="Times New Roman" w:cs="Times New Roman"/>
+        </w:rPr>
+        <w:t xml:space="preserve"> </w:t>
+      </w:r>
+      <w:r>
+        <w:rPr>
+          <w:rFonts w:hint="eastAsia" w:ascii="Times New Roman" w:hAnsi="Times New Roman" w:eastAsia="FangSong" w:cs="Times New Roman"/>
+        </w:rPr>
+        <w:t>关键是把未知糖结构对已知糖结构作空间模拟</w:t>
+      </w:r>
+      <w:r>
+        <w:rPr>
+          <w:rFonts w:hint="eastAsia" w:ascii="Times New Roman" w:hAnsi="Times New Roman" w:eastAsia="Times New Roman" w:cs="Times New Roman"/>
+        </w:rPr>
+        <w:t>：</w:t>
+      </w:r>
+      <w:r>
+        <w:rPr>
+          <w:rFonts w:hint="eastAsia" w:ascii="Times New Roman" w:hAnsi="Times New Roman" w:eastAsia="FangSong" w:cs="Times New Roman"/>
+        </w:rPr>
+        <w:t>只需在</w:t>
+      </w:r>
+      <w:r>
+        <w:rPr>
+          <w:rFonts w:ascii="Times New Roman" w:hAnsi="Times New Roman" w:eastAsia="Times New Roman" w:cs="Times New Roman"/>
+        </w:rPr>
+        <w:t xml:space="preserve"> </w:t>
+      </w:r>
+      <w:r>
+        <w:rPr>
+          <w:rFonts w:hint="eastAsia" w:ascii="Times New Roman" w:hAnsi="Times New Roman" w:eastAsia="Times New Roman" w:cs="Times New Roman"/>
+        </w:rPr>
+        <w:t>β-D-</w:t>
+      </w:r>
+      <w:r>
+        <w:rPr>
+          <w:rFonts w:hint="eastAsia" w:ascii="Times New Roman" w:hAnsi="Times New Roman" w:eastAsia="FangSong" w:cs="Times New Roman"/>
+        </w:rPr>
+        <w:t>葡萄糖</w:t>
+      </w:r>
+      <w:r>
+        <w:rPr>
+          <w:rFonts w:hint="eastAsia" w:ascii="Times New Roman" w:hAnsi="Times New Roman" w:eastAsia="Times New Roman" w:cs="Times New Roman"/>
+        </w:rPr>
+        <w:t>（</w:t>
+      </w:r>
+      <w:r>
+        <w:rPr>
+          <w:rFonts w:hint="eastAsia" w:ascii="Times New Roman" w:hAnsi="Times New Roman" w:eastAsia="FangSong" w:cs="Times New Roman"/>
+        </w:rPr>
+        <w:t>哈武斯结构</w:t>
+      </w:r>
+      <w:r>
+        <w:rPr>
+          <w:rFonts w:hint="eastAsia" w:ascii="Times New Roman" w:hAnsi="Times New Roman" w:eastAsia="Times New Roman" w:cs="Times New Roman"/>
+        </w:rPr>
+        <w:t>）</w:t>
+      </w:r>
+      <w:r>
+        <w:rPr>
+          <w:rFonts w:hint="eastAsia" w:ascii="Times New Roman" w:hAnsi="Times New Roman" w:eastAsia="FangSong" w:cs="Times New Roman"/>
+        </w:rPr>
+        <w:t>基础上将</w:t>
+      </w:r>
+      <w:r>
+        <w:rPr>
+          <w:rFonts w:ascii="Times New Roman" w:hAnsi="Times New Roman" w:eastAsia="Times New Roman" w:cs="Times New Roman"/>
+        </w:rPr>
+        <w:t xml:space="preserve"> C</w:t>
+      </w:r>
+      <w:r>
+        <w:rPr>
+          <w:rFonts w:ascii="Times New Roman" w:hAnsi="Times New Roman" w:eastAsia="Times New Roman" w:cs="Times New Roman"/>
+          <w:vertAlign w:val="subscript"/>
+        </w:rPr>
+        <w:t>1</w:t>
+      </w:r>
+      <w:r>
+        <w:rPr>
+          <w:rFonts w:ascii="Times New Roman" w:hAnsi="Times New Roman" w:eastAsia="Times New Roman" w:cs="Times New Roman"/>
+        </w:rPr>
+        <w:t xml:space="preserve"> </w:t>
+      </w:r>
+      <w:r>
+        <w:rPr>
+          <w:rFonts w:hint="eastAsia" w:ascii="Times New Roman" w:hAnsi="Times New Roman" w:eastAsia="FangSong" w:cs="Times New Roman"/>
+        </w:rPr>
+        <w:t xml:space="preserve">和</w:t>
+      </w:r>
+      <w:r>
+        <w:rPr>
+          <w:rFonts w:ascii="Times New Roman" w:hAnsi="Times New Roman" w:eastAsia="Times New Roman" w:cs="Times New Roman"/>
+        </w:rPr>
+        <w:t xml:space="preserve"> C</w:t>
+      </w:r>
+      <w:r>
+        <w:rPr>
+          <w:rFonts w:ascii="Times New Roman" w:hAnsi="Times New Roman" w:eastAsia="Times New Roman" w:cs="Times New Roman"/>
+          <w:vertAlign w:val="subscript"/>
+        </w:rPr>
+        <w:t>4</w:t>
+      </w:r>
+      <w:r>
+        <w:rPr>
+          <w:rFonts w:ascii="Times New Roman" w:hAnsi="Times New Roman" w:eastAsia="Times New Roman" w:cs="Times New Roman"/>
+        </w:rPr>
+        <w:t xml:space="preserve"> </w:t>
+      </w:r>
+      <w:r>
+        <w:rPr>
+          <w:rFonts w:hint="eastAsia" w:ascii="Times New Roman" w:hAnsi="Times New Roman" w:eastAsia="FangSong" w:cs="Times New Roman"/>
+        </w:rPr>
+        <w:t>的羟基与氢原子分别调换位置</w:t>
+      </w:r>
+      <w:r>
+        <w:rPr>
+          <w:rFonts w:hint="eastAsia" w:ascii="Times New Roman" w:hAnsi="Times New Roman" w:eastAsia="Times New Roman" w:cs="Times New Roman"/>
+        </w:rPr>
+        <w:t>，</w:t>
+      </w:r>
+      <w:r>
+        <w:rPr>
+          <w:rFonts w:hint="eastAsia" w:ascii="Times New Roman" w:hAnsi="Times New Roman" w:eastAsia="FangSong" w:cs="Times New Roman"/>
+        </w:rPr>
+        <w:t>即得</w:t>
+      </w:r>
+      <w:r>
+        <w:rPr>
+          <w:rFonts w:ascii="Times New Roman" w:hAnsi="Times New Roman" w:eastAsia="Times New Roman" w:cs="Times New Roman"/>
+        </w:rPr>
+        <w:t xml:space="preserve"> </w:t>
+      </w:r>
+      <w:r>
+        <w:rPr>
+          <w:rFonts w:hint="eastAsia" w:ascii="Times New Roman" w:hAnsi="Times New Roman" w:eastAsia="Times New Roman" w:cs="Times New Roman"/>
+        </w:rPr>
+        <w:t>β-D-</w:t>
+      </w:r>
+      <w:r>
+        <w:rPr>
+          <w:rFonts w:hint="eastAsia" w:ascii="Times New Roman" w:hAnsi="Times New Roman" w:eastAsia="FangSong" w:cs="Times New Roman"/>
+        </w:rPr>
+        <w:t>半乳糖衍生物的相应结构</w:t>
+      </w:r>
+      <w:r>
+        <w:rPr>
+          <w:rFonts w:hint="eastAsia" w:ascii="Times New Roman" w:hAnsi="Times New Roman" w:eastAsia="Times New Roman" w:cs="Times New Roman"/>
+        </w:rPr>
+        <w:t>。</w:t>
+      </w:r>
+    </w:p>
+    <w:p>
+      <w:pPr>
+        <w:pStyle w:val="BodyText"/>
+      </w:pPr>
+      <w:r>
+        <w:rPr>
+          <w:rFonts w:ascii="Times New Roman" w:hAnsi="Times New Roman" w:eastAsia="Times New Roman" w:cs="Times New Roman"/>
+          <w:b/>
+          <w:bCs/>
+        </w:rPr>
+        <w:t xml:space="preserve">3-4</w:t>
+      </w:r>
+      <w:r>
+        <w:rPr>
+          <w:rFonts w:ascii="Times New Roman" w:hAnsi="Times New Roman" w:eastAsia="Times New Roman" w:cs="Times New Roman"/>
+        </w:rPr>
+        <w:t xml:space="preserve"> </w:t>
+      </w:r>
+      <w:r>
+        <w:rPr>
+          <w:rFonts w:ascii="Times New Roman" w:hAnsi="Times New Roman" w:eastAsia="Times New Roman" w:cs="Times New Roman"/>
+        </w:rPr>
+        <w:t xml:space="preserve">A </w:t>
+      </w:r>
+      <w:r>
+        <w:rPr>
+          <w:rFonts w:hint="eastAsia" w:ascii="Times New Roman" w:hAnsi="Times New Roman" w:eastAsia="FangSong" w:cs="Times New Roman"/>
+        </w:rPr>
+        <w:t xml:space="preserve">中缩醛部分和含</w:t>
+      </w:r>
+      <w:r>
+        <w:rPr>
+          <w:rFonts w:ascii="Times New Roman" w:hAnsi="Times New Roman" w:eastAsia="Times New Roman" w:cs="Times New Roman"/>
+        </w:rPr>
+        <w:t xml:space="preserve"> N </w:t>
+      </w:r>
+      <w:r>
+        <w:rPr>
+          <w:rFonts w:hint="eastAsia" w:ascii="Times New Roman" w:hAnsi="Times New Roman" w:eastAsia="FangSong" w:cs="Times New Roman"/>
+        </w:rPr>
+        <w:t>部分在碱性条件下难水解</w:t>
+      </w:r>
+      <w:r>
+        <w:rPr>
+          <w:rFonts w:hint="eastAsia" w:ascii="Times New Roman" w:hAnsi="Times New Roman" w:eastAsia="Times New Roman" w:cs="Times New Roman"/>
+        </w:rPr>
+        <w:t>，</w:t>
+      </w:r>
+      <w:r>
+        <w:rPr>
+          <w:rFonts w:hint="eastAsia" w:ascii="Times New Roman" w:hAnsi="Times New Roman" w:eastAsia="FangSong" w:cs="Times New Roman"/>
+        </w:rPr>
+        <w:t>而</w:t>
+      </w:r>
+      <w:r>
+        <w:rPr>
+          <w:rFonts w:hint="eastAsia" w:ascii="Times New Roman" w:hAnsi="Times New Roman" w:eastAsia="FangSong" w:cs="Times New Roman"/>
+          <w:b/>
+          <w:bCs/>
+        </w:rPr>
+        <w:t xml:space="preserve">酯基部分可彻底水解</w:t>
+      </w:r>
+      <w:r>
+        <w:rPr>
+          <w:rFonts w:hint="eastAsia" w:ascii="Times New Roman" w:hAnsi="Times New Roman" w:eastAsia="Times New Roman" w:cs="Times New Roman"/>
+        </w:rPr>
+        <w:t>；</w:t>
+      </w:r>
+      <w:r>
+        <w:rPr>
+          <w:rFonts w:hint="eastAsia" w:ascii="Times New Roman" w:hAnsi="Times New Roman" w:eastAsia="FangSong" w:cs="Times New Roman"/>
+        </w:rPr>
+        <w:t>水解后使</w:t>
+      </w:r>
+      <w:r>
+        <w:rPr>
+          <w:rFonts w:ascii="Times New Roman" w:hAnsi="Times New Roman" w:eastAsia="Times New Roman" w:cs="Times New Roman"/>
+        </w:rPr>
+        <w:t xml:space="preserve"> A </w:t>
+      </w:r>
+      <w:r>
+        <w:rPr>
+          <w:rFonts w:hint="eastAsia" w:ascii="Times New Roman" w:hAnsi="Times New Roman" w:eastAsia="FangSong" w:cs="Times New Roman"/>
+        </w:rPr>
+        <w:t xml:space="preserve">中糖分子上又出现</w:t>
+      </w:r>
+      <w:r>
+        <w:rPr>
+          <w:rFonts w:ascii="Times New Roman" w:hAnsi="Times New Roman" w:eastAsia="Times New Roman" w:cs="Times New Roman"/>
+        </w:rPr>
+        <w:t xml:space="preserve"> 4 </w:t>
+      </w:r>
+      <w:r>
+        <w:rPr>
+          <w:rFonts w:hint="eastAsia" w:ascii="Times New Roman" w:hAnsi="Times New Roman" w:eastAsia="FangSong" w:cs="Times New Roman"/>
+        </w:rPr>
+        <w:t>个羟基</w:t>
+      </w:r>
+      <w:r>
+        <w:rPr>
+          <w:rFonts w:hint="eastAsia" w:ascii="Times New Roman" w:hAnsi="Times New Roman" w:eastAsia="Times New Roman" w:cs="Times New Roman"/>
+        </w:rPr>
+        <w:t>。</w:t>
+      </w:r>
+      <w:r>
+        <w:rPr>
+          <w:rFonts w:hint="eastAsia" w:ascii="Times New Roman" w:hAnsi="Times New Roman" w:eastAsia="FangSong" w:cs="Times New Roman"/>
+        </w:rPr>
+        <w:t>羟基是极性官能团</w:t>
+      </w:r>
+      <w:r>
+        <w:rPr>
+          <w:rFonts w:hint="eastAsia" w:ascii="Times New Roman" w:hAnsi="Times New Roman" w:eastAsia="Times New Roman" w:cs="Times New Roman"/>
+        </w:rPr>
+        <w:t>，</w:t>
+      </w:r>
+      <w:r>
+        <w:rPr>
+          <w:rFonts w:hint="eastAsia" w:ascii="Times New Roman" w:hAnsi="Times New Roman" w:eastAsia="FangSong" w:cs="Times New Roman"/>
+        </w:rPr>
+        <w:t>易与水形成氢键</w:t>
+      </w:r>
+      <w:r>
+        <w:rPr>
+          <w:rFonts w:hint="eastAsia" w:ascii="Times New Roman" w:hAnsi="Times New Roman" w:eastAsia="Times New Roman" w:cs="Times New Roman"/>
+        </w:rPr>
+        <w:t>，</w:t>
+      </w:r>
+      <w:r>
+        <w:rPr>
+          <w:rFonts w:hint="eastAsia" w:ascii="Times New Roman" w:hAnsi="Times New Roman" w:eastAsia="FangSong" w:cs="Times New Roman"/>
+        </w:rPr>
+        <w:t>使水溶性大大增加</w:t>
+      </w:r>
+      <w:r>
+        <w:rPr>
+          <w:rFonts w:hint="eastAsia" w:ascii="Times New Roman" w:hAnsi="Times New Roman" w:eastAsia="Times New Roman" w:cs="Times New Roman"/>
+        </w:rPr>
+        <w:t>，</w:t>
+      </w:r>
+      <w:r>
+        <w:rPr>
+          <w:rFonts w:hint="eastAsia" w:ascii="Times New Roman" w:hAnsi="Times New Roman" w:eastAsia="FangSong" w:cs="Times New Roman"/>
+        </w:rPr>
+        <w:t>从而具备作导向载体的条件</w:t>
+      </w:r>
+      <w:r>
+        <w:rPr>
+          <w:rFonts w:hint="eastAsia" w:ascii="Times New Roman" w:hAnsi="Times New Roman" w:eastAsia="Times New Roman" w:cs="Times New Roman"/>
+        </w:rPr>
+        <w:t>。</w:t>
+      </w:r>
+    </w:p>
+    <w:p>
+      <w:pPr>
+        <w:pStyle w:val="BodyText"/>
+        <w:spacing w:after="80" w:before="160"/>
+        <w:jc w:val="center"/>
+      </w:pPr>
+      <w:r>
+        <w:rPr>
+          <w:rFonts w:ascii="Times New Roman" w:hAnsi="Times New Roman" w:eastAsia="Times New Roman" w:cs="Times New Roman"/>
+        </w:rPr>
+        <w:drawing>
+          <wp:inline>
+            <wp:extent cx="3600000" cy="2297142"/>
+            <wp:effectExtent b="0" l="0" r="0" t="0"/>
+            <wp:docPr descr="" title="" id="294" name="Picture"/>
+            <a:graphic>
+              <a:graphicData uri="http://schemas.openxmlformats.org/drawingml/2006/picture">
+                <pic:pic>
+                  <pic:nvPicPr>
+                    <pic:cNvPr descr="5e3e26a55183ddea301de5f24496e129036f62fe26eea44deed3c7c757dc20d9.jpg" id="295" name="Picture"/>
+                    <pic:cNvPicPr>
+                      <a:picLocks noChangeArrowheads="1" noChangeAspect="1"/>
+                    </pic:cNvPicPr>
+                  </pic:nvPicPr>
+                  <pic:blipFill>
+                    <a:blip r:embed="rId293"/>
+                    <a:stretch>
+                      <a:fillRect/>
+                    </a:stretch>
+                  </pic:blipFill>
+                  <pic:spPr bwMode="auto">
+                    <a:xfrm>
+                      <a:off x="0" y="0"/>
+                      <a:ext cx="3600000" cy="2297142"/>
+                    </a:xfrm>
+                    <a:prstGeom prst="rect">
+                      <a:avLst/>
+                    </a:prstGeom>
+                    <a:noFill/>
+                    <a:ln w="9525">
+                      <a:noFill/>
+                      <a:headEnd/>
+                      <a:tailEnd/>
+                    </a:ln>
+                  </pic:spPr>
+                </pic:pic>
+              </a:graphicData>
+            </a:graphic>
+          </wp:inline>
+        </w:drawing>
+      </w:r>
+    </w:p>
+    <w:tbl>
+      <w:tblPr>
+        <w:tblStyle w:val="Table"/>
+        <w:tblW w:type="auto" w:w="0"/>
+        <w:tblLook w:firstRow="1" w:lastRow="0" w:firstColumn="0" w:lastColumn="0" w:noHBand="0" w:noVBand="0" w:val="0020"/>
+      </w:tblPr>
+      <w:tblGrid>
+        <w:gridCol w:w="3960"/>
+        <w:gridCol w:w="3960"/>
+      </w:tblGrid>
+      <w:tr>
+        <w:trPr>
+          <w:tblHeader w:val="on"/>
+        </w:trPr>
+        <w:tc>
+          <w:tcPr/>
+          <w:p>
+            <w:pPr>
+              <w:pStyle w:val="Compact"/>
+              <w:jc w:val="center"/>
+            </w:pPr>
+            <w:r>
+              <w:rPr>
+                <w:rFonts w:hint="eastAsia" w:ascii="Times New Roman" w:hAnsi="Times New Roman" w:eastAsia="SimHei" w:cs="Times New Roman"/>
+                <w:b/>
+              </w:rPr>
+              <w:t xml:space="preserve">知识点</w:t>
+            </w:r>
+          </w:p>
+        </w:tc>
+        <w:tc>
+          <w:tcPr/>
+          <w:p>
+            <w:pPr>
+              <w:pStyle w:val="Compact"/>
+              <w:jc w:val="center"/>
+            </w:pPr>
+            <w:r>
+              <w:rPr>
+                <w:rFonts w:hint="eastAsia" w:ascii="Times New Roman" w:hAnsi="Times New Roman" w:eastAsia="SimHei" w:cs="Times New Roman"/>
+                <w:b/>
+              </w:rPr>
+              <w:t xml:space="preserve">关联内容</w:t>
+            </w:r>
+          </w:p>
+        </w:tc>
+      </w:tr>
+      <w:tr>
+        <w:tc>
+          <w:tcPr/>
+          <w:p>
+            <w:pPr>
+              <w:pStyle w:val="Compact"/>
+              <w:jc w:val="center"/>
+            </w:pPr>
+            <w:r>
+              <w:rPr>
+                <w:rFonts w:hint="eastAsia" w:ascii="Times New Roman" w:hAnsi="Times New Roman" w:eastAsia="FangSong" w:cs="Times New Roman"/>
+              </w:rPr>
+              <w:t xml:space="preserve">药物化学</w:t>
+            </w:r>
+          </w:p>
+        </w:tc>
+        <w:tc>
+          <w:tcPr/>
+          <w:p>
+            <w:pPr>
+              <w:pStyle w:val="Compact"/>
+              <w:jc w:val="center"/>
+            </w:pPr>
+            <w:r>
+              <w:rPr>
+                <w:rFonts w:hint="eastAsia" w:ascii="Times New Roman" w:hAnsi="Times New Roman" w:eastAsia="FangSong" w:cs="Times New Roman"/>
+              </w:rPr>
+              <w:t>卟啉导向载体</w:t>
+            </w:r>
+            <w:r>
+              <w:rPr>
+                <w:rFonts w:hint="eastAsia" w:ascii="Times New Roman" w:hAnsi="Times New Roman" w:eastAsia="Times New Roman" w:cs="Times New Roman"/>
+              </w:rPr>
+              <w:t>/</w:t>
+            </w:r>
+            <w:r>
+              <w:rPr>
+                <w:rFonts w:hint="eastAsia" w:ascii="Times New Roman" w:hAnsi="Times New Roman" w:eastAsia="FangSong" w:cs="Times New Roman"/>
+              </w:rPr>
+              <w:t>生物导弹</w:t>
+            </w:r>
+          </w:p>
+        </w:tc>
+      </w:tr>
+      <w:tr>
+        <w:tc>
+          <w:tcPr/>
+          <w:p>
+            <w:pPr>
+              <w:pStyle w:val="Compact"/>
+              <w:jc w:val="center"/>
+            </w:pPr>
+            <w:r>
+              <w:rPr>
+                <w:rFonts w:hint="eastAsia" w:ascii="Times New Roman" w:hAnsi="Times New Roman" w:eastAsia="FangSong" w:cs="Times New Roman"/>
+              </w:rPr>
+              <w:t xml:space="preserve">单糖</w:t>
+            </w:r>
+          </w:p>
+        </w:tc>
+        <w:tc>
+          <w:tcPr/>
+          <w:p>
+            <w:pPr>
+              <w:pStyle w:val="Compact"/>
+              <w:jc w:val="center"/>
+            </w:pPr>
+            <w:r>
+              <w:rPr>
+                <w:rFonts w:hint="eastAsia" w:ascii="Times New Roman" w:hAnsi="Times New Roman" w:eastAsia="Times New Roman" w:cs="Times New Roman"/>
+              </w:rPr>
+              <w:t>β-D-</w:t>
+            </w:r>
+            <w:r>
+              <w:rPr>
+                <w:rFonts w:hint="eastAsia" w:ascii="Times New Roman" w:hAnsi="Times New Roman" w:eastAsia="FangSong" w:cs="Times New Roman"/>
+              </w:rPr>
+              <w:t>葡萄糖</w:t>
+            </w:r>
+            <w:r>
+              <w:rPr>
+                <w:rFonts w:hint="eastAsia" w:ascii="Times New Roman" w:hAnsi="Times New Roman" w:eastAsia="Times New Roman" w:cs="Times New Roman"/>
+              </w:rPr>
+              <w:t>/</w:t>
+            </w:r>
+            <w:r>
+              <w:rPr>
+                <w:rFonts w:hint="eastAsia" w:ascii="Times New Roman" w:hAnsi="Times New Roman" w:eastAsia="FangSong" w:cs="Times New Roman"/>
+              </w:rPr>
+              <w:t>半乳糖差向异构</w:t>
+            </w:r>
+          </w:p>
+        </w:tc>
+      </w:tr>
+      <w:tr>
+        <w:tc>
+          <w:tcPr/>
+          <w:p>
+            <w:pPr>
+              <w:pStyle w:val="Compact"/>
+              <w:jc w:val="center"/>
+            </w:pPr>
+            <w:r>
+              <w:rPr>
+                <w:rFonts w:hint="eastAsia" w:ascii="Times New Roman" w:hAnsi="Times New Roman" w:eastAsia="FangSong" w:cs="Times New Roman"/>
+              </w:rPr>
+              <w:t xml:space="preserve">糖苷</w:t>
+            </w:r>
+          </w:p>
+        </w:tc>
+        <w:tc>
+          <w:tcPr/>
+          <w:p>
+            <w:pPr>
+              <w:pStyle w:val="Compact"/>
+              <w:jc w:val="center"/>
+            </w:pPr>
+            <w:r>
+              <w:rPr>
+                <w:rFonts w:ascii="Times New Roman" w:hAnsi="Times New Roman" w:eastAsia="Times New Roman" w:cs="Times New Roman"/>
+              </w:rPr>
+              <w:t xml:space="preserve">3-1 </w:t>
+            </w:r>
+            <w:r>
+              <w:rPr>
+                <w:rFonts w:hint="eastAsia" w:ascii="Times New Roman" w:hAnsi="Times New Roman" w:eastAsia="FangSong" w:cs="Times New Roman"/>
+              </w:rPr>
+              <w:t xml:space="preserve">酚苷与苷羟基</w:t>
+            </w:r>
+          </w:p>
+        </w:tc>
+      </w:tr>
+      <w:tr>
+        <w:tc>
+          <w:tcPr/>
+          <w:p>
+            <w:pPr>
+              <w:pStyle w:val="Compact"/>
+              <w:jc w:val="center"/>
+            </w:pPr>
+            <w:r>
+              <w:rPr>
+                <w:rFonts w:hint="eastAsia" w:ascii="Times New Roman" w:hAnsi="Times New Roman" w:eastAsia="Times New Roman" w:cs="Times New Roman"/>
+              </w:rPr>
+              <w:t>R-S</w:t>
+            </w:r>
+            <w:r>
+              <w:rPr>
+                <w:rFonts w:hint="eastAsia" w:ascii="Times New Roman" w:hAnsi="Times New Roman" w:eastAsia="FangSong" w:cs="Times New Roman"/>
+              </w:rPr>
+              <w:t>构型</w:t>
+            </w:r>
+          </w:p>
+        </w:tc>
+        <w:tc>
+          <w:tcPr/>
+          <w:p>
+            <w:pPr>
+              <w:pStyle w:val="Compact"/>
+              <w:jc w:val="center"/>
+            </w:pPr>
+            <w:r>
+              <w:rPr>
+                <w:rFonts w:ascii="Times New Roman" w:hAnsi="Times New Roman" w:eastAsia="Times New Roman" w:cs="Times New Roman"/>
+              </w:rPr>
+              <w:t>3-2 C</w:t>
+            </w:r>
+            <w:r>
+              <w:rPr>
+                <w:rFonts w:ascii="Times New Roman" w:hAnsi="Times New Roman" w:eastAsia="Times New Roman" w:cs="Times New Roman"/>
+                <w:vertAlign w:val="subscript"/>
+              </w:rPr>
+              <w:t>1</w:t>
+            </w:r>
+            <w:r>
+              <w:rPr>
+                <w:rFonts w:ascii="Times New Roman" w:hAnsi="Times New Roman" w:eastAsia="Times New Roman" w:cs="Times New Roman"/>
+              </w:rPr>
+              <w:t>(R)/C</w:t>
+            </w:r>
+            <w:r>
+              <w:rPr>
+                <w:rFonts w:ascii="Times New Roman" w:hAnsi="Times New Roman" w:eastAsia="Times New Roman" w:cs="Times New Roman"/>
+                <w:vertAlign w:val="subscript"/>
+              </w:rPr>
+              <w:t>3</w:t>
+            </w:r>
+            <w:r>
+              <w:rPr>
+                <w:rFonts w:ascii="Times New Roman" w:hAnsi="Times New Roman" w:eastAsia="Times New Roman" w:cs="Times New Roman"/>
+              </w:rPr>
+              <w:t>(S)</w:t>
+            </w:r>
+          </w:p>
+        </w:tc>
+      </w:tr>
+    </w:tbl>
+    <w:p>
+      <w:pPr>
+        <w:spacing w:before="160" w:after="80"/>
+      </w:pPr>
+      <w:r>
+        <w:pict>
+          <v:rect style="width:0;height:1.5pt" o:hralign="center" o:hrstd="t" o:hr="t"/>
+        </w:pict>
+      </w:r>
+    </w:p>
+    <w:bookmarkEnd w:id="296"/>
+    <w:bookmarkStart w:id="300" w:name="化合物x五实验推断葡萄糖"/>
+    <w:p>
+      <w:pPr>
+        <w:pStyle w:val="Heading2"/>
+        <w:spacing w:before="280" w:after="120"/>
+      </w:pPr>
+      <w:r>
+        <w:rPr>
+          <w:rFonts w:ascii="Times New Roman" w:hAnsi="Times New Roman" w:eastAsia="Times New Roman" w:cs="Times New Roman"/>
+        </w:rPr>
+        <w:t xml:space="preserve">9.28 </w:t>
       </w:r>
       <w:r>
         <w:rPr>
@@ -41155,18 +43164,18 @@
           <wp:inline>
             <wp:extent cx="3600000" cy="1629921"/>
             <wp:effectExtent b="0" l="0" r="0" t="0"/>
-            <wp:docPr descr="" title="" id="282" name="Picture"/>
+            <wp:docPr descr="" title="" id="298" name="Picture"/>
             <a:graphic>
               <a:graphicData uri="http://schemas.openxmlformats.org/drawingml/2006/picture">
                 <pic:pic>
                   <pic:nvPicPr>
-                    <pic:cNvPr descr="417d1ed3d19e1751e64a5501cf0d7be25447fc4829a0e602ef71e5149f1e393c.jpg" id="283" name="Picture"/>
+                    <pic:cNvPr descr="417d1ed3d19e1751e64a5501cf0d7be25447fc4829a0e602ef71e5149f1e393c.jpg" id="299" name="Picture"/>
                     <pic:cNvPicPr>
                       <a:picLocks noChangeArrowheads="1" noChangeAspect="1"/>
                     </pic:cNvPicPr>
                   </pic:nvPicPr>
                   <pic:blipFill>
-                    <a:blip r:embed="rId281"/>
+                    <a:blip r:embed="rId297"/>
                     <a:stretch>
                       <a:fillRect/>
                     </a:stretch>
@@ -41203,8 +43212,8 @@
         </w:pict>
       </w:r>
     </w:p>
-    <w:bookmarkEnd w:id="284"/>
-    <w:bookmarkStart w:id="315" w:name="初赛roundup一扫光"/>
+    <w:bookmarkEnd w:id="300"/>
+    <w:bookmarkStart w:id="331" w:name="初赛roundup一扫光"/>
     <w:p>
       <w:pPr>
         <w:pStyle w:val="Heading2"/>
@@ -41214,7 +43223,7 @@
         <w:rPr>
           <w:rFonts w:ascii="Times New Roman" w:hAnsi="Times New Roman" w:eastAsia="Times New Roman" w:cs="Times New Roman"/>
         </w:rPr>
-        <w:t xml:space="preserve">9.28 </w:t>
+        <w:t xml:space="preserve">9.29 </w:t>
       </w:r>
       <w:r>
         <w:rPr>
@@ -41670,18 +43679,18 @@
           <wp:inline>
             <wp:extent cx="3600000" cy="1505882"/>
             <wp:effectExtent b="0" l="0" r="0" t="0"/>
-            <wp:docPr descr="" title="" id="286" name="Picture"/>
+            <wp:docPr descr="" title="" id="302" name="Picture"/>
             <a:graphic>
               <a:graphicData uri="http://schemas.openxmlformats.org/drawingml/2006/picture">
                 <pic:pic>
                   <pic:nvPicPr>
-                    <pic:cNvPr descr="2478faffd4caaa05a576fbd29d0da93cb83877ffb73f6fa486ba46e14ba08070.jpg" id="287" name="Picture"/>
+                    <pic:cNvPr descr="2478faffd4caaa05a576fbd29d0da93cb83877ffb73f6fa486ba46e14ba08070.jpg" id="303" name="Picture"/>
                     <pic:cNvPicPr>
                       <a:picLocks noChangeArrowheads="1" noChangeAspect="1"/>
                     </pic:cNvPicPr>
                   </pic:nvPicPr>
                   <pic:blipFill>
-                    <a:blip r:embed="rId285"/>
+                    <a:blip r:embed="rId301"/>
                     <a:stretch>
                       <a:fillRect/>
                     </a:stretch>
@@ -43321,18 +45330,18 @@
           <wp:inline>
             <wp:extent cx="3600000" cy="533710"/>
             <wp:effectExtent b="0" l="0" r="0" t="0"/>
-            <wp:docPr descr="" title="" id="289" name="Picture"/>
+            <wp:docPr descr="" title="" id="305" name="Picture"/>
             <a:graphic>
               <a:graphicData uri="http://schemas.openxmlformats.org/drawingml/2006/picture">
                 <pic:pic>
                   <pic:nvPicPr>
-                    <pic:cNvPr descr="226c972bb65e5c633c15e2855bffb1f3b3fcc3dfc0335869dd0e134128a64fe1.jpg" id="290" name="Picture"/>
+                    <pic:cNvPr descr="226c972bb65e5c633c15e2855bffb1f3b3fcc3dfc0335869dd0e134128a64fe1.jpg" id="306" name="Picture"/>
                     <pic:cNvPicPr>
                       <a:picLocks noChangeArrowheads="1" noChangeAspect="1"/>
                     </pic:cNvPicPr>
                   </pic:nvPicPr>
                   <pic:blipFill>
-                    <a:blip r:embed="rId288"/>
+                    <a:blip r:embed="rId304"/>
                     <a:stretch>
                       <a:fillRect/>
                     </a:stretch>
@@ -43414,18 +45423,18 @@
           <wp:inline>
             <wp:extent cx="3600000" cy="537270"/>
             <wp:effectExtent b="0" l="0" r="0" t="0"/>
-            <wp:docPr descr="" title="" id="292" name="Picture"/>
+            <wp:docPr descr="" title="" id="308" name="Picture"/>
             <a:graphic>
               <a:graphicData uri="http://schemas.openxmlformats.org/drawingml/2006/picture">
                 <pic:pic>
                   <pic:nvPicPr>
-                    <pic:cNvPr descr="98d1094d150dcad617636f426cabd26491c3037b8fbb28c558cf8afa685f4c6d.jpg" id="293" name="Picture"/>
+                    <pic:cNvPr descr="98d1094d150dcad617636f426cabd26491c3037b8fbb28c558cf8afa685f4c6d.jpg" id="309" name="Picture"/>
                     <pic:cNvPicPr>
                       <a:picLocks noChangeArrowheads="1" noChangeAspect="1"/>
                     </pic:cNvPicPr>
                   </pic:nvPicPr>
                   <pic:blipFill>
-                    <a:blip r:embed="rId291"/>
+                    <a:blip r:embed="rId307"/>
                     <a:stretch>
                       <a:fillRect/>
                     </a:stretch>
@@ -43466,18 +45475,18 @@
           <wp:inline>
             <wp:extent cx="3600000" cy="1205620"/>
             <wp:effectExtent b="0" l="0" r="0" t="0"/>
-            <wp:docPr descr="" title="" id="295" name="Picture"/>
+            <wp:docPr descr="" title="" id="311" name="Picture"/>
             <a:graphic>
               <a:graphicData uri="http://schemas.openxmlformats.org/drawingml/2006/picture">
                 <pic:pic>
                   <pic:nvPicPr>
-                    <pic:cNvPr descr="5ae4076ca756dbb19a8d411bb20c57b209477da852eff5ddc9b67362ad808882.jpg" id="296" name="Picture"/>
+                    <pic:cNvPr descr="5ae4076ca756dbb19a8d411bb20c57b209477da852eff5ddc9b67362ad808882.jpg" id="312" name="Picture"/>
                     <pic:cNvPicPr>
                       <a:picLocks noChangeArrowheads="1" noChangeAspect="1"/>
                     </pic:cNvPicPr>
                   </pic:nvPicPr>
                   <pic:blipFill>
-                    <a:blip r:embed="rId294"/>
+                    <a:blip r:embed="rId310"/>
                     <a:stretch>
                       <a:fillRect/>
                     </a:stretch>
@@ -43946,18 +45955,18 @@
           <wp:inline>
             <wp:extent cx="3600000" cy="671186"/>
             <wp:effectExtent b="0" l="0" r="0" t="0"/>
-            <wp:docPr descr="" title="" id="298" name="Picture"/>
+            <wp:docPr descr="" title="" id="314" name="Picture"/>
             <a:graphic>
               <a:graphicData uri="http://schemas.openxmlformats.org/drawingml/2006/picture">
                 <pic:pic>
                   <pic:nvPicPr>
-                    <pic:cNvPr descr="290d07663c5ad1646f7eba884e8eaba68a9900fe8799c8830dc184bf76ea09d0.jpg" id="299" name="Picture"/>
+                    <pic:cNvPr descr="290d07663c5ad1646f7eba884e8eaba68a9900fe8799c8830dc184bf76ea09d0.jpg" id="315" name="Picture"/>
                     <pic:cNvPicPr>
                       <a:picLocks noChangeArrowheads="1" noChangeAspect="1"/>
                     </pic:cNvPicPr>
                   </pic:nvPicPr>
                   <pic:blipFill>
-                    <a:blip r:embed="rId297"/>
+                    <a:blip r:embed="rId313"/>
                     <a:stretch>
                       <a:fillRect/>
                     </a:stretch>
@@ -44057,18 +46066,18 @@
           <wp:inline>
             <wp:extent cx="3600000" cy="1326315"/>
             <wp:effectExtent b="0" l="0" r="0" t="0"/>
-            <wp:docPr descr="" title="" id="301" name="Picture"/>
+            <wp:docPr descr="" title="" id="317" name="Picture"/>
             <a:graphic>
               <a:graphicData uri="http://schemas.openxmlformats.org/drawingml/2006/picture">
                 <pic:pic>
                   <pic:nvPicPr>
-                    <pic:cNvPr descr="cb55e33037cc654fac92b4520371587ef3790d155acc7596698b3098329eafdc.jpg" id="302" name="Picture"/>
+                    <pic:cNvPr descr="cb55e33037cc654fac92b4520371587ef3790d155acc7596698b3098329eafdc.jpg" id="318" name="Picture"/>
                     <pic:cNvPicPr>
                       <a:picLocks noChangeArrowheads="1" noChangeAspect="1"/>
                     </pic:cNvPicPr>
                   </pic:nvPicPr>
                   <pic:blipFill>
-                    <a:blip r:embed="rId300"/>
+                    <a:blip r:embed="rId316"/>
                     <a:stretch>
                       <a:fillRect/>
                     </a:stretch>
@@ -44175,18 +46184,18 @@
           <wp:inline>
             <wp:extent cx="3600000" cy="1457349"/>
             <wp:effectExtent b="0" l="0" r="0" t="0"/>
-            <wp:docPr descr="" title="" id="304" name="Picture"/>
+            <wp:docPr descr="" title="" id="320" name="Picture"/>
             <a:graphic>
               <a:graphicData uri="http://schemas.openxmlformats.org/drawingml/2006/picture">
                 <pic:pic>
                   <pic:nvPicPr>
-                    <pic:cNvPr descr="ce1cfb47b3b761c544296c9b56b5967dd079b1315614b7c3427fa05562412510.jpg" id="305" name="Picture"/>
+                    <pic:cNvPr descr="ce1cfb47b3b761c544296c9b56b5967dd079b1315614b7c3427fa05562412510.jpg" id="321" name="Picture"/>
                     <pic:cNvPicPr>
                       <a:picLocks noChangeArrowheads="1" noChangeAspect="1"/>
                     </pic:cNvPicPr>
                   </pic:nvPicPr>
                   <pic:blipFill>
-                    <a:blip r:embed="rId303"/>
+                    <a:blip r:embed="rId319"/>
                     <a:stretch>
                       <a:fillRect/>
                     </a:stretch>
@@ -44250,18 +46259,18 @@
           <wp:inline>
             <wp:extent cx="3600000" cy="1064383"/>
             <wp:effectExtent b="0" l="0" r="0" t="0"/>
-            <wp:docPr descr="" title="" id="307" name="Picture"/>
+            <wp:docPr descr="" title="" id="323" name="Picture"/>
             <a:graphic>
               <a:graphicData uri="http://schemas.openxmlformats.org/drawingml/2006/picture">
                 <pic:pic>
                   <pic:nvPicPr>
-                    <pic:cNvPr descr="74baa9ec223e324a2aa12d71d406c3cc5d3d5037d9a6792d9a9e40af871d3c0d.jpg" id="308" name="Picture"/>
+                    <pic:cNvPr descr="74baa9ec223e324a2aa12d71d406c3cc5d3d5037d9a6792d9a9e40af871d3c0d.jpg" id="324" name="Picture"/>
                     <pic:cNvPicPr>
                       <a:picLocks noChangeArrowheads="1" noChangeAspect="1"/>
                     </pic:cNvPicPr>
                   </pic:nvPicPr>
                   <pic:blipFill>
-                    <a:blip r:embed="rId306"/>
+                    <a:blip r:embed="rId322"/>
                     <a:stretch>
                       <a:fillRect/>
                     </a:stretch>
@@ -44302,18 +46311,18 @@
           <wp:inline>
             <wp:extent cx="3600000" cy="764210"/>
             <wp:effectExtent b="0" l="0" r="0" t="0"/>
-            <wp:docPr descr="" title="" id="310" name="Picture"/>
+            <wp:docPr descr="" title="" id="326" name="Picture"/>
             <a:graphic>
               <a:graphicData uri="http://schemas.openxmlformats.org/drawingml/2006/picture">
                 <pic:pic>
                   <pic:nvPicPr>
-                    <pic:cNvPr descr="dca68907f0189fef031953b78cd7752c55f91652e0191a8e8543640ae7f09492.jpg" id="311" name="Picture"/>
+                    <pic:cNvPr descr="dca68907f0189fef031953b78cd7752c55f91652e0191a8e8543640ae7f09492.jpg" id="327" name="Picture"/>
                     <pic:cNvPicPr>
                       <a:picLocks noChangeArrowheads="1" noChangeAspect="1"/>
                     </pic:cNvPicPr>
                   </pic:nvPicPr>
                   <pic:blipFill>
-                    <a:blip r:embed="rId309"/>
+                    <a:blip r:embed="rId325"/>
                     <a:stretch>
                       <a:fillRect/>
                     </a:stretch>
@@ -44354,18 +46363,18 @@
           <wp:inline>
             <wp:extent cx="3600000" cy="1637808"/>
             <wp:effectExtent b="0" l="0" r="0" t="0"/>
-            <wp:docPr descr="" title="" id="313" name="Picture"/>
+            <wp:docPr descr="" title="" id="329" name="Picture"/>
             <a:graphic>
               <a:graphicData uri="http://schemas.openxmlformats.org/drawingml/2006/picture">
                 <pic:pic>
                   <pic:nvPicPr>
-                    <pic:cNvPr descr="97ff17d1791d47aec9c52e3777cda225b2eff9d954446fa0908c65d99d1e80f5.jpg" id="314" name="Picture"/>
+                    <pic:cNvPr descr="97ff17d1791d47aec9c52e3777cda225b2eff9d954446fa0908c65d99d1e80f5.jpg" id="330" name="Picture"/>
                     <pic:cNvPicPr>
                       <a:picLocks noChangeArrowheads="1" noChangeAspect="1"/>
                     </pic:cNvPicPr>
                   </pic:nvPicPr>
                   <pic:blipFill>
-                    <a:blip r:embed="rId312"/>
+                    <a:blip r:embed="rId328"/>
                     <a:stretch>
                       <a:fillRect/>
                     </a:stretch>
@@ -44654,8 +46663,8 @@
         </w:pict>
       </w:r>
     </w:p>
-    <w:bookmarkEnd w:id="315"/>
-    <w:bookmarkStart w:id="316" w:name="cnh2no4n2氨基酸数目"/>
+    <w:bookmarkEnd w:id="331"/>
+    <w:bookmarkStart w:id="332" w:name="cnh2no4n2氨基酸数目"/>
     <w:p>
       <w:pPr>
         <w:pStyle w:val="Heading2"/>
@@ -44665,7 +46674,7 @@
         <w:rPr>
           <w:rFonts w:ascii="Times New Roman" w:hAnsi="Times New Roman" w:eastAsia="Times New Roman" w:cs="Times New Roman"/>
         </w:rPr>
-        <w:t xml:space="preserve">9.29 </w:t>
+        <w:t xml:space="preserve">9.30 </w:t>
       </w:r>
       <w:r>
         <w:rPr>
@@ -45769,8 +47778,8 @@
         </w:pict>
       </w:r>
     </w:p>
-    <w:bookmarkEnd w:id="316"/>
-    <w:bookmarkStart w:id="320" w:name="赖氨酸型甲与二羧基乙"/>
+    <w:bookmarkEnd w:id="332"/>
+    <w:bookmarkStart w:id="336" w:name="赖氨酸型甲与二羧基乙"/>
     <w:p>
       <w:pPr>
         <w:pStyle w:val="Heading2"/>
@@ -45780,7 +47789,7 @@
         <w:rPr>
           <w:rFonts w:ascii="Times New Roman" w:hAnsi="Times New Roman" w:eastAsia="Times New Roman" w:cs="Times New Roman"/>
         </w:rPr>
-        <w:t xml:space="preserve">9.30 </w:t>
+        <w:t xml:space="preserve">9.31 </w:t>
       </w:r>
       <w:r>
         <w:rPr>
@@ -46574,18 +48583,18 @@
           <wp:inline>
             <wp:extent cx="3600000" cy="1134375"/>
             <wp:effectExtent b="0" l="0" r="0" t="0"/>
-            <wp:docPr descr="" title="" id="318" name="Picture"/>
+            <wp:docPr descr="" title="" id="334" name="Picture"/>
             <a:graphic>
               <a:graphicData uri="http://schemas.openxmlformats.org/drawingml/2006/picture">
                 <pic:pic>
                   <pic:nvPicPr>
-                    <pic:cNvPr descr="5b42911aefc301d5467b50c1ecdce67a9bec9af440785125350f70ecadd69ab1.jpg" id="319" name="Picture"/>
+                    <pic:cNvPr descr="5b42911aefc301d5467b50c1ecdce67a9bec9af440785125350f70ecadd69ab1.jpg" id="335" name="Picture"/>
                     <pic:cNvPicPr>
                       <a:picLocks noChangeArrowheads="1" noChangeAspect="1"/>
                     </pic:cNvPicPr>
                   </pic:nvPicPr>
                   <pic:blipFill>
-                    <a:blip r:embed="rId317"/>
+                    <a:blip r:embed="rId333"/>
                     <a:stretch>
                       <a:fillRect/>
                     </a:stretch>
@@ -46781,8 +48790,8 @@
         </w:pict>
       </w:r>
     </w:p>
-    <w:bookmarkEnd w:id="320"/>
-    <w:bookmarkStart w:id="336" w:name="淀粉水解a至f六结构"/>
+    <w:bookmarkEnd w:id="336"/>
+    <w:bookmarkStart w:id="352" w:name="淀粉水解a至f六结构"/>
     <w:p>
       <w:pPr>
         <w:pStyle w:val="Heading2"/>
@@ -46792,7 +48801,7 @@
         <w:rPr>
           <w:rFonts w:ascii="Times New Roman" w:hAnsi="Times New Roman" w:eastAsia="Times New Roman" w:cs="Times New Roman"/>
         </w:rPr>
-        <w:t xml:space="preserve">9.31 </w:t>
+        <w:t xml:space="preserve">9.32 </w:t>
       </w:r>
       <w:r>
         <w:rPr>
@@ -47168,18 +49177,18 @@
           <wp:inline>
             <wp:extent cx="3600000" cy="2516883"/>
             <wp:effectExtent b="0" l="0" r="0" t="0"/>
-            <wp:docPr descr="" title="" id="322" name="Picture"/>
+            <wp:docPr descr="" title="" id="338" name="Picture"/>
             <a:graphic>
               <a:graphicData uri="http://schemas.openxmlformats.org/drawingml/2006/picture">
                 <pic:pic>
                   <pic:nvPicPr>
-                    <pic:cNvPr descr="8b2e910501140d778742e5ea8325b5f9dc149806ba266e2240fe049bccf5f399.jpg" id="323" name="Picture"/>
+                    <pic:cNvPr descr="8b2e910501140d778742e5ea8325b5f9dc149806ba266e2240fe049bccf5f399.jpg" id="339" name="Picture"/>
                     <pic:cNvPicPr>
                       <a:picLocks noChangeArrowheads="1" noChangeAspect="1"/>
                     </pic:cNvPicPr>
                   </pic:nvPicPr>
                   <pic:blipFill>
-                    <a:blip r:embed="rId321"/>
+                    <a:blip r:embed="rId337"/>
                     <a:stretch>
                       <a:fillRect/>
                     </a:stretch>
@@ -47935,18 +49944,18 @@
           <wp:inline>
             <wp:extent cx="3240000" cy="3188297"/>
             <wp:effectExtent b="0" l="0" r="0" t="0"/>
-            <wp:docPr descr="" title="" id="325" name="Picture"/>
+            <wp:docPr descr="" title="" id="341" name="Picture"/>
             <a:graphic>
               <a:graphicData uri="http://schemas.openxmlformats.org/drawingml/2006/picture">
                 <pic:pic>
                   <pic:nvPicPr>
-                    <pic:cNvPr descr="d66e6d6af288cdf7df17b9fc13c6e6fde6dc092056fc1883b0dac134c8ac42bf.jpg" id="326" name="Picture"/>
+                    <pic:cNvPr descr="d66e6d6af288cdf7df17b9fc13c6e6fde6dc092056fc1883b0dac134c8ac42bf.jpg" id="342" name="Picture"/>
                     <pic:cNvPicPr>
                       <a:picLocks noChangeArrowheads="1" noChangeAspect="1"/>
                     </pic:cNvPicPr>
                   </pic:nvPicPr>
                   <pic:blipFill>
-                    <a:blip r:embed="rId324"/>
+                    <a:blip r:embed="rId340"/>
                     <a:stretch>
                       <a:fillRect/>
                     </a:stretch>
@@ -47987,18 +49996,18 @@
           <wp:inline>
             <wp:extent cx="3240000" cy="2935518"/>
             <wp:effectExtent b="0" l="0" r="0" t="0"/>
-            <wp:docPr descr="" title="" id="328" name="Picture"/>
+            <wp:docPr descr="" title="" id="344" name="Picture"/>
             <a:graphic>
               <a:graphicData uri="http://schemas.openxmlformats.org/drawingml/2006/picture">
                 <pic:pic>
                   <pic:nvPicPr>
-                    <pic:cNvPr descr="3d6c823cc88a79d4366b7d0c169c87947e778ccd12b0a8ca240226714cee8069.jpg" id="329" name="Picture"/>
+                    <pic:cNvPr descr="3d6c823cc88a79d4366b7d0c169c87947e778ccd12b0a8ca240226714cee8069.jpg" id="345" name="Picture"/>
                     <pic:cNvPicPr>
                       <a:picLocks noChangeArrowheads="1" noChangeAspect="1"/>
                     </pic:cNvPicPr>
                   </pic:nvPicPr>
                   <pic:blipFill>
-                    <a:blip r:embed="rId327"/>
+                    <a:blip r:embed="rId343"/>
                     <a:stretch>
                       <a:fillRect/>
                     </a:stretch>
@@ -48074,18 +50083,18 @@
           <wp:inline>
             <wp:extent cx="3600000" cy="2146875"/>
             <wp:effectExtent b="0" l="0" r="0" t="0"/>
-            <wp:docPr descr="" title="" id="331" name="Picture"/>
+            <wp:docPr descr="" title="" id="347" name="Picture"/>
             <a:graphic>
               <a:graphicData uri="http://schemas.openxmlformats.org/drawingml/2006/picture">
                 <pic:pic>
                   <pic:nvPicPr>
-                    <pic:cNvPr descr="2fe03faa2ebc362916b0308fb1c11d34e789bd37ddf6fe52bbfb17ba037a26d6.jpg" id="332" name="Picture"/>
+                    <pic:cNvPr descr="2fe03faa2ebc362916b0308fb1c11d34e789bd37ddf6fe52bbfb17ba037a26d6.jpg" id="348" name="Picture"/>
                     <pic:cNvPicPr>
                       <a:picLocks noChangeArrowheads="1" noChangeAspect="1"/>
                     </pic:cNvPicPr>
                   </pic:nvPicPr>
                   <pic:blipFill>
-                    <a:blip r:embed="rId330"/>
+                    <a:blip r:embed="rId346"/>
                     <a:stretch>
                       <a:fillRect/>
                     </a:stretch>
@@ -48126,18 +50135,18 @@
           <wp:inline>
             <wp:extent cx="3600000" cy="2643356"/>
             <wp:effectExtent b="0" l="0" r="0" t="0"/>
-            <wp:docPr descr="" title="" id="334" name="Picture"/>
+            <wp:docPr descr="" title="" id="350" name="Picture"/>
             <a:graphic>
               <a:graphicData uri="http://schemas.openxmlformats.org/drawingml/2006/picture">
                 <pic:pic>
                   <pic:nvPicPr>
-                    <pic:cNvPr descr="80b22261e019822aa91d0cc8fc0f97908ba9394a3648296a63e4611d2649744d.jpg" id="335" name="Picture"/>
+                    <pic:cNvPr descr="80b22261e019822aa91d0cc8fc0f97908ba9394a3648296a63e4611d2649744d.jpg" id="351" name="Picture"/>
                     <pic:cNvPicPr>
                       <a:picLocks noChangeArrowheads="1" noChangeAspect="1"/>
                     </pic:cNvPicPr>
                   </pic:nvPicPr>
                   <pic:blipFill>
-                    <a:blip r:embed="rId333"/>
+                    <a:blip r:embed="rId349"/>
                     <a:stretch>
                       <a:fillRect/>
                     </a:stretch>
@@ -48451,8 +50460,8 @@
         </w:pict>
       </w:r>
     </w:p>
-    <w:bookmarkEnd w:id="336"/>
-    <w:bookmarkStart w:id="352" w:name="lyocell纤维与nmmo制备"/>
+    <w:bookmarkEnd w:id="352"/>
+    <w:bookmarkStart w:id="368" w:name="lyocell纤维与nmmo制备"/>
     <w:p>
       <w:pPr>
         <w:pStyle w:val="Heading2"/>
@@ -48462,7 +50471,7 @@
         <w:rPr>
           <w:rFonts w:ascii="Times New Roman" w:hAnsi="Times New Roman" w:eastAsia="Times New Roman" w:cs="Times New Roman"/>
         </w:rPr>
-        <w:t xml:space="preserve">9.32 </w:t>
+        <w:t xml:space="preserve">9.33 </w:t>
       </w:r>
       <w:r>
         <w:rPr>
@@ -48669,18 +50678,18 @@
           <wp:inline>
             <wp:extent cx="3600000" cy="478632"/>
             <wp:effectExtent b="0" l="0" r="0" t="0"/>
-            <wp:docPr descr="" title="" id="338" name="Picture"/>
+            <wp:docPr descr="" title="" id="354" name="Picture"/>
             <a:graphic>
               <a:graphicData uri="http://schemas.openxmlformats.org/drawingml/2006/picture">
                 <pic:pic>
                   <pic:nvPicPr>
-                    <pic:cNvPr descr="665b7fdad7e8865b9127c2d06d1f7c7548bdf6b38c6cd1e68b4624770938f2a3.jpg" id="339" name="Picture"/>
+                    <pic:cNvPr descr="665b7fdad7e8865b9127c2d06d1f7c7548bdf6b38c6cd1e68b4624770938f2a3.jpg" id="355" name="Picture"/>
                     <pic:cNvPicPr>
                       <a:picLocks noChangeArrowheads="1" noChangeAspect="1"/>
                     </pic:cNvPicPr>
                   </pic:nvPicPr>
                   <pic:blipFill>
-                    <a:blip r:embed="rId337"/>
+                    <a:blip r:embed="rId353"/>
                     <a:stretch>
                       <a:fillRect/>
                     </a:stretch>
@@ -48896,18 +50905,18 @@
           <wp:inline>
             <wp:extent cx="3600000" cy="2238052"/>
             <wp:effectExtent b="0" l="0" r="0" t="0"/>
-            <wp:docPr descr="" title="" id="341" name="Picture"/>
+            <wp:docPr descr="" title="" id="357" name="Picture"/>
             <a:graphic>
               <a:graphicData uri="http://schemas.openxmlformats.org/drawingml/2006/picture">
                 <pic:pic>
                   <pic:nvPicPr>
-                    <pic:cNvPr descr="8eb10493fce05761c9c88b0655b21bcafff825110ac0db133d3f513b2de8755a.jpg" id="342" name="Picture"/>
+                    <pic:cNvPr descr="8eb10493fce05761c9c88b0655b21bcafff825110ac0db133d3f513b2de8755a.jpg" id="358" name="Picture"/>
                     <pic:cNvPicPr>
                       <a:picLocks noChangeArrowheads="1" noChangeAspect="1"/>
                     </pic:cNvPicPr>
                   </pic:nvPicPr>
                   <pic:blipFill>
-                    <a:blip r:embed="rId340"/>
+                    <a:blip r:embed="rId356"/>
                     <a:stretch>
                       <a:fillRect/>
                     </a:stretch>
@@ -49248,18 +51257,18 @@
           <wp:inline>
             <wp:extent cx="3600000" cy="1226463"/>
             <wp:effectExtent b="0" l="0" r="0" t="0"/>
-            <wp:docPr descr="" title="" id="344" name="Picture"/>
+            <wp:docPr descr="" title="" id="360" name="Picture"/>
             <a:graphic>
               <a:graphicData uri="http://schemas.openxmlformats.org/drawingml/2006/picture">
                 <pic:pic>
                   <pic:nvPicPr>
-                    <pic:cNvPr descr="db2db22059ed5e3ebd541114a1ec2a2a47cdfb517310f8ebed60e87a8dfd0776.jpg" id="345" name="Picture"/>
+                    <pic:cNvPr descr="db2db22059ed5e3ebd541114a1ec2a2a47cdfb517310f8ebed60e87a8dfd0776.jpg" id="361" name="Picture"/>
                     <pic:cNvPicPr>
                       <a:picLocks noChangeArrowheads="1" noChangeAspect="1"/>
                     </pic:cNvPicPr>
                   </pic:nvPicPr>
                   <pic:blipFill>
-                    <a:blip r:embed="rId343"/>
+                    <a:blip r:embed="rId359"/>
                     <a:stretch>
                       <a:fillRect/>
                     </a:stretch>
@@ -50301,18 +52310,18 @@
           <wp:inline>
             <wp:extent cx="3048000" cy="1320800"/>
             <wp:effectExtent b="0" l="0" r="0" t="0"/>
-            <wp:docPr descr="" title="" id="347" name="Picture"/>
+            <wp:docPr descr="" title="" id="363" name="Picture"/>
             <a:graphic>
               <a:graphicData uri="http://schemas.openxmlformats.org/drawingml/2006/picture">
                 <pic:pic>
                   <pic:nvPicPr>
-                    <pic:cNvPr descr="dcc13e49643a18a7476e1d8f6744e48028b1b9bfa157650c074c55cde8f2059f.jpg" id="348" name="Picture"/>
+                    <pic:cNvPr descr="dcc13e49643a18a7476e1d8f6744e48028b1b9bfa157650c074c55cde8f2059f.jpg" id="364" name="Picture"/>
                     <pic:cNvPicPr>
                       <a:picLocks noChangeArrowheads="1" noChangeAspect="1"/>
                     </pic:cNvPicPr>
                   </pic:nvPicPr>
                   <pic:blipFill>
-                    <a:blip r:embed="rId346"/>
+                    <a:blip r:embed="rId362"/>
                     <a:stretch>
                       <a:fillRect/>
                     </a:stretch>
@@ -50685,18 +52694,18 @@
           <wp:inline>
             <wp:extent cx="3600000" cy="622608"/>
             <wp:effectExtent b="0" l="0" r="0" t="0"/>
-            <wp:docPr descr="" title="" id="350" name="Picture"/>
+            <wp:docPr descr="" title="" id="366" name="Picture"/>
             <a:graphic>
               <a:graphicData uri="http://schemas.openxmlformats.org/drawingml/2006/picture">
                 <pic:pic>
                   <pic:nvPicPr>
-                    <pic:cNvPr descr="0d27e8684ac4948133e9865046dd12b009312b5c91ad1b807baaf594df24a212.jpg" id="351" name="Picture"/>
+                    <pic:cNvPr descr="0d27e8684ac4948133e9865046dd12b009312b5c91ad1b807baaf594df24a212.jpg" id="367" name="Picture"/>
                     <pic:cNvPicPr>
                       <a:picLocks noChangeArrowheads="1" noChangeAspect="1"/>
                     </pic:cNvPicPr>
                   </pic:nvPicPr>
                   <pic:blipFill>
-                    <a:blip r:embed="rId349"/>
+                    <a:blip r:embed="rId365"/>
                     <a:stretch>
                       <a:fillRect/>
                     </a:stretch>
@@ -51411,8 +53420,8 @@
         </w:pict>
       </w:r>
     </w:p>
-    <w:bookmarkEnd w:id="352"/>
-    <w:bookmarkStart w:id="353" w:name="多肽415g水解三问"/>
+    <w:bookmarkEnd w:id="368"/>
+    <w:bookmarkStart w:id="369" w:name="多肽415g水解三问"/>
     <w:p>
       <w:pPr>
         <w:pStyle w:val="Heading2"/>
@@ -51422,7 +53431,7 @@
         <w:rPr>
           <w:rFonts w:ascii="Times New Roman" w:hAnsi="Times New Roman" w:eastAsia="Times New Roman" w:cs="Times New Roman"/>
         </w:rPr>
-        <w:t xml:space="preserve">9.33 </w:t>
+        <w:t xml:space="preserve">9.34 </w:t>
       </w:r>
       <w:r>
         <w:rPr>
@@ -53192,8 +55201,8 @@
         </w:pict>
       </w:r>
     </w:p>
-    <w:bookmarkEnd w:id="353"/>
-    <w:bookmarkStart w:id="366" w:name="甲醛掩蔽滴定定氨基酸a"/>
+    <w:bookmarkEnd w:id="369"/>
+    <w:bookmarkStart w:id="382" w:name="甲醛掩蔽滴定定氨基酸a"/>
     <w:p>
       <w:pPr>
         <w:pStyle w:val="Heading2"/>
@@ -53203,7 +55212,7 @@
         <w:rPr>
           <w:rFonts w:ascii="Times New Roman" w:hAnsi="Times New Roman" w:eastAsia="Times New Roman" w:cs="Times New Roman"/>
         </w:rPr>
-        <w:t xml:space="preserve">9.34 </w:t>
+        <w:t xml:space="preserve">9.35 </w:t>
       </w:r>
       <w:r>
         <w:rPr>
@@ -54808,18 +56817,18 @@
           <wp:inline>
             <wp:extent cx="3600000" cy="877419"/>
             <wp:effectExtent b="0" l="0" r="0" t="0"/>
-            <wp:docPr descr="" title="" id="355" name="Picture"/>
+            <wp:docPr descr="" title="" id="371" name="Picture"/>
             <a:graphic>
               <a:graphicData uri="http://schemas.openxmlformats.org/drawingml/2006/picture">
                 <pic:pic>
                   <pic:nvPicPr>
-                    <pic:cNvPr descr="12861a4ca5e58eefa2dd6b18afa81aa10c23c93965e2acfc4a1996690fde3251.jpg" id="356" name="Picture"/>
+                    <pic:cNvPr descr="12861a4ca5e58eefa2dd6b18afa81aa10c23c93965e2acfc4a1996690fde3251.jpg" id="372" name="Picture"/>
                     <pic:cNvPicPr>
                       <a:picLocks noChangeArrowheads="1" noChangeAspect="1"/>
                     </pic:cNvPicPr>
                   </pic:nvPicPr>
                   <pic:blipFill>
-                    <a:blip r:embed="rId354"/>
+                    <a:blip r:embed="rId370"/>
                     <a:stretch>
                       <a:fillRect/>
                     </a:stretch>
@@ -54943,18 +56952,18 @@
           <wp:inline>
             <wp:extent cx="3600000" cy="835494"/>
             <wp:effectExtent b="0" l="0" r="0" t="0"/>
-            <wp:docPr descr="" title="" id="358" name="Picture"/>
+            <wp:docPr descr="" title="" id="374" name="Picture"/>
             <a:graphic>
               <a:graphicData uri="http://schemas.openxmlformats.org/drawingml/2006/picture">
                 <pic:pic>
                   <pic:nvPicPr>
-                    <pic:cNvPr descr="d610e3fade7da0489047190ecb8e712464ee03356f746d39431c458240c63ec1.jpg" id="359" name="Picture"/>
+                    <pic:cNvPr descr="d610e3fade7da0489047190ecb8e712464ee03356f746d39431c458240c63ec1.jpg" id="375" name="Picture"/>
                     <pic:cNvPicPr>
                       <a:picLocks noChangeArrowheads="1" noChangeAspect="1"/>
                     </pic:cNvPicPr>
                   </pic:nvPicPr>
                   <pic:blipFill>
-                    <a:blip r:embed="rId357"/>
+                    <a:blip r:embed="rId373"/>
                     <a:stretch>
                       <a:fillRect/>
                     </a:stretch>
@@ -55022,18 +57031,18 @@
           <wp:inline>
             <wp:extent cx="3600000" cy="657220"/>
             <wp:effectExtent b="0" l="0" r="0" t="0"/>
-            <wp:docPr descr="" title="" id="361" name="Picture"/>
+            <wp:docPr descr="" title="" id="377" name="Picture"/>
             <a:graphic>
               <a:graphicData uri="http://schemas.openxmlformats.org/drawingml/2006/picture">
                 <pic:pic>
                   <pic:nvPicPr>
-                    <pic:cNvPr descr="aa6b26ac93a6ff7518272fcad52b634d5b83452a81266a1c4c2adfeb90f27733.jpg" id="362" name="Picture"/>
+                    <pic:cNvPr descr="aa6b26ac93a6ff7518272fcad52b634d5b83452a81266a1c4c2adfeb90f27733.jpg" id="378" name="Picture"/>
                     <pic:cNvPicPr>
                       <a:picLocks noChangeArrowheads="1" noChangeAspect="1"/>
                     </pic:cNvPicPr>
                   </pic:nvPicPr>
                   <pic:blipFill>
-                    <a:blip r:embed="rId360"/>
+                    <a:blip r:embed="rId376"/>
                     <a:stretch>
                       <a:fillRect/>
                     </a:stretch>
@@ -55074,18 +57083,18 @@
           <wp:inline>
             <wp:extent cx="3600000" cy="699806"/>
             <wp:effectExtent b="0" l="0" r="0" t="0"/>
-            <wp:docPr descr="" title="" id="364" name="Picture"/>
+            <wp:docPr descr="" title="" id="380" name="Picture"/>
             <a:graphic>
               <a:graphicData uri="http://schemas.openxmlformats.org/drawingml/2006/picture">
                 <pic:pic>
                   <pic:nvPicPr>
-                    <pic:cNvPr descr="6d4026a38b63a922c4c4290157c6f035c8d29440f382db03769a7e06718e3c9a.jpg" id="365" name="Picture"/>
+                    <pic:cNvPr descr="6d4026a38b63a922c4c4290157c6f035c8d29440f382db03769a7e06718e3c9a.jpg" id="381" name="Picture"/>
                     <pic:cNvPicPr>
                       <a:picLocks noChangeArrowheads="1" noChangeAspect="1"/>
                     </pic:cNvPicPr>
                   </pic:nvPicPr>
                   <pic:blipFill>
-                    <a:blip r:embed="rId363"/>
+                    <a:blip r:embed="rId379"/>
                     <a:stretch>
                       <a:fillRect/>
                     </a:stretch>
@@ -55383,8 +57392,8 @@
         </w:pict>
       </w:r>
     </w:p>
-    <w:bookmarkEnd w:id="366"/>
-    <w:bookmarkStart w:id="379" w:name="离子液体酶催化阿斯巴糖"/>
+    <w:bookmarkEnd w:id="382"/>
+    <w:bookmarkStart w:id="395" w:name="离子液体酶催化阿斯巴糖"/>
     <w:p>
       <w:pPr>
         <w:pStyle w:val="Heading2"/>
@@ -55394,7 +57403,7 @@
         <w:rPr>
           <w:rFonts w:ascii="Times New Roman" w:hAnsi="Times New Roman" w:eastAsia="Times New Roman" w:cs="Times New Roman"/>
         </w:rPr>
-        <w:t xml:space="preserve">9.35 </w:t>
+        <w:t xml:space="preserve">9.36 </w:t>
       </w:r>
       <w:r>
         <w:rPr>
@@ -55518,18 +57527,18 @@
           <wp:inline>
             <wp:extent cx="3600000" cy="1915673"/>
             <wp:effectExtent b="0" l="0" r="0" t="0"/>
-            <wp:docPr descr="" title="" id="368" name="Picture"/>
+            <wp:docPr descr="" title="" id="384" name="Picture"/>
             <a:graphic>
               <a:graphicData uri="http://schemas.openxmlformats.org/drawingml/2006/picture">
                 <pic:pic>
                   <pic:nvPicPr>
-                    <pic:cNvPr descr="8c81c63e87715e3474d36f3d21b7bc9feb93ab1ed4436ef4f3385b28d0f0f277.jpg" id="369" name="Picture"/>
+                    <pic:cNvPr descr="8c81c63e87715e3474d36f3d21b7bc9feb93ab1ed4436ef4f3385b28d0f0f277.jpg" id="385" name="Picture"/>
                     <pic:cNvPicPr>
                       <a:picLocks noChangeArrowheads="1" noChangeAspect="1"/>
                     </pic:cNvPicPr>
                   </pic:nvPicPr>
                   <pic:blipFill>
-                    <a:blip r:embed="rId367"/>
+                    <a:blip r:embed="rId383"/>
                     <a:stretch>
                       <a:fillRect/>
                     </a:stretch>
@@ -55701,18 +57710,18 @@
           <wp:inline>
             <wp:extent cx="3600000" cy="2402320"/>
             <wp:effectExtent b="0" l="0" r="0" t="0"/>
-            <wp:docPr descr="" title="" id="371" name="Picture"/>
+            <wp:docPr descr="" title="" id="387" name="Picture"/>
             <a:graphic>
               <a:graphicData uri="http://schemas.openxmlformats.org/drawingml/2006/picture">
                 <pic:pic>
                   <pic:nvPicPr>
-                    <pic:cNvPr descr="9eaf2dbe7b076af011cb42762eae35e229bed66c9073543bc25853a83e73593f.jpg" id="372" name="Picture"/>
+                    <pic:cNvPr descr="9eaf2dbe7b076af011cb42762eae35e229bed66c9073543bc25853a83e73593f.jpg" id="388" name="Picture"/>
                     <pic:cNvPicPr>
                       <a:picLocks noChangeArrowheads="1" noChangeAspect="1"/>
                     </pic:cNvPicPr>
                   </pic:nvPicPr>
                   <pic:blipFill>
-                    <a:blip r:embed="rId370"/>
+                    <a:blip r:embed="rId386"/>
                     <a:stretch>
                       <a:fillRect/>
                     </a:stretch>
@@ -56517,18 +58526,18 @@
           <wp:inline>
             <wp:extent cx="3600000" cy="1364812"/>
             <wp:effectExtent b="0" l="0" r="0" t="0"/>
-            <wp:docPr descr="" title="" id="374" name="Picture"/>
+            <wp:docPr descr="" title="" id="390" name="Picture"/>
             <a:graphic>
               <a:graphicData uri="http://schemas.openxmlformats.org/drawingml/2006/picture">
                 <pic:pic>
                   <pic:nvPicPr>
-                    <pic:cNvPr descr="66911b382eec87e299ba56f9d29a34b90548c0a836ffa27c70dd4d6697fd474b.jpg" id="375" name="Picture"/>
+                    <pic:cNvPr descr="66911b382eec87e299ba56f9d29a34b90548c0a836ffa27c70dd4d6697fd474b.jpg" id="391" name="Picture"/>
                     <pic:cNvPicPr>
                       <a:picLocks noChangeArrowheads="1" noChangeAspect="1"/>
                     </pic:cNvPicPr>
                   </pic:nvPicPr>
                   <pic:blipFill>
-                    <a:blip r:embed="rId373"/>
+                    <a:blip r:embed="rId389"/>
                     <a:stretch>
                       <a:fillRect/>
                     </a:stretch>
@@ -56569,18 +58578,18 @@
           <wp:inline>
             <wp:extent cx="3600000" cy="1342856"/>
             <wp:effectExtent b="0" l="0" r="0" t="0"/>
-            <wp:docPr descr="" title="" id="377" name="Picture"/>
+            <wp:docPr descr="" title="" id="393" name="Picture"/>
             <a:graphic>
               <a:graphicData uri="http://schemas.openxmlformats.org/drawingml/2006/picture">
                 <pic:pic>
                   <pic:nvPicPr>
-                    <pic:cNvPr descr="ec048ce7ef83b602f01ac8ddf5b79127cc5901c842c3aba18a1ce959bb7adfdc.jpg" id="378" name="Picture"/>
+                    <pic:cNvPr descr="ec048ce7ef83b602f01ac8ddf5b79127cc5901c842c3aba18a1ce959bb7adfdc.jpg" id="394" name="Picture"/>
                     <pic:cNvPicPr>
                       <a:picLocks noChangeArrowheads="1" noChangeAspect="1"/>
                     </pic:cNvPicPr>
                   </pic:nvPicPr>
                   <pic:blipFill>
-                    <a:blip r:embed="rId376"/>
+                    <a:blip r:embed="rId392"/>
                     <a:stretch>
                       <a:fillRect/>
                     </a:stretch>
@@ -57110,8 +59119,8 @@
         </w:pict>
       </w:r>
     </w:p>
-    <w:bookmarkEnd w:id="379"/>
-    <w:bookmarkEnd w:id="380"/>
+    <w:bookmarkEnd w:id="395"/>
+    <w:bookmarkEnd w:id="396"/>
     <w:sectPr>
       <w:footerReference w:type="default" r:id="rId9"/>
       <w:footnotePr>

--- a/00-首页/题组Word/习题书/第三篇-有机化学/9-杂环化合物与含杂原子有机物-教师版.docx
+++ b/00-首页/题组Word/习题书/第三篇-有机化学/9-杂环化合物与含杂原子有机物-教师版.docx
@@ -26687,6 +26687,23 @@
     </w:p>
     <w:p>
       <w:pPr>
+        <w:pStyle w:val="FirstParagraph"/>
+      </w:pPr>
+      <w:r>
+        <w:rPr>
+          <w:rFonts w:ascii="Times New Roman" w:hAnsi="Times New Roman" w:eastAsia="Times New Roman" w:cs="Times New Roman"/>
+        </w:rPr>
+        <w:t xml:space="preserve">📖 </w:t>
+      </w:r>
+      <w:r>
+        <w:rPr>
+          <w:rFonts w:hint="eastAsia" w:ascii="Times New Roman" w:hAnsi="Times New Roman" w:eastAsia="FangSong" w:cs="Times New Roman"/>
+        </w:rPr>
+        <w:t xml:space="preserve">查看答案</w:t>
+      </w:r>
+    </w:p>
+    <w:p>
+      <w:pPr>
         <w:pStyle w:val="BlockText"/>
       </w:pPr>
       <w:r>
@@ -26945,23 +26962,6 @@
     <w:p>
       <w:pPr>
         <w:pStyle w:val="FirstParagraph"/>
-      </w:pPr>
-      <w:r>
-        <w:rPr>
-          <w:rFonts w:ascii="Times New Roman" w:hAnsi="Times New Roman" w:eastAsia="Times New Roman" w:cs="Times New Roman"/>
-        </w:rPr>
-        <w:t xml:space="preserve">📖 </w:t>
-      </w:r>
-      <w:r>
-        <w:rPr>
-          <w:rFonts w:hint="eastAsia" w:ascii="Times New Roman" w:hAnsi="Times New Roman" w:eastAsia="FangSong" w:cs="Times New Roman"/>
-        </w:rPr>
-        <w:t xml:space="preserve">查看答案</w:t>
-      </w:r>
-    </w:p>
-    <w:p>
-      <w:pPr>
-        <w:pStyle w:val="BodyText"/>
       </w:pPr>
       <w:r>
         <w:rPr>

--- a/00-首页/题组Word/习题书/第三篇-有机化学/9-杂环化合物与含杂原子有机物-教师版.docx
+++ b/00-首页/题组Word/习题书/第三篇-有机化学/9-杂环化合物与含杂原子有机物-教师版.docx
@@ -159,7 +159,7 @@
         </w:rPr>
         <w:drawing>
           <wp:inline>
-            <wp:extent cx="3600000" cy="2014507"/>
+            <wp:extent cx="3349784" cy="2014507"/>
             <wp:effectExtent b="0" l="0" r="0" t="0"/>
             <wp:docPr descr="" title="" id="11" name="Picture"/>
             <a:graphic>
@@ -180,7 +180,7 @@
                   <pic:spPr bwMode="auto">
                     <a:xfrm>
                       <a:off x="0" y="0"/>
-                      <a:ext cx="3600000" cy="2014507"/>
+                      <a:ext cx="3349784" cy="2014507"/>
                     </a:xfrm>
                     <a:prstGeom prst="rect">
                       <a:avLst/>
@@ -740,7 +740,7 @@
         </w:rPr>
         <w:drawing>
           <wp:inline>
-            <wp:extent cx="3600000" cy="681399"/>
+            <wp:extent cx="3600000" cy="681188"/>
             <wp:effectExtent b="0" l="0" r="0" t="0"/>
             <wp:docPr descr="" title="" id="15" name="Picture"/>
             <a:graphic>
@@ -761,7 +761,7 @@
                   <pic:spPr bwMode="auto">
                     <a:xfrm>
                       <a:off x="0" y="0"/>
-                      <a:ext cx="3600000" cy="681399"/>
+                      <a:ext cx="3600000" cy="681188"/>
                     </a:xfrm>
                     <a:prstGeom prst="rect">
                       <a:avLst/>
@@ -1315,7 +1315,7 @@
         </w:rPr>
         <w:drawing>
           <wp:inline>
-            <wp:extent cx="3600000" cy="901185"/>
+            <wp:extent cx="3600000" cy="867984"/>
             <wp:effectExtent b="0" l="0" r="0" t="0"/>
             <wp:docPr descr="" title="" id="22" name="Picture"/>
             <a:graphic>
@@ -1336,7 +1336,7 @@
                   <pic:spPr bwMode="auto">
                     <a:xfrm>
                       <a:off x="0" y="0"/>
-                      <a:ext cx="3600000" cy="901185"/>
+                      <a:ext cx="3600000" cy="867984"/>
                     </a:xfrm>
                     <a:prstGeom prst="rect">
                       <a:avLst/>
@@ -1428,7 +1428,7 @@
         </w:rPr>
         <w:drawing>
           <wp:inline>
-            <wp:extent cx="3600000" cy="1519148"/>
+            <wp:extent cx="3600000" cy="1506383"/>
             <wp:effectExtent b="0" l="0" r="0" t="0"/>
             <wp:docPr descr="" title="" id="25" name="Picture"/>
             <a:graphic>
@@ -1449,7 +1449,7 @@
                   <pic:spPr bwMode="auto">
                     <a:xfrm>
                       <a:off x="0" y="0"/>
-                      <a:ext cx="3600000" cy="1519148"/>
+                      <a:ext cx="3600000" cy="1506383"/>
                     </a:xfrm>
                     <a:prstGeom prst="rect">
                       <a:avLst/>
@@ -4073,7 +4073,7 @@
         </w:rPr>
         <w:drawing>
           <wp:inline>
-            <wp:extent cx="3600000" cy="1105393"/>
+            <wp:extent cx="3600000" cy="1090456"/>
             <wp:effectExtent b="0" l="0" r="0" t="0"/>
             <wp:docPr descr="" title="" id="33" name="Picture"/>
             <a:graphic>
@@ -4094,7 +4094,7 @@
                   <pic:spPr bwMode="auto">
                     <a:xfrm>
                       <a:off x="0" y="0"/>
-                      <a:ext cx="3600000" cy="1105393"/>
+                      <a:ext cx="3600000" cy="1090456"/>
                     </a:xfrm>
                     <a:prstGeom prst="rect">
                       <a:avLst/>
@@ -5933,7 +5933,7 @@
         </w:rPr>
         <w:drawing>
           <wp:inline>
-            <wp:extent cx="3600000" cy="1800000"/>
+            <wp:extent cx="3600000" cy="1763514"/>
             <wp:effectExtent b="0" l="0" r="0" t="0"/>
             <wp:docPr descr="" title="" id="37" name="Picture"/>
             <a:graphic>
@@ -5954,7 +5954,7 @@
                   <pic:spPr bwMode="auto">
                     <a:xfrm>
                       <a:off x="0" y="0"/>
-                      <a:ext cx="3600000" cy="1800000"/>
+                      <a:ext cx="3600000" cy="1763514"/>
                     </a:xfrm>
                     <a:prstGeom prst="rect">
                       <a:avLst/>
@@ -6009,7 +6009,7 @@
         </w:rPr>
         <w:drawing>
           <wp:inline>
-            <wp:extent cx="2806700" cy="1282700"/>
+            <wp:extent cx="2806700" cy="1224742"/>
             <wp:effectExtent b="0" l="0" r="0" t="0"/>
             <wp:docPr descr="" title="" id="40" name="Picture"/>
             <a:graphic>
@@ -6030,7 +6030,7 @@
                   <pic:spPr bwMode="auto">
                     <a:xfrm>
                       <a:off x="0" y="0"/>
-                      <a:ext cx="2806700" cy="1282700"/>
+                      <a:ext cx="2806700" cy="1224742"/>
                     </a:xfrm>
                     <a:prstGeom prst="rect">
                       <a:avLst/>
@@ -6109,7 +6109,7 @@
         </w:rPr>
         <w:drawing>
           <wp:inline>
-            <wp:extent cx="2311400" cy="1854200"/>
+            <wp:extent cx="2311400" cy="1797756"/>
             <wp:effectExtent b="0" l="0" r="0" t="0"/>
             <wp:docPr descr="" title="" id="43" name="Picture"/>
             <a:graphic>
@@ -6130,7 +6130,7 @@
                   <pic:spPr bwMode="auto">
                     <a:xfrm>
                       <a:off x="0" y="0"/>
-                      <a:ext cx="2311400" cy="1854200"/>
+                      <a:ext cx="2311400" cy="1797756"/>
                     </a:xfrm>
                     <a:prstGeom prst="rect">
                       <a:avLst/>
@@ -6339,7 +6339,7 @@
         </w:rPr>
         <w:drawing>
           <wp:inline>
-            <wp:extent cx="3600000" cy="857547"/>
+            <wp:extent cx="3600000" cy="823585"/>
             <wp:effectExtent b="0" l="0" r="0" t="0"/>
             <wp:docPr descr="" title="" id="49" name="Picture"/>
             <a:graphic>
@@ -6360,7 +6360,7 @@
                   <pic:spPr bwMode="auto">
                     <a:xfrm>
                       <a:off x="0" y="0"/>
-                      <a:ext cx="3600000" cy="857547"/>
+                      <a:ext cx="3600000" cy="823585"/>
                     </a:xfrm>
                     <a:prstGeom prst="rect">
                       <a:avLst/>
@@ -6439,7 +6439,7 @@
         </w:rPr>
         <w:drawing>
           <wp:inline>
-            <wp:extent cx="3600000" cy="863747"/>
+            <wp:extent cx="3600000" cy="851138"/>
             <wp:effectExtent b="0" l="0" r="0" t="0"/>
             <wp:docPr descr="" title="" id="52" name="Picture"/>
             <a:graphic>
@@ -6460,7 +6460,7 @@
                   <pic:spPr bwMode="auto">
                     <a:xfrm>
                       <a:off x="0" y="0"/>
-                      <a:ext cx="3600000" cy="863747"/>
+                      <a:ext cx="3600000" cy="851138"/>
                     </a:xfrm>
                     <a:prstGeom prst="rect">
                       <a:avLst/>
@@ -6591,7 +6591,7 @@
         </w:rPr>
         <w:drawing>
           <wp:inline>
-            <wp:extent cx="3600000" cy="1272727"/>
+            <wp:extent cx="3600000" cy="1245455"/>
             <wp:effectExtent b="0" l="0" r="0" t="0"/>
             <wp:docPr descr="" title="" id="58" name="Picture"/>
             <a:graphic>
@@ -6612,7 +6612,7 @@
                   <pic:spPr bwMode="auto">
                     <a:xfrm>
                       <a:off x="0" y="0"/>
-                      <a:ext cx="3600000" cy="1272727"/>
+                      <a:ext cx="3600000" cy="1245455"/>
                     </a:xfrm>
                     <a:prstGeom prst="rect">
                       <a:avLst/>
@@ -7766,7 +7766,7 @@
         </w:rPr>
         <w:drawing>
           <wp:inline>
-            <wp:extent cx="2197100" cy="1841500"/>
+            <wp:extent cx="2197100" cy="1828724"/>
             <wp:effectExtent b="0" l="0" r="0" t="0"/>
             <wp:docPr descr="" title="" id="69" name="Picture"/>
             <a:graphic>
@@ -7787,7 +7787,7 @@
                   <pic:spPr bwMode="auto">
                     <a:xfrm>
                       <a:off x="0" y="0"/>
-                      <a:ext cx="2197100" cy="1841500"/>
+                      <a:ext cx="2197100" cy="1828724"/>
                     </a:xfrm>
                     <a:prstGeom prst="rect">
                       <a:avLst/>
@@ -7914,7 +7914,7 @@
         </w:rPr>
         <w:drawing>
           <wp:inline>
-            <wp:extent cx="2628900" cy="1841500"/>
+            <wp:extent cx="2628900" cy="1813034"/>
             <wp:effectExtent b="0" l="0" r="0" t="0"/>
             <wp:docPr descr="" title="" id="72" name="Picture"/>
             <a:graphic>
@@ -7935,7 +7935,7 @@
                   <pic:spPr bwMode="auto">
                     <a:xfrm>
                       <a:off x="0" y="0"/>
-                      <a:ext cx="2628900" cy="1841500"/>
+                      <a:ext cx="2628900" cy="1813034"/>
                     </a:xfrm>
                     <a:prstGeom prst="rect">
                       <a:avLst/>
@@ -8032,7 +8032,7 @@
         </w:rPr>
         <w:drawing>
           <wp:inline>
-            <wp:extent cx="2032000" cy="2082800"/>
+            <wp:extent cx="2030071" cy="2082800"/>
             <wp:effectExtent b="0" l="0" r="0" t="0"/>
             <wp:docPr descr="" title="" id="75" name="Picture"/>
             <a:graphic>
@@ -8053,7 +8053,7 @@
                   <pic:spPr bwMode="auto">
                     <a:xfrm>
                       <a:off x="0" y="0"/>
-                      <a:ext cx="2032000" cy="2082800"/>
+                      <a:ext cx="2030071" cy="2082800"/>
                     </a:xfrm>
                     <a:prstGeom prst="rect">
                       <a:avLst/>
@@ -8239,7 +8239,7 @@
         </w:rPr>
         <w:drawing>
           <wp:inline>
-            <wp:extent cx="2311400" cy="2374900"/>
+            <wp:extent cx="2296607" cy="2374900"/>
             <wp:effectExtent b="0" l="0" r="0" t="0"/>
             <wp:docPr descr="" title="" id="78" name="Picture"/>
             <a:graphic>
@@ -8260,7 +8260,7 @@
                   <pic:spPr bwMode="auto">
                     <a:xfrm>
                       <a:off x="0" y="0"/>
-                      <a:ext cx="2311400" cy="2374900"/>
+                      <a:ext cx="2296607" cy="2374900"/>
                     </a:xfrm>
                     <a:prstGeom prst="rect">
                       <a:avLst/>
@@ -8830,7 +8830,7 @@
         </w:rPr>
         <w:drawing>
           <wp:inline>
-            <wp:extent cx="3600000" cy="1050897"/>
+            <wp:extent cx="3600000" cy="1045509"/>
             <wp:effectExtent b="0" l="0" r="0" t="0"/>
             <wp:docPr descr="" title="" id="81" name="Picture"/>
             <a:graphic>
@@ -8851,7 +8851,7 @@
                   <pic:spPr bwMode="auto">
                     <a:xfrm>
                       <a:off x="0" y="0"/>
-                      <a:ext cx="3600000" cy="1050897"/>
+                      <a:ext cx="3600000" cy="1045509"/>
                     </a:xfrm>
                     <a:prstGeom prst="rect">
                       <a:avLst/>
@@ -8906,7 +8906,7 @@
         </w:rPr>
         <w:drawing>
           <wp:inline>
-            <wp:extent cx="3600000" cy="1106145"/>
+            <wp:extent cx="3586591" cy="1106145"/>
             <wp:effectExtent b="0" l="0" r="0" t="0"/>
             <wp:docPr descr="" title="" id="84" name="Picture"/>
             <a:graphic>
@@ -8927,7 +8927,7 @@
                   <pic:spPr bwMode="auto">
                     <a:xfrm>
                       <a:off x="0" y="0"/>
-                      <a:ext cx="3600000" cy="1106145"/>
+                      <a:ext cx="3586591" cy="1106145"/>
                     </a:xfrm>
                     <a:prstGeom prst="rect">
                       <a:avLst/>
@@ -9897,7 +9897,7 @@
         </w:rPr>
         <w:drawing>
           <wp:inline>
-            <wp:extent cx="3600000" cy="1317369"/>
+            <wp:extent cx="3600000" cy="1313514"/>
             <wp:effectExtent b="0" l="0" r="0" t="0"/>
             <wp:docPr descr="" title="" id="100" name="Picture"/>
             <a:graphic>
@@ -9918,7 +9918,7 @@
                   <pic:spPr bwMode="auto">
                     <a:xfrm>
                       <a:off x="0" y="0"/>
-                      <a:ext cx="3600000" cy="1317369"/>
+                      <a:ext cx="3600000" cy="1313514"/>
                     </a:xfrm>
                     <a:prstGeom prst="rect">
                       <a:avLst/>
@@ -10190,6 +10190,8 @@
     <w:p>
       <w:pPr>
         <w:pStyle w:val="BodyText"/>
+        <w:ind w:left="480" w:hanging="480"/>
+        <w:spacing w:after="0"/>
       </w:pPr>
       <w:r>
         <w:rPr>
@@ -10209,6 +10211,13 @@
         </w:rPr>
         <w:t xml:space="preserve"> </w:t>
       </w:r>
+    </w:p>
+    <w:p>
+      <w:pPr>
+        <w:pStyle w:val="BodyText"/>
+        <w:ind w:left="480" w:hanging="480"/>
+        <w:spacing w:before="0" w:after="0"/>
+      </w:pPr>
       <w:r>
         <w:rPr>
           <w:rFonts w:ascii="Times New Roman" w:hAnsi="Times New Roman" w:eastAsia="Times New Roman" w:cs="Times New Roman"/>
@@ -10227,6 +10236,13 @@
         </w:rPr>
         <w:t xml:space="preserve"> </w:t>
       </w:r>
+    </w:p>
+    <w:p>
+      <w:pPr>
+        <w:pStyle w:val="BodyText"/>
+        <w:ind w:left="480" w:hanging="480"/>
+        <w:spacing w:before="0" w:after="0"/>
+      </w:pPr>
       <w:r>
         <w:rPr>
           <w:rFonts w:ascii="Times New Roman" w:hAnsi="Times New Roman" w:eastAsia="Times New Roman" w:cs="Times New Roman"/>
@@ -10245,6 +10261,13 @@
         </w:rPr>
         <w:t xml:space="preserve"> </w:t>
       </w:r>
+    </w:p>
+    <w:p>
+      <w:pPr>
+        <w:pStyle w:val="BodyText"/>
+        <w:ind w:left="480" w:hanging="480"/>
+        <w:spacing w:before="0" w:after="180"/>
+      </w:pPr>
       <w:r>
         <w:rPr>
           <w:rFonts w:ascii="Times New Roman" w:hAnsi="Times New Roman" w:eastAsia="Times New Roman" w:cs="Times New Roman"/>
@@ -10435,6 +10458,8 @@
     <w:p>
       <w:pPr>
         <w:pStyle w:val="BodyText"/>
+        <w:ind w:left="480" w:hanging="480"/>
+        <w:spacing w:after="0"/>
       </w:pPr>
       <w:r>
         <w:rPr>
@@ -10454,6 +10479,13 @@
         </w:rPr>
         <w:t xml:space="preserve"> </w:t>
       </w:r>
+    </w:p>
+    <w:p>
+      <w:pPr>
+        <w:pStyle w:val="BodyText"/>
+        <w:ind w:left="480" w:hanging="480"/>
+        <w:spacing w:before="0" w:after="0"/>
+      </w:pPr>
       <w:r>
         <w:rPr>
           <w:rFonts w:ascii="Times New Roman" w:hAnsi="Times New Roman" w:eastAsia="Times New Roman" w:cs="Times New Roman"/>
@@ -10472,6 +10504,13 @@
         </w:rPr>
         <w:t xml:space="preserve"> </w:t>
       </w:r>
+    </w:p>
+    <w:p>
+      <w:pPr>
+        <w:pStyle w:val="BodyText"/>
+        <w:ind w:left="480" w:hanging="480"/>
+        <w:spacing w:before="0" w:after="0"/>
+      </w:pPr>
       <w:r>
         <w:rPr>
           <w:rFonts w:ascii="Times New Roman" w:hAnsi="Times New Roman" w:eastAsia="Times New Roman" w:cs="Times New Roman"/>
@@ -10490,6 +10529,13 @@
         </w:rPr>
         <w:t xml:space="preserve"> </w:t>
       </w:r>
+    </w:p>
+    <w:p>
+      <w:pPr>
+        <w:pStyle w:val="BodyText"/>
+        <w:ind w:left="480" w:hanging="480"/>
+        <w:spacing w:before="0" w:after="180"/>
+      </w:pPr>
       <w:r>
         <w:rPr>
           <w:rFonts w:ascii="Times New Roman" w:hAnsi="Times New Roman" w:eastAsia="Times New Roman" w:cs="Times New Roman"/>
@@ -11238,7 +11284,7 @@
         </w:rPr>
         <w:drawing>
           <wp:inline>
-            <wp:extent cx="2197100" cy="2019300"/>
+            <wp:extent cx="2121543" cy="2019300"/>
             <wp:effectExtent b="0" l="0" r="0" t="0"/>
             <wp:docPr descr="" title="" id="107" name="Picture"/>
             <a:graphic>
@@ -11259,7 +11305,7 @@
                   <pic:spPr bwMode="auto">
                     <a:xfrm>
                       <a:off x="0" y="0"/>
-                      <a:ext cx="2197100" cy="2019300"/>
+                      <a:ext cx="2121543" cy="2019300"/>
                     </a:xfrm>
                     <a:prstGeom prst="rect">
                       <a:avLst/>
@@ -11315,7 +11361,7 @@
         </w:rPr>
         <w:drawing>
           <wp:inline>
-            <wp:extent cx="3600000" cy="1210147"/>
+            <wp:extent cx="3600000" cy="1200000"/>
             <wp:effectExtent b="0" l="0" r="0" t="0"/>
             <wp:docPr descr="" title="" id="111" name="Picture"/>
             <a:graphic>
@@ -11336,7 +11382,7 @@
                   <pic:spPr bwMode="auto">
                     <a:xfrm>
                       <a:off x="0" y="0"/>
-                      <a:ext cx="3600000" cy="1210147"/>
+                      <a:ext cx="3600000" cy="1200000"/>
                     </a:xfrm>
                     <a:prstGeom prst="rect">
                       <a:avLst/>
@@ -11392,7 +11438,7 @@
         </w:rPr>
         <w:drawing>
           <wp:inline>
-            <wp:extent cx="1943100" cy="1993900"/>
+            <wp:extent cx="1941081" cy="1993900"/>
             <wp:effectExtent b="0" l="0" r="0" t="0"/>
             <wp:docPr descr="" title="" id="115" name="Picture"/>
             <a:graphic>
@@ -11413,7 +11459,7 @@
                   <pic:spPr bwMode="auto">
                     <a:xfrm>
                       <a:off x="0" y="0"/>
-                      <a:ext cx="1943100" cy="1993900"/>
+                      <a:ext cx="1941081" cy="1993900"/>
                     </a:xfrm>
                     <a:prstGeom prst="rect">
                       <a:avLst/>
@@ -12700,7 +12746,7 @@
         </w:rPr>
         <w:drawing>
           <wp:inline>
-            <wp:extent cx="3600000" cy="1482568"/>
+            <wp:extent cx="3600000" cy="1449640"/>
             <wp:effectExtent b="0" l="0" r="0" t="0"/>
             <wp:docPr descr="" title="" id="122" name="Picture"/>
             <a:graphic>
@@ -12721,7 +12767,7 @@
                   <pic:spPr bwMode="auto">
                     <a:xfrm>
                       <a:off x="0" y="0"/>
-                      <a:ext cx="3600000" cy="1482568"/>
+                      <a:ext cx="3600000" cy="1449640"/>
                     </a:xfrm>
                     <a:prstGeom prst="rect">
                       <a:avLst/>
@@ -12788,7 +12834,7 @@
         </w:rPr>
         <w:drawing>
           <wp:inline>
-            <wp:extent cx="3600000" cy="755905"/>
+            <wp:extent cx="3600000" cy="746457"/>
             <wp:effectExtent b="0" l="0" r="0" t="0"/>
             <wp:docPr descr="" title="" id="125" name="Picture"/>
             <a:graphic>
@@ -12809,7 +12855,7 @@
                   <pic:spPr bwMode="auto">
                     <a:xfrm>
                       <a:off x="0" y="0"/>
-                      <a:ext cx="3600000" cy="755905"/>
+                      <a:ext cx="3600000" cy="746457"/>
                     </a:xfrm>
                     <a:prstGeom prst="rect">
                       <a:avLst/>
@@ -13862,7 +13908,7 @@
         </w:rPr>
         <w:drawing>
           <wp:inline>
-            <wp:extent cx="3600000" cy="1062785"/>
+            <wp:extent cx="3600000" cy="1012856"/>
             <wp:effectExtent b="0" l="0" r="0" t="0"/>
             <wp:docPr descr="" title="" id="141" name="Picture"/>
             <a:graphic>
@@ -13883,7 +13929,7 @@
                   <pic:spPr bwMode="auto">
                     <a:xfrm>
                       <a:off x="0" y="0"/>
-                      <a:ext cx="3600000" cy="1062785"/>
+                      <a:ext cx="3600000" cy="1012856"/>
                     </a:xfrm>
                     <a:prstGeom prst="rect">
                       <a:avLst/>
@@ -13950,7 +13996,7 @@
         </w:rPr>
         <w:drawing>
           <wp:inline>
-            <wp:extent cx="3600000" cy="2300524"/>
+            <wp:extent cx="3600000" cy="2296747"/>
             <wp:effectExtent b="0" l="0" r="0" t="0"/>
             <wp:docPr descr="" title="" id="144" name="Picture"/>
             <a:graphic>
@@ -13971,7 +14017,7 @@
                   <pic:spPr bwMode="auto">
                     <a:xfrm>
                       <a:off x="0" y="0"/>
-                      <a:ext cx="3600000" cy="2300524"/>
+                      <a:ext cx="3600000" cy="2296747"/>
                     </a:xfrm>
                     <a:prstGeom prst="rect">
                       <a:avLst/>
@@ -14664,7 +14710,7 @@
         </w:rPr>
         <w:drawing>
           <wp:inline>
-            <wp:extent cx="3600000" cy="1973360"/>
+            <wp:extent cx="3600000" cy="1935282"/>
             <wp:effectExtent b="0" l="0" r="0" t="0"/>
             <wp:docPr descr="" title="" id="151" name="Picture"/>
             <a:graphic>
@@ -14685,7 +14731,7 @@
                   <pic:spPr bwMode="auto">
                     <a:xfrm>
                       <a:off x="0" y="0"/>
-                      <a:ext cx="3600000" cy="1973360"/>
+                      <a:ext cx="3600000" cy="1935282"/>
                     </a:xfrm>
                     <a:prstGeom prst="rect">
                       <a:avLst/>
@@ -15720,7 +15766,7 @@
         </w:rPr>
         <w:drawing>
           <wp:inline>
-            <wp:extent cx="3600000" cy="1658426"/>
+            <wp:extent cx="3600000" cy="1656818"/>
             <wp:effectExtent b="0" l="0" r="0" t="0"/>
             <wp:docPr descr="" title="" id="164" name="Picture"/>
             <a:graphic>
@@ -15741,7 +15787,7 @@
                   <pic:spPr bwMode="auto">
                     <a:xfrm>
                       <a:off x="0" y="0"/>
-                      <a:ext cx="3600000" cy="1658426"/>
+                      <a:ext cx="3600000" cy="1656818"/>
                     </a:xfrm>
                     <a:prstGeom prst="rect">
                       <a:avLst/>
@@ -16748,7 +16794,7 @@
         </w:rPr>
         <w:drawing>
           <wp:inline>
-            <wp:extent cx="3600000" cy="523636"/>
+            <wp:extent cx="3600000" cy="513566"/>
             <wp:effectExtent b="0" l="0" r="0" t="0"/>
             <wp:docPr descr="" title="" id="177" name="Picture"/>
             <a:graphic>
@@ -16769,7 +16815,7 @@
                   <pic:spPr bwMode="auto">
                     <a:xfrm>
                       <a:off x="0" y="0"/>
-                      <a:ext cx="3600000" cy="523636"/>
+                      <a:ext cx="3600000" cy="513566"/>
                     </a:xfrm>
                     <a:prstGeom prst="rect">
                       <a:avLst/>
@@ -18287,7 +18333,7 @@
         </w:rPr>
         <w:drawing>
           <wp:inline>
-            <wp:extent cx="3600000" cy="1004120"/>
+            <wp:extent cx="3594293" cy="1004120"/>
             <wp:effectExtent b="0" l="0" r="0" t="0"/>
             <wp:docPr descr="" title="" id="193" name="Picture"/>
             <a:graphic>
@@ -18308,7 +18354,7 @@
                   <pic:spPr bwMode="auto">
                     <a:xfrm>
                       <a:off x="0" y="0"/>
-                      <a:ext cx="3600000" cy="1004120"/>
+                      <a:ext cx="3594293" cy="1004120"/>
                     </a:xfrm>
                     <a:prstGeom prst="rect">
                       <a:avLst/>
@@ -19099,7 +19145,7 @@
         </w:rPr>
         <w:drawing>
           <wp:inline>
-            <wp:extent cx="3600000" cy="742952"/>
+            <wp:extent cx="3600000" cy="736913"/>
             <wp:effectExtent b="0" l="0" r="0" t="0"/>
             <wp:docPr descr="" title="" id="200" name="Picture"/>
             <a:graphic>
@@ -19120,7 +19166,7 @@
                   <pic:spPr bwMode="auto">
                     <a:xfrm>
                       <a:off x="0" y="0"/>
-                      <a:ext cx="3600000" cy="742952"/>
+                      <a:ext cx="3600000" cy="736913"/>
                     </a:xfrm>
                     <a:prstGeom prst="rect">
                       <a:avLst/>
@@ -19213,7 +19259,7 @@
         </w:rPr>
         <w:drawing>
           <wp:inline>
-            <wp:extent cx="3600000" cy="1941780"/>
+            <wp:extent cx="3600000" cy="1932762"/>
             <wp:effectExtent b="0" l="0" r="0" t="0"/>
             <wp:docPr descr="" title="" id="203" name="Picture"/>
             <a:graphic>
@@ -19234,7 +19280,7 @@
                   <pic:spPr bwMode="auto">
                     <a:xfrm>
                       <a:off x="0" y="0"/>
-                      <a:ext cx="3600000" cy="1941780"/>
+                      <a:ext cx="3600000" cy="1932762"/>
                     </a:xfrm>
                     <a:prstGeom prst="rect">
                       <a:avLst/>
@@ -20220,7 +20266,7 @@
         </w:rPr>
         <w:drawing>
           <wp:inline>
-            <wp:extent cx="3600000" cy="707812"/>
+            <wp:extent cx="3590622" cy="707812"/>
             <wp:effectExtent b="0" l="0" r="0" t="0"/>
             <wp:docPr descr="" title="" id="210" name="Picture"/>
             <a:graphic>
@@ -20241,7 +20287,7 @@
                   <pic:spPr bwMode="auto">
                     <a:xfrm>
                       <a:off x="0" y="0"/>
-                      <a:ext cx="3600000" cy="707812"/>
+                      <a:ext cx="3590622" cy="707812"/>
                     </a:xfrm>
                     <a:prstGeom prst="rect">
                       <a:avLst/>
@@ -20709,7 +20755,7 @@
         </w:rPr>
         <w:drawing>
           <wp:inline>
-            <wp:extent cx="1816100" cy="1536700"/>
+            <wp:extent cx="1816100" cy="1473200"/>
             <wp:effectExtent b="0" l="0" r="0" t="0"/>
             <wp:docPr descr="" title="" id="216" name="Picture"/>
             <a:graphic>
@@ -20730,7 +20776,7 @@
                   <pic:spPr bwMode="auto">
                     <a:xfrm>
                       <a:off x="0" y="0"/>
-                      <a:ext cx="1816100" cy="1536700"/>
+                      <a:ext cx="1816100" cy="1473200"/>
                     </a:xfrm>
                     <a:prstGeom prst="rect">
                       <a:avLst/>
@@ -21443,7 +21489,7 @@
         </w:rPr>
         <w:drawing>
           <wp:inline>
-            <wp:extent cx="3086100" cy="2197100"/>
+            <wp:extent cx="3086100" cy="2142417"/>
             <wp:effectExtent b="0" l="0" r="0" t="0"/>
             <wp:docPr descr="" title="" id="225" name="Picture"/>
             <a:graphic>
@@ -21464,7 +21510,7 @@
                   <pic:spPr bwMode="auto">
                     <a:xfrm>
                       <a:off x="0" y="0"/>
-                      <a:ext cx="3086100" cy="2197100"/>
+                      <a:ext cx="3086100" cy="2142417"/>
                     </a:xfrm>
                     <a:prstGeom prst="rect">
                       <a:avLst/>
@@ -22126,7 +22172,7 @@
         </w:rPr>
         <w:drawing>
           <wp:inline>
-            <wp:extent cx="1816100" cy="1536700"/>
+            <wp:extent cx="1816100" cy="1473200"/>
             <wp:effectExtent b="0" l="0" r="0" t="0"/>
             <wp:docPr descr="" title="" id="227" name="Picture"/>
             <a:graphic>
@@ -22147,7 +22193,7 @@
                   <pic:spPr bwMode="auto">
                     <a:xfrm>
                       <a:off x="0" y="0"/>
-                      <a:ext cx="1816100" cy="1536700"/>
+                      <a:ext cx="1816100" cy="1473200"/>
                     </a:xfrm>
                     <a:prstGeom prst="rect">
                       <a:avLst/>
@@ -23240,7 +23286,7 @@
         </w:rPr>
         <w:drawing>
           <wp:inline>
-            <wp:extent cx="3086100" cy="2197100"/>
+            <wp:extent cx="3086100" cy="2142417"/>
             <wp:effectExtent b="0" l="0" r="0" t="0"/>
             <wp:docPr descr="" title="" id="233" name="Picture"/>
             <a:graphic>
@@ -23261,7 +23307,7 @@
                   <pic:spPr bwMode="auto">
                     <a:xfrm>
                       <a:off x="0" y="0"/>
-                      <a:ext cx="3086100" cy="2197100"/>
+                      <a:ext cx="3086100" cy="2142417"/>
                     </a:xfrm>
                     <a:prstGeom prst="rect">
                       <a:avLst/>
@@ -23483,7 +23529,7 @@
         </w:rPr>
         <w:drawing>
           <wp:inline>
-            <wp:extent cx="3600000" cy="1497872"/>
+            <wp:extent cx="3600000" cy="1472340"/>
             <wp:effectExtent b="0" l="0" r="0" t="0"/>
             <wp:docPr descr="" title="" id="239" name="Picture"/>
             <a:graphic>
@@ -23504,7 +23550,7 @@
                   <pic:spPr bwMode="auto">
                     <a:xfrm>
                       <a:off x="0" y="0"/>
-                      <a:ext cx="3600000" cy="1497872"/>
+                      <a:ext cx="3600000" cy="1472340"/>
                     </a:xfrm>
                     <a:prstGeom prst="rect">
                       <a:avLst/>
@@ -26536,7 +26582,7 @@
         </w:rPr>
         <w:drawing>
           <wp:inline>
-            <wp:extent cx="3600000" cy="1516981"/>
+            <wp:extent cx="3600000" cy="1494340"/>
             <wp:effectExtent b="0" l="0" r="0" t="0"/>
             <wp:docPr descr="" title="" id="251" name="Picture"/>
             <a:graphic>
@@ -26557,7 +26603,7 @@
                   <pic:spPr bwMode="auto">
                     <a:xfrm>
                       <a:off x="0" y="0"/>
-                      <a:ext cx="3600000" cy="1516981"/>
+                      <a:ext cx="3600000" cy="1494340"/>
                     </a:xfrm>
                     <a:prstGeom prst="rect">
                       <a:avLst/>
@@ -28787,6 +28833,8 @@
     <w:p>
       <w:pPr>
         <w:pStyle w:val="BodyText"/>
+        <w:ind w:left="480" w:hanging="480"/>
+        <w:spacing w:after="0"/>
       </w:pPr>
       <w:r>
         <w:rPr>
@@ -29002,6 +29050,13 @@
         </w:rPr>
         <w:t xml:space="preserve"> </w:t>
       </w:r>
+    </w:p>
+    <w:p>
+      <w:pPr>
+        <w:pStyle w:val="BodyText"/>
+        <w:ind w:left="480" w:hanging="480"/>
+        <w:spacing w:before="0" w:after="0"/>
+      </w:pPr>
       <w:r>
         <w:rPr>
           <w:rFonts w:ascii="Times New Roman" w:hAnsi="Times New Roman" w:eastAsia="Times New Roman" w:cs="Times New Roman"/>
@@ -29261,6 +29316,13 @@
         </w:rPr>
         <w:t xml:space="preserve"> </w:t>
       </w:r>
+    </w:p>
+    <w:p>
+      <w:pPr>
+        <w:pStyle w:val="BodyText"/>
+        <w:ind w:left="480" w:hanging="480"/>
+        <w:spacing w:before="0" w:after="0"/>
+      </w:pPr>
       <w:r>
         <w:rPr>
           <w:rFonts w:ascii="Times New Roman" w:hAnsi="Times New Roman" w:eastAsia="Times New Roman" w:cs="Times New Roman"/>
@@ -29523,6 +29585,13 @@
         </w:rPr>
         <w:t xml:space="preserve"> </w:t>
       </w:r>
+    </w:p>
+    <w:p>
+      <w:pPr>
+        <w:pStyle w:val="BodyText"/>
+        <w:ind w:left="480" w:hanging="480"/>
+        <w:spacing w:before="0" w:after="180"/>
+      </w:pPr>
       <w:r>
         <w:rPr>
           <w:rFonts w:ascii="Times New Roman" w:hAnsi="Times New Roman" w:eastAsia="Times New Roman" w:cs="Times New Roman"/>
@@ -30315,12 +30384,53 @@
     <w:p>
       <w:pPr>
         <w:pStyle w:val="BodyText"/>
-      </w:pPr>
-      <w:r>
-        <w:rPr>
-          <w:rFonts w:ascii="Times New Roman" w:hAnsi="Times New Roman" w:eastAsia="Times New Roman" w:cs="Times New Roman"/>
-        </w:rPr>
-        <w:t xml:space="preserve">A. 3　　B. 2　　C. 1　　D. </w:t>
+        <w:ind w:left="480" w:hanging="480"/>
+        <w:spacing w:after="0"/>
+      </w:pPr>
+      <w:r>
+        <w:rPr>
+          <w:rFonts w:ascii="Times New Roman" w:hAnsi="Times New Roman" w:eastAsia="Times New Roman" w:cs="Times New Roman"/>
+        </w:rPr>
+        <w:t xml:space="preserve">A. 3　　</w:t>
+      </w:r>
+    </w:p>
+    <w:p>
+      <w:pPr>
+        <w:pStyle w:val="BodyText"/>
+        <w:ind w:left="480" w:hanging="480"/>
+        <w:spacing w:before="0" w:after="0"/>
+      </w:pPr>
+      <w:r>
+        <w:rPr>
+          <w:rFonts w:ascii="Times New Roman" w:hAnsi="Times New Roman" w:eastAsia="Times New Roman" w:cs="Times New Roman"/>
+        </w:rPr>
+        <w:t xml:space="preserve">B. 2　　</w:t>
+      </w:r>
+    </w:p>
+    <w:p>
+      <w:pPr>
+        <w:pStyle w:val="BodyText"/>
+        <w:ind w:left="480" w:hanging="480"/>
+        <w:spacing w:before="0" w:after="0"/>
+      </w:pPr>
+      <w:r>
+        <w:rPr>
+          <w:rFonts w:ascii="Times New Roman" w:hAnsi="Times New Roman" w:eastAsia="Times New Roman" w:cs="Times New Roman"/>
+        </w:rPr>
+        <w:t xml:space="preserve">C. 1　　</w:t>
+      </w:r>
+    </w:p>
+    <w:p>
+      <w:pPr>
+        <w:pStyle w:val="BodyText"/>
+        <w:ind w:left="480" w:hanging="480"/>
+        <w:spacing w:before="0" w:after="180"/>
+      </w:pPr>
+      <w:r>
+        <w:rPr>
+          <w:rFonts w:ascii="Times New Roman" w:hAnsi="Times New Roman" w:eastAsia="Times New Roman" w:cs="Times New Roman"/>
+        </w:rPr>
+        <w:t xml:space="preserve">D. </w:t>
       </w:r>
       <w:r>
         <w:rPr>
@@ -31215,12 +31325,7 @@
       </w:r>
     </w:p>
     <w:p>
-      <w:pPr>
-        <w:numPr>
-          <w:ilvl w:val="0"/>
-          <w:numId w:val="1014"/>
-        </w:numPr>
-      </w:pPr>
+      <w:pPr/>
       <w:r>
         <w:rPr>
           <w:rFonts w:ascii="Times New Roman" w:hAnsi="Times New Roman" w:eastAsia="Times New Roman" w:cs="Times New Roman"/>
@@ -32753,7 +32858,7 @@
         </w:rPr>
         <w:drawing>
           <wp:inline>
-            <wp:extent cx="3600000" cy="1544347"/>
+            <wp:extent cx="3600000" cy="1539130"/>
             <wp:effectExtent b="0" l="0" r="0" t="0"/>
             <wp:docPr descr="" title="" id="273" name="Picture"/>
             <a:graphic>
@@ -32774,7 +32879,7 @@
                   <pic:spPr bwMode="auto">
                     <a:xfrm>
                       <a:off x="0" y="0"/>
-                      <a:ext cx="3600000" cy="1544347"/>
+                      <a:ext cx="3600000" cy="1539130"/>
                     </a:xfrm>
                     <a:prstGeom prst="rect">
                       <a:avLst/>
@@ -33697,7 +33802,7 @@
         </w:rPr>
         <w:drawing>
           <wp:inline>
-            <wp:extent cx="3600000" cy="770588"/>
+            <wp:extent cx="3600000" cy="769737"/>
             <wp:effectExtent b="0" l="0" r="0" t="0"/>
             <wp:docPr descr="" title="" id="277" name="Picture"/>
             <a:graphic>
@@ -33718,7 +33823,7 @@
                   <pic:spPr bwMode="auto">
                     <a:xfrm>
                       <a:off x="0" y="0"/>
-                      <a:ext cx="3600000" cy="770588"/>
+                      <a:ext cx="3600000" cy="769737"/>
                     </a:xfrm>
                     <a:prstGeom prst="rect">
                       <a:avLst/>
@@ -37623,7 +37728,7 @@
         </w:rPr>
         <w:drawing>
           <wp:inline>
-            <wp:extent cx="3600000" cy="1281355"/>
+            <wp:extent cx="3600000" cy="1258453"/>
             <wp:effectExtent b="0" l="0" r="0" t="0"/>
             <wp:docPr descr="" title="" id="282" name="Picture"/>
             <a:graphic>
@@ -37644,7 +37749,7 @@
                   <pic:spPr bwMode="auto">
                     <a:xfrm>
                       <a:off x="0" y="0"/>
-                      <a:ext cx="3600000" cy="1281355"/>
+                      <a:ext cx="3600000" cy="1258453"/>
                     </a:xfrm>
                     <a:prstGeom prst="rect">
                       <a:avLst/>
@@ -39133,7 +39238,7 @@
         </w:rPr>
         <w:drawing>
           <wp:inline>
-            <wp:extent cx="3600000" cy="2297142"/>
+            <wp:extent cx="3600000" cy="2273077"/>
             <wp:effectExtent b="0" l="0" r="0" t="0"/>
             <wp:docPr descr="" title="" id="294" name="Picture"/>
             <a:graphic>
@@ -39154,7 +39259,7 @@
                   <pic:spPr bwMode="auto">
                     <a:xfrm>
                       <a:off x="0" y="0"/>
-                      <a:ext cx="3600000" cy="2297142"/>
+                      <a:ext cx="3600000" cy="2273077"/>
                     </a:xfrm>
                     <a:prstGeom prst="rect">
                       <a:avLst/>
@@ -43677,7 +43782,7 @@
         </w:rPr>
         <w:drawing>
           <wp:inline>
-            <wp:extent cx="3600000" cy="1505882"/>
+            <wp:extent cx="3600000" cy="1465208"/>
             <wp:effectExtent b="0" l="0" r="0" t="0"/>
             <wp:docPr descr="" title="" id="302" name="Picture"/>
             <a:graphic>
@@ -43698,7 +43803,7 @@
                   <pic:spPr bwMode="auto">
                     <a:xfrm>
                       <a:off x="0" y="0"/>
-                      <a:ext cx="3600000" cy="1505882"/>
+                      <a:ext cx="3600000" cy="1465208"/>
                     </a:xfrm>
                     <a:prstGeom prst="rect">
                       <a:avLst/>
@@ -46064,7 +46169,7 @@
         </w:rPr>
         <w:drawing>
           <wp:inline>
-            <wp:extent cx="3600000" cy="1326315"/>
+            <wp:extent cx="3600000" cy="1280769"/>
             <wp:effectExtent b="0" l="0" r="0" t="0"/>
             <wp:docPr descr="" title="" id="317" name="Picture"/>
             <a:graphic>
@@ -46085,7 +46190,7 @@
                   <pic:spPr bwMode="auto">
                     <a:xfrm>
                       <a:off x="0" y="0"/>
-                      <a:ext cx="3600000" cy="1326315"/>
+                      <a:ext cx="3600000" cy="1280769"/>
                     </a:xfrm>
                     <a:prstGeom prst="rect">
                       <a:avLst/>
@@ -46182,7 +46287,7 @@
         </w:rPr>
         <w:drawing>
           <wp:inline>
-            <wp:extent cx="3600000" cy="1457349"/>
+            <wp:extent cx="3600000" cy="1429412"/>
             <wp:effectExtent b="0" l="0" r="0" t="0"/>
             <wp:docPr descr="" title="" id="320" name="Picture"/>
             <a:graphic>
@@ -46203,7 +46308,7 @@
                   <pic:spPr bwMode="auto">
                     <a:xfrm>
                       <a:off x="0" y="0"/>
-                      <a:ext cx="3600000" cy="1457349"/>
+                      <a:ext cx="3600000" cy="1429412"/>
                     </a:xfrm>
                     <a:prstGeom prst="rect">
                       <a:avLst/>
@@ -46836,6 +46941,8 @@
     <w:p>
       <w:pPr>
         <w:pStyle w:val="BodyText"/>
+        <w:ind w:left="480" w:hanging="480"/>
+        <w:spacing w:after="0"/>
       </w:pPr>
       <w:r>
         <w:rPr>
@@ -46923,7 +47030,20 @@
         <w:rPr>
           <w:rFonts w:ascii="Times New Roman" w:hAnsi="Times New Roman" w:eastAsia="Times New Roman" w:cs="Times New Roman"/>
         </w:rPr>
-        <w:t xml:space="preserve">　　B.</w:t>
+        <w:t xml:space="preserve">　　</w:t>
+      </w:r>
+    </w:p>
+    <w:p>
+      <w:pPr>
+        <w:pStyle w:val="BodyText"/>
+        <w:ind w:left="480" w:hanging="480"/>
+        <w:spacing w:before="0" w:after="0"/>
+      </w:pPr>
+      <w:r>
+        <w:rPr>
+          <w:rFonts w:ascii="Times New Roman" w:hAnsi="Times New Roman" w:eastAsia="Times New Roman" w:cs="Times New Roman"/>
+        </w:rPr>
+        <w:t xml:space="preserve">B.</w:t>
       </w:r>
       <w:r>
         <w:rPr>
@@ -46984,7 +47104,20 @@
         <w:rPr>
           <w:rFonts w:ascii="Times New Roman" w:hAnsi="Times New Roman" w:eastAsia="Times New Roman" w:cs="Times New Roman"/>
         </w:rPr>
-        <w:t xml:space="preserve">　　C.</w:t>
+        <w:t xml:space="preserve">　　</w:t>
+      </w:r>
+    </w:p>
+    <w:p>
+      <w:pPr>
+        <w:pStyle w:val="BodyText"/>
+        <w:ind w:left="480" w:hanging="480"/>
+        <w:spacing w:before="0" w:after="0"/>
+      </w:pPr>
+      <w:r>
+        <w:rPr>
+          <w:rFonts w:ascii="Times New Roman" w:hAnsi="Times New Roman" w:eastAsia="Times New Roman" w:cs="Times New Roman"/>
+        </w:rPr>
+        <w:t xml:space="preserve">C.</w:t>
       </w:r>
       <w:r>
         <w:rPr>
@@ -47051,7 +47184,20 @@
         <w:rPr>
           <w:rFonts w:ascii="Times New Roman" w:hAnsi="Times New Roman" w:eastAsia="Times New Roman" w:cs="Times New Roman"/>
         </w:rPr>
-        <w:t xml:space="preserve">　　D.</w:t>
+        <w:t xml:space="preserve">　　</w:t>
+      </w:r>
+    </w:p>
+    <w:p>
+      <w:pPr>
+        <w:pStyle w:val="BodyText"/>
+        <w:ind w:left="480" w:hanging="480"/>
+        <w:spacing w:before="0" w:after="180"/>
+      </w:pPr>
+      <w:r>
+        <w:rPr>
+          <w:rFonts w:ascii="Times New Roman" w:hAnsi="Times New Roman" w:eastAsia="Times New Roman" w:cs="Times New Roman"/>
+        </w:rPr>
+        <w:t xml:space="preserve">D.</w:t>
       </w:r>
       <w:r>
         <w:rPr>
@@ -48581,7 +48727,7 @@
         </w:rPr>
         <w:drawing>
           <wp:inline>
-            <wp:extent cx="3600000" cy="1134375"/>
+            <wp:extent cx="3515625" cy="1134375"/>
             <wp:effectExtent b="0" l="0" r="0" t="0"/>
             <wp:docPr descr="" title="" id="334" name="Picture"/>
             <a:graphic>
@@ -48602,7 +48748,7 @@
                   <pic:spPr bwMode="auto">
                     <a:xfrm>
                       <a:off x="0" y="0"/>
-                      <a:ext cx="3600000" cy="1134375"/>
+                      <a:ext cx="3515625" cy="1134375"/>
                     </a:xfrm>
                     <a:prstGeom prst="rect">
                       <a:avLst/>
@@ -49544,6 +49690,8 @@
     <w:p>
       <w:pPr>
         <w:pStyle w:val="BodyText"/>
+        <w:ind w:left="480" w:hanging="480"/>
+        <w:spacing w:after="0"/>
       </w:pPr>
       <w:r>
         <w:rPr>
@@ -49634,7 +49782,20 @@
         <w:rPr>
           <w:rFonts w:ascii="Times New Roman" w:hAnsi="Times New Roman" w:eastAsia="Times New Roman" w:cs="Times New Roman"/>
         </w:rPr>
-        <w:t xml:space="preserve">　B.</w:t>
+        <w:t xml:space="preserve">　</w:t>
+      </w:r>
+    </w:p>
+    <w:p>
+      <w:pPr>
+        <w:pStyle w:val="BodyText"/>
+        <w:ind w:left="480" w:hanging="480"/>
+        <w:spacing w:before="0" w:after="0"/>
+      </w:pPr>
+      <w:r>
+        <w:rPr>
+          <w:rFonts w:ascii="Times New Roman" w:hAnsi="Times New Roman" w:eastAsia="Times New Roman" w:cs="Times New Roman"/>
+        </w:rPr>
+        <w:t xml:space="preserve">B.</w:t>
       </w:r>
       <w:r>
         <w:rPr>
@@ -49722,7 +49883,20 @@
         <w:rPr>
           <w:rFonts w:ascii="Times New Roman" w:hAnsi="Times New Roman" w:eastAsia="Times New Roman" w:cs="Times New Roman"/>
         </w:rPr>
-        <w:t xml:space="preserve">　C.</w:t>
+        <w:t xml:space="preserve">　</w:t>
+      </w:r>
+    </w:p>
+    <w:p>
+      <w:pPr>
+        <w:pStyle w:val="BodyText"/>
+        <w:ind w:left="480" w:hanging="480"/>
+        <w:spacing w:before="0" w:after="0"/>
+      </w:pPr>
+      <w:r>
+        <w:rPr>
+          <w:rFonts w:ascii="Times New Roman" w:hAnsi="Times New Roman" w:eastAsia="Times New Roman" w:cs="Times New Roman"/>
+        </w:rPr>
+        <w:t xml:space="preserve">C.</w:t>
       </w:r>
       <w:r>
         <w:rPr>
@@ -49801,7 +49975,20 @@
         <w:rPr>
           <w:rFonts w:ascii="Times New Roman" w:hAnsi="Times New Roman" w:eastAsia="Times New Roman" w:cs="Times New Roman"/>
         </w:rPr>
-        <w:t xml:space="preserve">　D.</w:t>
+        <w:t xml:space="preserve">　</w:t>
+      </w:r>
+    </w:p>
+    <w:p>
+      <w:pPr>
+        <w:pStyle w:val="BodyText"/>
+        <w:ind w:left="480" w:hanging="480"/>
+        <w:spacing w:before="0" w:after="180"/>
+      </w:pPr>
+      <w:r>
+        <w:rPr>
+          <w:rFonts w:ascii="Times New Roman" w:hAnsi="Times New Roman" w:eastAsia="Times New Roman" w:cs="Times New Roman"/>
+        </w:rPr>
+        <w:t xml:space="preserve">D.</w:t>
       </w:r>
       <w:r>
         <w:rPr>
@@ -49942,7 +50129,7 @@
         </w:rPr>
         <w:drawing>
           <wp:inline>
-            <wp:extent cx="3240000" cy="3188297"/>
+            <wp:extent cx="3240000" cy="3136596"/>
             <wp:effectExtent b="0" l="0" r="0" t="0"/>
             <wp:docPr descr="" title="" id="341" name="Picture"/>
             <a:graphic>
@@ -49963,7 +50150,7 @@
                   <pic:spPr bwMode="auto">
                     <a:xfrm>
                       <a:off x="0" y="0"/>
-                      <a:ext cx="3240000" cy="3188297"/>
+                      <a:ext cx="3240000" cy="3136596"/>
                     </a:xfrm>
                     <a:prstGeom prst="rect">
                       <a:avLst/>
@@ -49994,7 +50181,7 @@
         </w:rPr>
         <w:drawing>
           <wp:inline>
-            <wp:extent cx="3240000" cy="2935518"/>
+            <wp:extent cx="3208771" cy="2935518"/>
             <wp:effectExtent b="0" l="0" r="0" t="0"/>
             <wp:docPr descr="" title="" id="344" name="Picture"/>
             <a:graphic>
@@ -50015,7 +50202,7 @@
                   <pic:spPr bwMode="auto">
                     <a:xfrm>
                       <a:off x="0" y="0"/>
-                      <a:ext cx="3240000" cy="2935518"/>
+                      <a:ext cx="3208771" cy="2935518"/>
                     </a:xfrm>
                     <a:prstGeom prst="rect">
                       <a:avLst/>
@@ -50081,7 +50268,7 @@
         </w:rPr>
         <w:drawing>
           <wp:inline>
-            <wp:extent cx="3600000" cy="2146875"/>
+            <wp:extent cx="3600000" cy="2081698"/>
             <wp:effectExtent b="0" l="0" r="0" t="0"/>
             <wp:docPr descr="" title="" id="347" name="Picture"/>
             <a:graphic>
@@ -50102,7 +50289,7 @@
                   <pic:spPr bwMode="auto">
                     <a:xfrm>
                       <a:off x="0" y="0"/>
-                      <a:ext cx="3600000" cy="2146875"/>
+                      <a:ext cx="3600000" cy="2081698"/>
                     </a:xfrm>
                     <a:prstGeom prst="rect">
                       <a:avLst/>
@@ -50133,7 +50320,7 @@
         </w:rPr>
         <w:drawing>
           <wp:inline>
-            <wp:extent cx="3600000" cy="2643356"/>
+            <wp:extent cx="3600000" cy="2579859"/>
             <wp:effectExtent b="0" l="0" r="0" t="0"/>
             <wp:docPr descr="" title="" id="350" name="Picture"/>
             <a:graphic>
@@ -50154,7 +50341,7 @@
                   <pic:spPr bwMode="auto">
                     <a:xfrm>
                       <a:off x="0" y="0"/>
-                      <a:ext cx="3600000" cy="2643356"/>
+                      <a:ext cx="3600000" cy="2579859"/>
                     </a:xfrm>
                     <a:prstGeom prst="rect">
                       <a:avLst/>
@@ -51510,6 +51697,8 @@
     <w:p>
       <w:pPr>
         <w:pStyle w:val="BodyText"/>
+        <w:ind w:left="480" w:hanging="480"/>
+        <w:spacing w:after="0"/>
       </w:pPr>
       <w:r>
         <w:rPr>
@@ -51529,6 +51718,13 @@
         </w:rPr>
         <w:t xml:space="preserve"> </w:t>
       </w:r>
+    </w:p>
+    <w:p>
+      <w:pPr>
+        <w:pStyle w:val="BodyText"/>
+        <w:ind w:left="480" w:hanging="480"/>
+        <w:spacing w:before="0" w:after="0"/>
+      </w:pPr>
       <w:r>
         <w:rPr>
           <w:rFonts w:ascii="Times New Roman" w:hAnsi="Times New Roman" w:eastAsia="Times New Roman" w:cs="Times New Roman"/>
@@ -51565,6 +51761,13 @@
         </w:rPr>
         <w:t xml:space="preserve"> </w:t>
       </w:r>
+    </w:p>
+    <w:p>
+      <w:pPr>
+        <w:pStyle w:val="BodyText"/>
+        <w:ind w:left="480" w:hanging="480"/>
+        <w:spacing w:before="0" w:after="0"/>
+      </w:pPr>
       <w:r>
         <w:rPr>
           <w:rFonts w:ascii="Times New Roman" w:hAnsi="Times New Roman" w:eastAsia="Times New Roman" w:cs="Times New Roman"/>
@@ -51583,6 +51786,13 @@
         </w:rPr>
         <w:t xml:space="preserve"> </w:t>
       </w:r>
+    </w:p>
+    <w:p>
+      <w:pPr>
+        <w:pStyle w:val="BodyText"/>
+        <w:ind w:left="480" w:hanging="480"/>
+        <w:spacing w:before="0" w:after="180"/>
+      </w:pPr>
       <w:r>
         <w:rPr>
           <w:rFonts w:ascii="Times New Roman" w:hAnsi="Times New Roman" w:eastAsia="Times New Roman" w:cs="Times New Roman"/>
@@ -52308,7 +52518,7 @@
         </w:rPr>
         <w:drawing>
           <wp:inline>
-            <wp:extent cx="3048000" cy="1320800"/>
+            <wp:extent cx="3048000" cy="1297021"/>
             <wp:effectExtent b="0" l="0" r="0" t="0"/>
             <wp:docPr descr="" title="" id="363" name="Picture"/>
             <a:graphic>
@@ -52329,7 +52539,7 @@
                   <pic:spPr bwMode="auto">
                     <a:xfrm>
                       <a:off x="0" y="0"/>
-                      <a:ext cx="3048000" cy="1320800"/>
+                      <a:ext cx="3048000" cy="1297021"/>
                     </a:xfrm>
                     <a:prstGeom prst="rect">
                       <a:avLst/>
@@ -52421,10 +52631,6 @@
     <w:p>
       <w:pPr>
         <w:pStyle w:val="Compact"/>
-        <w:numPr>
-          <w:ilvl w:val="0"/>
-          <w:numId w:val="1037"/>
-        </w:numPr>
       </w:pPr>
       <w:r>
         <w:rPr>
@@ -56815,7 +57021,7 @@
         </w:rPr>
         <w:drawing>
           <wp:inline>
-            <wp:extent cx="3600000" cy="877419"/>
+            <wp:extent cx="3574192" cy="877419"/>
             <wp:effectExtent b="0" l="0" r="0" t="0"/>
             <wp:docPr descr="" title="" id="371" name="Picture"/>
             <a:graphic>
@@ -56836,7 +57042,7 @@
                   <pic:spPr bwMode="auto">
                     <a:xfrm>
                       <a:off x="0" y="0"/>
-                      <a:ext cx="3600000" cy="877419"/>
+                      <a:ext cx="3574192" cy="877419"/>
                     </a:xfrm>
                     <a:prstGeom prst="rect">
                       <a:avLst/>
@@ -57081,7 +57287,7 @@
         </w:rPr>
         <w:drawing>
           <wp:inline>
-            <wp:extent cx="3600000" cy="699806"/>
+            <wp:extent cx="3596515" cy="699806"/>
             <wp:effectExtent b="0" l="0" r="0" t="0"/>
             <wp:docPr descr="" title="" id="380" name="Picture"/>
             <a:graphic>
@@ -57102,7 +57308,7 @@
                   <pic:spPr bwMode="auto">
                     <a:xfrm>
                       <a:off x="0" y="0"/>
-                      <a:ext cx="3600000" cy="699806"/>
+                      <a:ext cx="3596515" cy="699806"/>
                     </a:xfrm>
                     <a:prstGeom prst="rect">
                       <a:avLst/>
@@ -57525,7 +57731,7 @@
         </w:rPr>
         <w:drawing>
           <wp:inline>
-            <wp:extent cx="3600000" cy="1915673"/>
+            <wp:extent cx="3600000" cy="1904389"/>
             <wp:effectExtent b="0" l="0" r="0" t="0"/>
             <wp:docPr descr="" title="" id="384" name="Picture"/>
             <a:graphic>
@@ -57546,7 +57752,7 @@
                   <pic:spPr bwMode="auto">
                     <a:xfrm>
                       <a:off x="0" y="0"/>
-                      <a:ext cx="3600000" cy="1915673"/>
+                      <a:ext cx="3600000" cy="1904389"/>
                     </a:xfrm>
                     <a:prstGeom prst="rect">
                       <a:avLst/>
@@ -57708,7 +57914,7 @@
         </w:rPr>
         <w:drawing>
           <wp:inline>
-            <wp:extent cx="3600000" cy="2402320"/>
+            <wp:extent cx="3600000" cy="2395358"/>
             <wp:effectExtent b="0" l="0" r="0" t="0"/>
             <wp:docPr descr="" title="" id="387" name="Picture"/>
             <a:graphic>
@@ -57729,7 +57935,7 @@
                   <pic:spPr bwMode="auto">
                     <a:xfrm>
                       <a:off x="0" y="0"/>
-                      <a:ext cx="3600000" cy="2402320"/>
+                      <a:ext cx="3600000" cy="2395358"/>
                     </a:xfrm>
                     <a:prstGeom prst="rect">
                       <a:avLst/>
@@ -58524,7 +58730,7 @@
         </w:rPr>
         <w:drawing>
           <wp:inline>
-            <wp:extent cx="3600000" cy="1364812"/>
+            <wp:extent cx="3600000" cy="1356640"/>
             <wp:effectExtent b="0" l="0" r="0" t="0"/>
             <wp:docPr descr="" title="" id="390" name="Picture"/>
             <a:graphic>
@@ -58545,7 +58751,7 @@
                   <pic:spPr bwMode="auto">
                     <a:xfrm>
                       <a:off x="0" y="0"/>
-                      <a:ext cx="3600000" cy="1364812"/>
+                      <a:ext cx="3600000" cy="1356640"/>
                     </a:xfrm>
                     <a:prstGeom prst="rect">
                       <a:avLst/>
@@ -58576,7 +58782,7 @@
         </w:rPr>
         <w:drawing>
           <wp:inline>
-            <wp:extent cx="3600000" cy="1342856"/>
+            <wp:extent cx="3600000" cy="1330612"/>
             <wp:effectExtent b="0" l="0" r="0" t="0"/>
             <wp:docPr descr="" title="" id="393" name="Picture"/>
             <a:graphic>
@@ -58597,7 +58803,7 @@
                   <pic:spPr bwMode="auto">
                     <a:xfrm>
                       <a:off x="0" y="0"/>
-                      <a:ext cx="3600000" cy="1342856"/>
+                      <a:ext cx="3600000" cy="1330612"/>
                     </a:xfrm>
                     <a:prstGeom prst="rect">
                       <a:avLst/>

--- a/00-首页/题组Word/习题书/第三篇-有机化学/9-杂环化合物与含杂原子有机物-教师版.docx
+++ b/00-首页/题组Word/习题书/第三篇-有机化学/9-杂环化合物与含杂原子有机物-教师版.docx
@@ -10190,8 +10190,6 @@
     <w:p>
       <w:pPr>
         <w:pStyle w:val="BodyText"/>
-        <w:ind w:left="480" w:hanging="480"/>
-        <w:spacing w:after="0"/>
       </w:pPr>
       <w:r>
         <w:rPr>
@@ -10211,13 +10209,6 @@
         </w:rPr>
         <w:t xml:space="preserve"> </w:t>
       </w:r>
-    </w:p>
-    <w:p>
-      <w:pPr>
-        <w:pStyle w:val="BodyText"/>
-        <w:ind w:left="480" w:hanging="480"/>
-        <w:spacing w:before="0" w:after="0"/>
-      </w:pPr>
       <w:r>
         <w:rPr>
           <w:rFonts w:ascii="Times New Roman" w:hAnsi="Times New Roman" w:eastAsia="Times New Roman" w:cs="Times New Roman"/>
@@ -10236,13 +10227,6 @@
         </w:rPr>
         <w:t xml:space="preserve"> </w:t>
       </w:r>
-    </w:p>
-    <w:p>
-      <w:pPr>
-        <w:pStyle w:val="BodyText"/>
-        <w:ind w:left="480" w:hanging="480"/>
-        <w:spacing w:before="0" w:after="0"/>
-      </w:pPr>
       <w:r>
         <w:rPr>
           <w:rFonts w:ascii="Times New Roman" w:hAnsi="Times New Roman" w:eastAsia="Times New Roman" w:cs="Times New Roman"/>
@@ -10261,13 +10245,6 @@
         </w:rPr>
         <w:t xml:space="preserve"> </w:t>
       </w:r>
-    </w:p>
-    <w:p>
-      <w:pPr>
-        <w:pStyle w:val="BodyText"/>
-        <w:ind w:left="480" w:hanging="480"/>
-        <w:spacing w:before="0" w:after="180"/>
-      </w:pPr>
       <w:r>
         <w:rPr>
           <w:rFonts w:ascii="Times New Roman" w:hAnsi="Times New Roman" w:eastAsia="Times New Roman" w:cs="Times New Roman"/>

--- a/00-首页/题组Word/习题书/第三篇-有机化学/9-杂环化合物与含杂原子有机物-教师版.docx
+++ b/00-首页/题组Word/习题书/第三篇-有机化学/9-杂环化合物与含杂原子有机物-教师版.docx
@@ -10190,6 +10190,7 @@
     <w:p>
       <w:pPr>
         <w:pStyle w:val="BodyText"/>
+        <w:spacing w:before="0" w:after="0"/>
       </w:pPr>
       <w:r>
         <w:rPr>
@@ -10435,8 +10436,8 @@
     <w:p>
       <w:pPr>
         <w:pStyle w:val="BodyText"/>
+        <w:spacing w:before="0" w:after="0"/>
         <w:ind w:left="480" w:hanging="480"/>
-        <w:spacing w:after="0"/>
       </w:pPr>
       <w:r>
         <w:rPr>
@@ -10460,20 +10461,45 @@
     <w:p>
       <w:pPr>
         <w:pStyle w:val="BodyText"/>
+        <w:spacing w:before="0" w:after="0"/>
         <w:ind w:left="480" w:hanging="480"/>
+      </w:pPr>
+      <w:r>
+        <w:rPr>
+          <w:rFonts w:ascii="Times New Roman" w:hAnsi="Times New Roman" w:eastAsia="Times New Roman" w:cs="Times New Roman"/>
+        </w:rPr>
+        <w:t xml:space="preserve">B. </w:t>
+      </w:r>
+      <w:r>
+        <w:rPr>
+          <w:rFonts w:hint="eastAsia" w:ascii="Times New Roman" w:hAnsi="Times New Roman" w:eastAsia="FangSong" w:cs="Times New Roman"/>
+        </w:rPr>
+        <w:t xml:space="preserve">淀粉水解的最终产物是葡萄糖</w:t>
+      </w:r>
+      <w:r>
+        <w:rPr>
+          <w:rFonts w:ascii="Times New Roman" w:hAnsi="Times New Roman" w:eastAsia="Times New Roman" w:cs="Times New Roman"/>
+        </w:rPr>
+        <w:t xml:space="preserve"> </w:t>
+      </w:r>
+    </w:p>
+    <w:p>
+      <w:pPr>
+        <w:pStyle w:val="BodyText"/>
         <w:spacing w:before="0" w:after="0"/>
-      </w:pPr>
-      <w:r>
-        <w:rPr>
-          <w:rFonts w:ascii="Times New Roman" w:hAnsi="Times New Roman" w:eastAsia="Times New Roman" w:cs="Times New Roman"/>
-        </w:rPr>
-        <w:t xml:space="preserve">B. </w:t>
-      </w:r>
-      <w:r>
-        <w:rPr>
-          <w:rFonts w:hint="eastAsia" w:ascii="Times New Roman" w:hAnsi="Times New Roman" w:eastAsia="FangSong" w:cs="Times New Roman"/>
-        </w:rPr>
-        <w:t xml:space="preserve">淀粉水解的最终产物是葡萄糖</w:t>
+        <w:ind w:left="480" w:hanging="480"/>
+      </w:pPr>
+      <w:r>
+        <w:rPr>
+          <w:rFonts w:ascii="Times New Roman" w:hAnsi="Times New Roman" w:eastAsia="Times New Roman" w:cs="Times New Roman"/>
+        </w:rPr>
+        <w:t xml:space="preserve">C. </w:t>
+      </w:r>
+      <w:r>
+        <w:rPr>
+          <w:rFonts w:hint="eastAsia" w:ascii="Times New Roman" w:hAnsi="Times New Roman" w:eastAsia="FangSong" w:cs="Times New Roman"/>
+        </w:rPr>
+        <w:t xml:space="preserve">葡萄糖能发生氧化反应和水解反应</w:t>
       </w:r>
       <w:r>
         <w:rPr>
@@ -10485,33 +10511,8 @@
     <w:p>
       <w:pPr>
         <w:pStyle w:val="BodyText"/>
+        <w:spacing w:before="0" w:after="0"/>
         <w:ind w:left="480" w:hanging="480"/>
-        <w:spacing w:before="0" w:after="0"/>
-      </w:pPr>
-      <w:r>
-        <w:rPr>
-          <w:rFonts w:ascii="Times New Roman" w:hAnsi="Times New Roman" w:eastAsia="Times New Roman" w:cs="Times New Roman"/>
-        </w:rPr>
-        <w:t xml:space="preserve">C. </w:t>
-      </w:r>
-      <w:r>
-        <w:rPr>
-          <w:rFonts w:hint="eastAsia" w:ascii="Times New Roman" w:hAnsi="Times New Roman" w:eastAsia="FangSong" w:cs="Times New Roman"/>
-        </w:rPr>
-        <w:t xml:space="preserve">葡萄糖能发生氧化反应和水解反应</w:t>
-      </w:r>
-      <w:r>
-        <w:rPr>
-          <w:rFonts w:ascii="Times New Roman" w:hAnsi="Times New Roman" w:eastAsia="Times New Roman" w:cs="Times New Roman"/>
-        </w:rPr>
-        <w:t xml:space="preserve"> </w:t>
-      </w:r>
-    </w:p>
-    <w:p>
-      <w:pPr>
-        <w:pStyle w:val="BodyText"/>
-        <w:ind w:left="480" w:hanging="480"/>
-        <w:spacing w:before="0" w:after="180"/>
       </w:pPr>
       <w:r>
         <w:rPr>
@@ -19290,6 +19291,7 @@
     <w:p>
       <w:pPr>
         <w:pStyle w:val="BodyText"/>
+        <w:spacing w:before="0" w:after="0"/>
       </w:pPr>
       <w:r>
         <w:rPr>
@@ -28810,8 +28812,8 @@
     <w:p>
       <w:pPr>
         <w:pStyle w:val="BodyText"/>
+        <w:spacing w:before="0" w:after="0"/>
         <w:ind w:left="480" w:hanging="480"/>
-        <w:spacing w:after="0"/>
       </w:pPr>
       <w:r>
         <w:rPr>
@@ -29031,8 +29033,8 @@
     <w:p>
       <w:pPr>
         <w:pStyle w:val="BodyText"/>
+        <w:spacing w:before="0" w:after="0"/>
         <w:ind w:left="480" w:hanging="480"/>
-        <w:spacing w:before="0" w:after="0"/>
       </w:pPr>
       <w:r>
         <w:rPr>
@@ -29297,8 +29299,8 @@
     <w:p>
       <w:pPr>
         <w:pStyle w:val="BodyText"/>
+        <w:spacing w:before="0" w:after="0"/>
         <w:ind w:left="480" w:hanging="480"/>
-        <w:spacing w:before="0" w:after="0"/>
       </w:pPr>
       <w:r>
         <w:rPr>
@@ -29566,8 +29568,8 @@
     <w:p>
       <w:pPr>
         <w:pStyle w:val="BodyText"/>
+        <w:spacing w:before="0" w:after="0"/>
         <w:ind w:left="480" w:hanging="480"/>
-        <w:spacing w:before="0" w:after="180"/>
       </w:pPr>
       <w:r>
         <w:rPr>
@@ -30361,8 +30363,8 @@
     <w:p>
       <w:pPr>
         <w:pStyle w:val="BodyText"/>
+        <w:spacing w:before="0" w:after="0"/>
         <w:ind w:left="480" w:hanging="480"/>
-        <w:spacing w:after="0"/>
       </w:pPr>
       <w:r>
         <w:rPr>
@@ -30374,34 +30376,34 @@
     <w:p>
       <w:pPr>
         <w:pStyle w:val="BodyText"/>
+        <w:spacing w:before="0" w:after="0"/>
         <w:ind w:left="480" w:hanging="480"/>
+      </w:pPr>
+      <w:r>
+        <w:rPr>
+          <w:rFonts w:ascii="Times New Roman" w:hAnsi="Times New Roman" w:eastAsia="Times New Roman" w:cs="Times New Roman"/>
+        </w:rPr>
+        <w:t xml:space="preserve">B. 2　　</w:t>
+      </w:r>
+    </w:p>
+    <w:p>
+      <w:pPr>
+        <w:pStyle w:val="BodyText"/>
         <w:spacing w:before="0" w:after="0"/>
-      </w:pPr>
-      <w:r>
-        <w:rPr>
-          <w:rFonts w:ascii="Times New Roman" w:hAnsi="Times New Roman" w:eastAsia="Times New Roman" w:cs="Times New Roman"/>
-        </w:rPr>
-        <w:t xml:space="preserve">B. 2　　</w:t>
+        <w:ind w:left="480" w:hanging="480"/>
+      </w:pPr>
+      <w:r>
+        <w:rPr>
+          <w:rFonts w:ascii="Times New Roman" w:hAnsi="Times New Roman" w:eastAsia="Times New Roman" w:cs="Times New Roman"/>
+        </w:rPr>
+        <w:t xml:space="preserve">C. 1　　</w:t>
       </w:r>
     </w:p>
     <w:p>
       <w:pPr>
         <w:pStyle w:val="BodyText"/>
+        <w:spacing w:before="0" w:after="0"/>
         <w:ind w:left="480" w:hanging="480"/>
-        <w:spacing w:before="0" w:after="0"/>
-      </w:pPr>
-      <w:r>
-        <w:rPr>
-          <w:rFonts w:ascii="Times New Roman" w:hAnsi="Times New Roman" w:eastAsia="Times New Roman" w:cs="Times New Roman"/>
-        </w:rPr>
-        <w:t xml:space="preserve">C. 1　　</w:t>
-      </w:r>
-    </w:p>
-    <w:p>
-      <w:pPr>
-        <w:pStyle w:val="BodyText"/>
-        <w:ind w:left="480" w:hanging="480"/>
-        <w:spacing w:before="0" w:after="180"/>
       </w:pPr>
       <w:r>
         <w:rPr>
@@ -31302,7 +31304,9 @@
       </w:r>
     </w:p>
     <w:p>
-      <w:pPr/>
+      <w:pPr>
+        <w:spacing w:before="0" w:after="0"/>
+      </w:pPr>
       <w:r>
         <w:rPr>
           <w:rFonts w:ascii="Times New Roman" w:hAnsi="Times New Roman" w:eastAsia="Times New Roman" w:cs="Times New Roman"/>
@@ -37052,6 +37056,14 @@
       <w:tblPr>
         <w:tblStyle w:val="Table"/>
         <w:tblW w:type="auto" w:w="0"/>
+        <w:tblBorders>
+          <w:top w:val="single" w:sz="12" w:space="0" w:color="000000"/>
+          <w:left w:val="none" w:sz="0" w:space="0" w:color="auto"/>
+          <w:bottom w:val="single" w:sz="12" w:space="0" w:color="000000"/>
+          <w:right w:val="none" w:sz="0" w:space="0" w:color="auto"/>
+          <w:insideH w:val="none" w:sz="0" w:space="0" w:color="auto"/>
+          <w:insideV w:val="none" w:sz="0" w:space="0" w:color="auto"/>
+        </w:tblBorders>
         <w:tblLook w:firstRow="1" w:lastRow="0" w:firstColumn="0" w:lastColumn="0" w:noHBand="0" w:noVBand="0" w:val="0020"/>
       </w:tblPr>
       <w:tblGrid>
@@ -37063,7 +37075,11 @@
           <w:tblHeader w:val="on"/>
         </w:trPr>
         <w:tc>
-          <w:tcPr/>
+          <w:tcPr>
+            <w:tcBorders>
+              <w:bottom w:val="single" w:sz="8" w:space="0" w:color="000000"/>
+            </w:tcBorders>
+          </w:tcPr>
           <w:p>
             <w:pPr>
               <w:pStyle w:val="Compact"/>
@@ -37079,7 +37095,11 @@
           </w:p>
         </w:tc>
         <w:tc>
-          <w:tcPr/>
+          <w:tcPr>
+            <w:tcBorders>
+              <w:bottom w:val="single" w:sz="8" w:space="0" w:color="000000"/>
+            </w:tcBorders>
+          </w:tcPr>
           <w:p>
             <w:pPr>
               <w:pStyle w:val="Compact"/>
@@ -39259,6 +39279,14 @@
       <w:tblPr>
         <w:tblStyle w:val="Table"/>
         <w:tblW w:type="auto" w:w="0"/>
+        <w:tblBorders>
+          <w:top w:val="single" w:sz="12" w:space="0" w:color="000000"/>
+          <w:left w:val="none" w:sz="0" w:space="0" w:color="auto"/>
+          <w:bottom w:val="single" w:sz="12" w:space="0" w:color="000000"/>
+          <w:right w:val="none" w:sz="0" w:space="0" w:color="auto"/>
+          <w:insideH w:val="none" w:sz="0" w:space="0" w:color="auto"/>
+          <w:insideV w:val="none" w:sz="0" w:space="0" w:color="auto"/>
+        </w:tblBorders>
         <w:tblLook w:firstRow="1" w:lastRow="0" w:firstColumn="0" w:lastColumn="0" w:noHBand="0" w:noVBand="0" w:val="0020"/>
       </w:tblPr>
       <w:tblGrid>
@@ -39270,7 +39298,11 @@
           <w:tblHeader w:val="on"/>
         </w:trPr>
         <w:tc>
-          <w:tcPr/>
+          <w:tcPr>
+            <w:tcBorders>
+              <w:bottom w:val="single" w:sz="8" w:space="0" w:color="000000"/>
+            </w:tcBorders>
+          </w:tcPr>
           <w:p>
             <w:pPr>
               <w:pStyle w:val="Compact"/>
@@ -39286,7 +39318,11 @@
           </w:p>
         </w:tc>
         <w:tc>
-          <w:tcPr/>
+          <w:tcPr>
+            <w:tcBorders>
+              <w:bottom w:val="single" w:sz="8" w:space="0" w:color="000000"/>
+            </w:tcBorders>
+          </w:tcPr>
           <w:p>
             <w:pPr>
               <w:pStyle w:val="Compact"/>
@@ -46918,8 +46954,8 @@
     <w:p>
       <w:pPr>
         <w:pStyle w:val="BodyText"/>
+        <w:spacing w:before="0" w:after="0"/>
         <w:ind w:left="480" w:hanging="480"/>
-        <w:spacing w:after="0"/>
       </w:pPr>
       <w:r>
         <w:rPr>
@@ -47013,8 +47049,8 @@
     <w:p>
       <w:pPr>
         <w:pStyle w:val="BodyText"/>
+        <w:spacing w:before="0" w:after="0"/>
         <w:ind w:left="480" w:hanging="480"/>
-        <w:spacing w:before="0" w:after="0"/>
       </w:pPr>
       <w:r>
         <w:rPr>
@@ -47087,8 +47123,8 @@
     <w:p>
       <w:pPr>
         <w:pStyle w:val="BodyText"/>
+        <w:spacing w:before="0" w:after="0"/>
         <w:ind w:left="480" w:hanging="480"/>
-        <w:spacing w:before="0" w:after="0"/>
       </w:pPr>
       <w:r>
         <w:rPr>
@@ -47167,8 +47203,8 @@
     <w:p>
       <w:pPr>
         <w:pStyle w:val="BodyText"/>
+        <w:spacing w:before="0" w:after="0"/>
         <w:ind w:left="480" w:hanging="480"/>
-        <w:spacing w:before="0" w:after="180"/>
       </w:pPr>
       <w:r>
         <w:rPr>
@@ -49667,8 +49703,8 @@
     <w:p>
       <w:pPr>
         <w:pStyle w:val="BodyText"/>
+        <w:spacing w:before="0" w:after="0"/>
         <w:ind w:left="480" w:hanging="480"/>
-        <w:spacing w:after="0"/>
       </w:pPr>
       <w:r>
         <w:rPr>
@@ -49765,8 +49801,8 @@
     <w:p>
       <w:pPr>
         <w:pStyle w:val="BodyText"/>
+        <w:spacing w:before="0" w:after="0"/>
         <w:ind w:left="480" w:hanging="480"/>
-        <w:spacing w:before="0" w:after="0"/>
       </w:pPr>
       <w:r>
         <w:rPr>
@@ -49866,8 +49902,8 @@
     <w:p>
       <w:pPr>
         <w:pStyle w:val="BodyText"/>
+        <w:spacing w:before="0" w:after="0"/>
         <w:ind w:left="480" w:hanging="480"/>
-        <w:spacing w:before="0" w:after="0"/>
       </w:pPr>
       <w:r>
         <w:rPr>
@@ -49958,8 +49994,8 @@
     <w:p>
       <w:pPr>
         <w:pStyle w:val="BodyText"/>
+        <w:spacing w:before="0" w:after="0"/>
         <w:ind w:left="480" w:hanging="480"/>
-        <w:spacing w:before="0" w:after="180"/>
       </w:pPr>
       <w:r>
         <w:rPr>
@@ -51674,8 +51710,8 @@
     <w:p>
       <w:pPr>
         <w:pStyle w:val="BodyText"/>
+        <w:spacing w:before="0" w:after="0"/>
         <w:ind w:left="480" w:hanging="480"/>
-        <w:spacing w:after="0"/>
       </w:pPr>
       <w:r>
         <w:rPr>
@@ -51699,38 +51735,63 @@
     <w:p>
       <w:pPr>
         <w:pStyle w:val="BodyText"/>
+        <w:spacing w:before="0" w:after="0"/>
         <w:ind w:left="480" w:hanging="480"/>
+      </w:pPr>
+      <w:r>
+        <w:rPr>
+          <w:rFonts w:ascii="Times New Roman" w:hAnsi="Times New Roman" w:eastAsia="Times New Roman" w:cs="Times New Roman"/>
+        </w:rPr>
+        <w:t xml:space="preserve">B. </w:t>
+      </w:r>
+      <w:r>
+        <w:rPr>
+          <w:rFonts w:hint="eastAsia" w:ascii="Times New Roman" w:hAnsi="Times New Roman" w:eastAsia="Times New Roman" w:cs="Times New Roman"/>
+        </w:rPr>
+        <w:t>Ⅲ</w:t>
+      </w:r>
+      <w:r>
+        <w:rPr>
+          <w:rFonts w:hint="eastAsia" w:ascii="Times New Roman" w:hAnsi="Times New Roman" w:eastAsia="FangSong" w:cs="Times New Roman"/>
+        </w:rPr>
+        <w:t>可被氧化</w:t>
+      </w:r>
+      <w:r>
+        <w:rPr>
+          <w:rFonts w:hint="eastAsia" w:ascii="Times New Roman" w:hAnsi="Times New Roman" w:eastAsia="Times New Roman" w:cs="Times New Roman"/>
+        </w:rPr>
+        <w:t>，Ⅳ</w:t>
+      </w:r>
+      <w:r>
+        <w:rPr>
+          <w:rFonts w:hint="eastAsia" w:ascii="Times New Roman" w:hAnsi="Times New Roman" w:eastAsia="FangSong" w:cs="Times New Roman"/>
+        </w:rPr>
+        <w:t>不可被氧化</w:t>
+      </w:r>
+      <w:r>
+        <w:rPr>
+          <w:rFonts w:ascii="Times New Roman" w:hAnsi="Times New Roman" w:eastAsia="Times New Roman" w:cs="Times New Roman"/>
+        </w:rPr>
+        <w:t xml:space="preserve"> </w:t>
+      </w:r>
+    </w:p>
+    <w:p>
+      <w:pPr>
+        <w:pStyle w:val="BodyText"/>
         <w:spacing w:before="0" w:after="0"/>
-      </w:pPr>
-      <w:r>
-        <w:rPr>
-          <w:rFonts w:ascii="Times New Roman" w:hAnsi="Times New Roman" w:eastAsia="Times New Roman" w:cs="Times New Roman"/>
-        </w:rPr>
-        <w:t xml:space="preserve">B. </w:t>
-      </w:r>
-      <w:r>
-        <w:rPr>
-          <w:rFonts w:hint="eastAsia" w:ascii="Times New Roman" w:hAnsi="Times New Roman" w:eastAsia="Times New Roman" w:cs="Times New Roman"/>
-        </w:rPr>
-        <w:t>Ⅲ</w:t>
-      </w:r>
-      <w:r>
-        <w:rPr>
-          <w:rFonts w:hint="eastAsia" w:ascii="Times New Roman" w:hAnsi="Times New Roman" w:eastAsia="FangSong" w:cs="Times New Roman"/>
-        </w:rPr>
-        <w:t>可被氧化</w:t>
-      </w:r>
-      <w:r>
-        <w:rPr>
-          <w:rFonts w:hint="eastAsia" w:ascii="Times New Roman" w:hAnsi="Times New Roman" w:eastAsia="Times New Roman" w:cs="Times New Roman"/>
-        </w:rPr>
-        <w:t>，Ⅳ</w:t>
-      </w:r>
-      <w:r>
-        <w:rPr>
-          <w:rFonts w:hint="eastAsia" w:ascii="Times New Roman" w:hAnsi="Times New Roman" w:eastAsia="FangSong" w:cs="Times New Roman"/>
-        </w:rPr>
-        <w:t>不可被氧化</w:t>
+        <w:ind w:left="480" w:hanging="480"/>
+      </w:pPr>
+      <w:r>
+        <w:rPr>
+          <w:rFonts w:ascii="Times New Roman" w:hAnsi="Times New Roman" w:eastAsia="Times New Roman" w:cs="Times New Roman"/>
+        </w:rPr>
+        <w:t xml:space="preserve">C. </w:t>
+      </w:r>
+      <w:r>
+        <w:rPr>
+          <w:rFonts w:hint="eastAsia" w:ascii="Times New Roman" w:hAnsi="Times New Roman" w:eastAsia="FangSong" w:cs="Times New Roman"/>
+        </w:rPr>
+        <w:t xml:space="preserve">都溶于水</w:t>
       </w:r>
       <w:r>
         <w:rPr>
@@ -51742,33 +51803,8 @@
     <w:p>
       <w:pPr>
         <w:pStyle w:val="BodyText"/>
+        <w:spacing w:before="0" w:after="0"/>
         <w:ind w:left="480" w:hanging="480"/>
-        <w:spacing w:before="0" w:after="0"/>
-      </w:pPr>
-      <w:r>
-        <w:rPr>
-          <w:rFonts w:ascii="Times New Roman" w:hAnsi="Times New Roman" w:eastAsia="Times New Roman" w:cs="Times New Roman"/>
-        </w:rPr>
-        <w:t xml:space="preserve">C. </w:t>
-      </w:r>
-      <w:r>
-        <w:rPr>
-          <w:rFonts w:hint="eastAsia" w:ascii="Times New Roman" w:hAnsi="Times New Roman" w:eastAsia="FangSong" w:cs="Times New Roman"/>
-        </w:rPr>
-        <w:t xml:space="preserve">都溶于水</w:t>
-      </w:r>
-      <w:r>
-        <w:rPr>
-          <w:rFonts w:ascii="Times New Roman" w:hAnsi="Times New Roman" w:eastAsia="Times New Roman" w:cs="Times New Roman"/>
-        </w:rPr>
-        <w:t xml:space="preserve"> </w:t>
-      </w:r>
-    </w:p>
-    <w:p>
-      <w:pPr>
-        <w:pStyle w:val="BodyText"/>
-        <w:ind w:left="480" w:hanging="480"/>
-        <w:spacing w:before="0" w:after="180"/>
       </w:pPr>
       <w:r>
         <w:rPr>
@@ -61700,7 +61736,7 @@
     <ns0:rPr>
       <ns0:rFonts ns0:ascii="Times New Roman" ns0:cs="Times New Roman" ns0:eastAsia="SimHei" ns0:hAnsi="Times New Roman"/>
       <ns0:b/>
-      <ns0:color ns0:val="17324D"/>
+      <ns0:color ns0:val="000000"/>
       <ns0:sz ns0:val="44"/>
       <ns0:szCs ns0:val="56"/>
     </ns0:rPr>
@@ -61842,7 +61878,7 @@
     <ns0:rPr>
       <ns0:rFonts ns0:ascii="Times New Roman" ns0:cs="Times New Roman" ns0:eastAsia="SimHei" ns0:hAnsi="Times New Roman"/>
       <ns0:b/>
-      <ns0:color ns0:val="17324D"/>
+      <ns0:color ns0:val="000000"/>
       <ns0:sz ns0:val="32"/>
       <ns0:szCs ns0:val="40"/>
     </ns0:rPr>
@@ -61866,7 +61902,7 @@
     <ns0:rPr>
       <ns0:rFonts ns0:ascii="Times New Roman" ns0:cs="Times New Roman" ns0:eastAsia="SimHei" ns0:hAnsi="Times New Roman"/>
       <ns0:b/>
-      <ns0:color ns0:val="17324D"/>
+      <ns0:color ns0:val="000000"/>
       <ns0:sz ns0:val="28"/>
       <ns0:szCs ns0:val="32"/>
     </ns0:rPr>
@@ -61890,7 +61926,7 @@
     <ns0:rPr>
       <ns0:rFonts ns0:ascii="Times New Roman" ns0:cs="Times New Roman" ns0:eastAsia="SimHei" ns0:hAnsi="Times New Roman"/>
       <ns0:b/>
-      <ns0:color ns0:val="17324D"/>
+      <ns0:color ns0:val="000000"/>
       <ns0:sz ns0:val="25"/>
       <ns0:szCs ns0:val="28"/>
     </ns0:rPr>
